--- a/SITP/DSA-Notes/M17_AdvancedDS.docx
+++ b/SITP/DSA-Notes/M17_AdvancedDS.docx
@@ -60,7 +60,7 @@
         </w:p>
       </w:sdtContent>
     </w:sdt>
-    <w:bookmarkStart w:id="34" w:name="module-17-advanced-data-structures"/>
+    <w:bookmarkStart w:id="49" w:name="module-17-advanced-data-structures"/>
     <w:p>
       <w:pPr>
         <w:pStyle w:val="Heading1"/>
@@ -214,7 +214,7 @@
         </w:pict>
       </w:r>
     </w:p>
-    <w:bookmarkStart w:id="12" w:name="skip-list"/>
+    <w:bookmarkStart w:id="14" w:name="skip-list"/>
     <w:p>
       <w:pPr>
         <w:pStyle w:val="Heading2"/>
@@ -476,6 +476,614 @@
         <w:t xml:space="preserve">when you’re about to pass your exit.</w:t>
       </w:r>
     </w:p>
+    <w:bookmarkStart w:id="12" w:name="a-why-the-levels-give-expected-olog-n"/>
+    <w:p>
+      <w:pPr>
+        <w:pStyle w:val="Heading3"/>
+      </w:pPr>
+      <w:r>
+        <w:t xml:space="preserve">17.1a Why the levels give expected O(log n)</w:t>
+      </w:r>
+    </w:p>
+    <w:p>
+      <w:pPr>
+        <w:pStyle w:val="FirstParagraph"/>
+      </w:pPr>
+      <w:r>
+        <w:t xml:space="preserve">The trick is the</w:t>
+      </w:r>
+      <w:r>
+        <w:t xml:space="preserve"> </w:t>
+      </w:r>
+      <w:r>
+        <w:rPr>
+          <w:b/>
+          <w:bCs/>
+        </w:rPr>
+        <w:t xml:space="preserve">coin flip</w:t>
+      </w:r>
+      <w:r>
+        <w:t xml:space="preserve">. When you insert a node, you keep tossing a fair</w:t>
+      </w:r>
+      <w:r>
+        <w:t xml:space="preserve"> </w:t>
+      </w:r>
+      <w:r>
+        <w:t xml:space="preserve">coin: it goes up one level for every</w:t>
+      </w:r>
+      <w:r>
+        <w:t xml:space="preserve"> </w:t>
+      </w:r>
+      <w:r>
+        <w:t xml:space="preserve">“heads”</w:t>
+      </w:r>
+      <w:r>
+        <w:t xml:space="preserve">, and stops at the first</w:t>
+      </w:r>
+      <w:r>
+        <w:t xml:space="preserve"> </w:t>
+      </w:r>
+      <w:r>
+        <w:t xml:space="preserve">“tails”</w:t>
+      </w:r>
+      <w:r>
+        <w:t xml:space="preserve">. So</w:t>
+      </w:r>
+      <w:r>
+        <w:t xml:space="preserve"> </w:t>
+      </w:r>
+      <w:r>
+        <w:t xml:space="preserve">each node reaches level</w:t>
+      </w:r>
+      <w:r>
+        <w:t xml:space="preserve"> </w:t>
+      </w:r>
+      <w:r>
+        <w:rPr>
+          <w:rStyle w:val="VerbatimChar"/>
+        </w:rPr>
+        <w:t xml:space="preserve">L</w:t>
+      </w:r>
+      <w:r>
+        <w:t xml:space="preserve"> </w:t>
+      </w:r>
+      <w:r>
+        <w:t xml:space="preserve">with probability</w:t>
+      </w:r>
+      <w:r>
+        <w:t xml:space="preserve"> </w:t>
+      </w:r>
+      <w:r>
+        <w:rPr>
+          <w:rStyle w:val="VerbatimChar"/>
+        </w:rPr>
+        <w:t xml:space="preserve">1/2^L</w:t>
+      </w:r>
+      <w:r>
+        <w:t xml:space="preserve">.</w:t>
+      </w:r>
+    </w:p>
+    <w:p>
+      <w:pPr>
+        <w:pStyle w:val="Compact"/>
+        <w:numPr>
+          <w:ilvl w:val="0"/>
+          <w:numId w:val="1002"/>
+        </w:numPr>
+      </w:pPr>
+      <w:r>
+        <w:t xml:space="preserve">With probability</w:t>
+      </w:r>
+      <w:r>
+        <w:t xml:space="preserve"> </w:t>
+      </w:r>
+      <w:r>
+        <w:rPr>
+          <w:b/>
+          <w:bCs/>
+        </w:rPr>
+        <w:t xml:space="preserve">1/2</w:t>
+      </w:r>
+      <w:r>
+        <w:t xml:space="preserve"> </w:t>
+      </w:r>
+      <w:r>
+        <w:t xml:space="preserve">a node is on level 1 (the base only).</w:t>
+      </w:r>
+    </w:p>
+    <w:p>
+      <w:pPr>
+        <w:pStyle w:val="Compact"/>
+        <w:numPr>
+          <w:ilvl w:val="0"/>
+          <w:numId w:val="1002"/>
+        </w:numPr>
+      </w:pPr>
+      <w:r>
+        <w:t xml:space="preserve">With probability</w:t>
+      </w:r>
+      <w:r>
+        <w:t xml:space="preserve"> </w:t>
+      </w:r>
+      <w:r>
+        <w:rPr>
+          <w:b/>
+          <w:bCs/>
+        </w:rPr>
+        <w:t xml:space="preserve">1/4</w:t>
+      </w:r>
+      <w:r>
+        <w:t xml:space="preserve"> </w:t>
+      </w:r>
+      <w:r>
+        <w:t xml:space="preserve">it also reaches level 2.</w:t>
+      </w:r>
+    </w:p>
+    <w:p>
+      <w:pPr>
+        <w:pStyle w:val="Compact"/>
+        <w:numPr>
+          <w:ilvl w:val="0"/>
+          <w:numId w:val="1002"/>
+        </w:numPr>
+      </w:pPr>
+      <w:r>
+        <w:t xml:space="preserve">With probability</w:t>
+      </w:r>
+      <w:r>
+        <w:t xml:space="preserve"> </w:t>
+      </w:r>
+      <w:r>
+        <w:rPr>
+          <w:b/>
+          <w:bCs/>
+        </w:rPr>
+        <w:t xml:space="preserve">1/8</w:t>
+      </w:r>
+      <w:r>
+        <w:t xml:space="preserve"> </w:t>
+      </w:r>
+      <w:r>
+        <w:t xml:space="preserve">it also reaches level 3, and so on.</w:t>
+      </w:r>
+    </w:p>
+    <w:p>
+      <w:pPr>
+        <w:pStyle w:val="FirstParagraph"/>
+      </w:pPr>
+      <w:r>
+        <w:t xml:space="preserve">So on average</w:t>
+      </w:r>
+      <w:r>
+        <w:t xml:space="preserve"> </w:t>
+      </w:r>
+      <w:r>
+        <w:rPr>
+          <w:b/>
+          <w:bCs/>
+        </w:rPr>
+        <w:t xml:space="preserve">half</w:t>
+      </w:r>
+      <w:r>
+        <w:t xml:space="preserve"> </w:t>
+      </w:r>
+      <w:r>
+        <w:t xml:space="preserve">the nodes appear at level 1, a</w:t>
+      </w:r>
+      <w:r>
+        <w:t xml:space="preserve"> </w:t>
+      </w:r>
+      <w:r>
+        <w:rPr>
+          <w:b/>
+          <w:bCs/>
+        </w:rPr>
+        <w:t xml:space="preserve">quarter</w:t>
+      </w:r>
+      <w:r>
+        <w:t xml:space="preserve"> </w:t>
+      </w:r>
+      <w:r>
+        <w:t xml:space="preserve">at level 2, an</w:t>
+      </w:r>
+      <w:r>
+        <w:t xml:space="preserve"> </w:t>
+      </w:r>
+      <w:r>
+        <w:rPr>
+          <w:b/>
+          <w:bCs/>
+        </w:rPr>
+        <w:t xml:space="preserve">eighth</w:t>
+      </w:r>
+      <w:r>
+        <w:t xml:space="preserve"> </w:t>
+      </w:r>
+      <w:r>
+        <w:t xml:space="preserve">at level 3… Each higher lane holds about half as many nodes as the one</w:t>
+      </w:r>
+      <w:r>
+        <w:t xml:space="preserve"> </w:t>
+      </w:r>
+      <w:r>
+        <w:t xml:space="preserve">below — exactly the</w:t>
+      </w:r>
+      <w:r>
+        <w:t xml:space="preserve"> </w:t>
+      </w:r>
+      <w:r>
+        <w:t xml:space="preserve">“skip half”</w:t>
+      </w:r>
+      <w:r>
+        <w:t xml:space="preserve"> </w:t>
+      </w:r>
+      <w:r>
+        <w:t xml:space="preserve">property a balanced structure needs, but achieved</w:t>
+      </w:r>
+      <w:r>
+        <w:t xml:space="preserve"> </w:t>
+      </w:r>
+      <w:r>
+        <w:t xml:space="preserve">by pure chance, with</w:t>
+      </w:r>
+      <w:r>
+        <w:t xml:space="preserve"> </w:t>
+      </w:r>
+      <w:r>
+        <w:rPr>
+          <w:b/>
+          <w:bCs/>
+        </w:rPr>
+        <w:t xml:space="preserve">no rotations and no rebalancing</w:t>
+      </w:r>
+      <w:r>
+        <w:t xml:space="preserve">.</w:t>
+      </w:r>
+    </w:p>
+    <w:p>
+      <w:pPr>
+        <w:pStyle w:val="SourceCode"/>
+      </w:pPr>
+      <w:r>
+        <w:rPr>
+          <w:rStyle w:val="VerbatimChar"/>
+        </w:rPr>
+        <w:t xml:space="preserve">Expected count per level (n nodes, p = 1/2):</w:t>
+      </w:r>
+      <w:r>
+        <w:br/>
+      </w:r>
+      <w:r>
+        <w:rPr>
+          <w:rStyle w:val="VerbatimChar"/>
+        </w:rPr>
+        <w:t xml:space="preserve">  level 1 : n            (all nodes)</w:t>
+      </w:r>
+      <w:r>
+        <w:br/>
+      </w:r>
+      <w:r>
+        <w:rPr>
+          <w:rStyle w:val="VerbatimChar"/>
+        </w:rPr>
+        <w:t xml:space="preserve">  level 2 : n/2</w:t>
+      </w:r>
+      <w:r>
+        <w:br/>
+      </w:r>
+      <w:r>
+        <w:rPr>
+          <w:rStyle w:val="VerbatimChar"/>
+        </w:rPr>
+        <w:t xml:space="preserve">  level 3 : n/4</w:t>
+      </w:r>
+      <w:r>
+        <w:br/>
+      </w:r>
+      <w:r>
+        <w:rPr>
+          <w:rStyle w:val="VerbatimChar"/>
+        </w:rPr>
+        <w:t xml:space="preserve">  ...</w:t>
+      </w:r>
+      <w:r>
+        <w:br/>
+      </w:r>
+      <w:r>
+        <w:rPr>
+          <w:rStyle w:val="VerbatimChar"/>
+        </w:rPr>
+        <w:t xml:space="preserve">  top     : ~1</w:t>
+      </w:r>
+      <w:r>
+        <w:br/>
+      </w:r>
+      <w:r>
+        <w:rPr>
+          <w:rStyle w:val="VerbatimChar"/>
+        </w:rPr>
+        <w:t xml:space="preserve">Number of levels ≈ log2(n).  Total nodes ≈ n + n/2 + n/4 + ... ≈ 2n = O(n) space.</w:t>
+      </w:r>
+    </w:p>
+    <w:p>
+      <w:pPr>
+        <w:pStyle w:val="FirstParagraph"/>
+      </w:pPr>
+      <w:r>
+        <w:rPr>
+          <w:b/>
+          <w:bCs/>
+        </w:rPr>
+        <w:t xml:space="preserve">Search cost intuition.</w:t>
+      </w:r>
+      <w:r>
+        <w:t xml:space="preserve"> </w:t>
+      </w:r>
+      <w:r>
+        <w:t xml:space="preserve">Search walks</w:t>
+      </w:r>
+      <w:r>
+        <w:t xml:space="preserve"> </w:t>
+      </w:r>
+      <w:r>
+        <w:rPr>
+          <w:i/>
+          <w:iCs/>
+        </w:rPr>
+        <w:t xml:space="preserve">right</w:t>
+      </w:r>
+      <w:r>
+        <w:t xml:space="preserve"> </w:t>
+      </w:r>
+      <w:r>
+        <w:t xml:space="preserve">on a level, then</w:t>
+      </w:r>
+      <w:r>
+        <w:t xml:space="preserve"> </w:t>
+      </w:r>
+      <w:r>
+        <w:rPr>
+          <w:i/>
+          <w:iCs/>
+        </w:rPr>
+        <w:t xml:space="preserve">drops down</w:t>
+      </w:r>
+      <w:r>
+        <w:t xml:space="preserve"> </w:t>
+      </w:r>
+      <w:r>
+        <w:t xml:space="preserve">when</w:t>
+      </w:r>
+      <w:r>
+        <w:t xml:space="preserve"> </w:t>
+      </w:r>
+      <w:r>
+        <w:t xml:space="preserve">the next node would overshoot the target. At each level you expect to step right</w:t>
+      </w:r>
+      <w:r>
+        <w:t xml:space="preserve"> </w:t>
+      </w:r>
+      <w:r>
+        <w:t xml:space="preserve">only</w:t>
+      </w:r>
+      <w:r>
+        <w:t xml:space="preserve"> </w:t>
+      </w:r>
+      <w:r>
+        <w:rPr>
+          <w:b/>
+          <w:bCs/>
+        </w:rPr>
+        <w:t xml:space="preserve">~1–2 times</w:t>
+      </w:r>
+      <w:r>
+        <w:t xml:space="preserve"> </w:t>
+      </w:r>
+      <w:r>
+        <w:t xml:space="preserve">before dropping (because each node has a ~1/2 chance of being</w:t>
+      </w:r>
+      <w:r>
+        <w:t xml:space="preserve"> </w:t>
+      </w:r>
+      <w:r>
+        <w:t xml:space="preserve">promoted, a right-move that does not overshoot is</w:t>
+      </w:r>
+      <w:r>
+        <w:t xml:space="preserve"> </w:t>
+      </w:r>
+      <w:r>
+        <w:t xml:space="preserve">“rare”</w:t>
+      </w:r>
+      <w:r>
+        <w:t xml:space="preserve">). There are about</w:t>
+      </w:r>
+      <w:r>
+        <w:t xml:space="preserve"> </w:t>
+      </w:r>
+      <w:r>
+        <w:rPr>
+          <w:rStyle w:val="VerbatimChar"/>
+        </w:rPr>
+        <w:t xml:space="preserve">log2(n)</w:t>
+      </w:r>
+      <w:r>
+        <w:t xml:space="preserve"> </w:t>
+      </w:r>
+      <w:r>
+        <w:t xml:space="preserve">levels, so total work is</w:t>
+      </w:r>
+      <w:r>
+        <w:t xml:space="preserve"> </w:t>
+      </w:r>
+      <w:r>
+        <w:rPr>
+          <w:b/>
+          <w:bCs/>
+        </w:rPr>
+        <w:t xml:space="preserve">O(log n) expected</w:t>
+      </w:r>
+      <w:r>
+        <w:t xml:space="preserve">. The bound is</w:t>
+      </w:r>
+      <w:r>
+        <w:t xml:space="preserve"> </w:t>
+      </w:r>
+      <w:r>
+        <w:rPr>
+          <w:i/>
+          <w:iCs/>
+        </w:rPr>
+        <w:t xml:space="preserve">probabilistic</w:t>
+      </w:r>
+      <w:r>
+        <w:t xml:space="preserve"> </w:t>
+      </w:r>
+      <w:r>
+        <w:t xml:space="preserve">(expected / with-high-probability), not a hard worst case — a very</w:t>
+      </w:r>
+      <w:r>
+        <w:t xml:space="preserve"> </w:t>
+      </w:r>
+      <w:r>
+        <w:t xml:space="preserve">unlucky run of coin flips could be worse, but that is astronomically unlikely.</w:t>
+      </w:r>
+    </w:p>
+    <w:p>
+      <w:pPr>
+        <w:pStyle w:val="BlockText"/>
+      </w:pPr>
+      <w:r>
+        <w:rPr>
+          <w:b/>
+          <w:bCs/>
+        </w:rPr>
+        <w:t xml:space="preserve">Memory hook:</w:t>
+      </w:r>
+      <w:r>
+        <w:t xml:space="preserve"> </w:t>
+      </w:r>
+      <w:r>
+        <w:t xml:space="preserve">flip a coin per node; heads = promote. Halving lanes ⇒ log</w:t>
+      </w:r>
+      <w:r>
+        <w:t xml:space="preserve"> </w:t>
+      </w:r>
+      <w:r>
+        <w:t xml:space="preserve">height ⇒ O(log n), for free, no balancing code.</w:t>
+      </w:r>
+    </w:p>
+    <w:bookmarkEnd w:id="12"/>
+    <w:bookmarkStart w:id="13" w:name="mcqs"/>
+    <w:p>
+      <w:pPr>
+        <w:pStyle w:val="Heading3"/>
+      </w:pPr>
+      <w:r>
+        <w:t xml:space="preserve">MCQs</w:t>
+      </w:r>
+    </w:p>
+    <w:p>
+      <w:pPr>
+        <w:pStyle w:val="Compact"/>
+        <w:numPr>
+          <w:ilvl w:val="0"/>
+          <w:numId w:val="1003"/>
+        </w:numPr>
+      </w:pPr>
+      <w:r>
+        <w:t xml:space="preserve">Probability a skip-list node reaches level</w:t>
+      </w:r>
+      <w:r>
+        <w:t xml:space="preserve"> </w:t>
+      </w:r>
+      <w:r>
+        <w:rPr>
+          <w:rStyle w:val="VerbatimChar"/>
+        </w:rPr>
+        <w:t xml:space="preserve">L</w:t>
+      </w:r>
+      <w:r>
+        <w:t xml:space="preserve"> </w:t>
+      </w:r>
+      <w:r>
+        <w:t xml:space="preserve">(p = 1/2)? →</w:t>
+      </w:r>
+      <w:r>
+        <w:t xml:space="preserve"> </w:t>
+      </w:r>
+      <w:r>
+        <w:rPr>
+          <w:b/>
+          <w:bCs/>
+        </w:rPr>
+        <w:t xml:space="preserve">1/2^L</w:t>
+      </w:r>
+      <w:r>
+        <w:t xml:space="preserve">.</w:t>
+      </w:r>
+    </w:p>
+    <w:p>
+      <w:pPr>
+        <w:pStyle w:val="Compact"/>
+        <w:numPr>
+          <w:ilvl w:val="0"/>
+          <w:numId w:val="1003"/>
+        </w:numPr>
+      </w:pPr>
+      <w:r>
+        <w:t xml:space="preserve">Expected number of levels for</w:t>
+      </w:r>
+      <w:r>
+        <w:t xml:space="preserve"> </w:t>
+      </w:r>
+      <w:r>
+        <w:rPr>
+          <w:rStyle w:val="VerbatimChar"/>
+        </w:rPr>
+        <w:t xml:space="preserve">n</w:t>
+      </w:r>
+      <w:r>
+        <w:t xml:space="preserve"> </w:t>
+      </w:r>
+      <w:r>
+        <w:t xml:space="preserve">nodes? →</w:t>
+      </w:r>
+      <w:r>
+        <w:t xml:space="preserve"> </w:t>
+      </w:r>
+      <w:r>
+        <w:rPr>
+          <w:b/>
+          <w:bCs/>
+        </w:rPr>
+        <w:t xml:space="preserve">≈ log₂ n</w:t>
+      </w:r>
+      <w:r>
+        <w:t xml:space="preserve">.</w:t>
+      </w:r>
+    </w:p>
+    <w:p>
+      <w:pPr>
+        <w:pStyle w:val="Compact"/>
+        <w:numPr>
+          <w:ilvl w:val="0"/>
+          <w:numId w:val="1003"/>
+        </w:numPr>
+      </w:pPr>
+      <w:r>
+        <w:t xml:space="preserve">Is skip-list O(log n) a worst case? →</w:t>
+      </w:r>
+      <w:r>
+        <w:t xml:space="preserve"> </w:t>
+      </w:r>
+      <w:r>
+        <w:rPr>
+          <w:b/>
+          <w:bCs/>
+        </w:rPr>
+        <w:t xml:space="preserve">No — expected / with-high-probability.</w:t>
+      </w:r>
+    </w:p>
     <w:p>
       <w:r>
         <w:pict>
@@ -483,8 +1091,9 @@
         </w:pict>
       </w:r>
     </w:p>
-    <w:bookmarkEnd w:id="12"/>
-    <w:bookmarkStart w:id="16" w:name="treap-cartesian-tree"/>
+    <w:bookmarkEnd w:id="13"/>
+    <w:bookmarkEnd w:id="14"/>
+    <w:bookmarkStart w:id="20" w:name="treap-cartesian-tree"/>
     <w:p>
       <w:pPr>
         <w:pStyle w:val="Heading2"/>
@@ -610,18 +1219,18 @@
           <wp:inline>
             <wp:extent cx="5334000" cy="2074074"/>
             <wp:effectExtent b="0" l="0" r="0" t="0"/>
-            <wp:docPr descr="Treap: BST by key + heap by random priority → expected O(log n), self-balancing on average." title="" id="14" name="Picture"/>
+            <wp:docPr descr="Treap: BST by key + heap by random priority → expected O(log n), self-balancing on average." title="" id="16" name="Picture"/>
             <a:graphic>
               <a:graphicData uri="http://schemas.openxmlformats.org/drawingml/2006/picture">
                 <pic:pic>
                   <pic:nvPicPr>
-                    <pic:cNvPr descr="images/126_treap.png" id="15" name="Picture"/>
+                    <pic:cNvPr descr="images/126_treap.png" id="17" name="Picture"/>
                     <pic:cNvPicPr>
                       <a:picLocks noChangeArrowheads="1" noChangeAspect="1"/>
                     </pic:cNvPicPr>
                   </pic:nvPicPr>
                   <pic:blipFill>
-                    <a:blip r:embed="rId13"/>
+                    <a:blip r:embed="rId15"/>
                     <a:stretch>
                       <a:fillRect/>
                     </a:stretch>
@@ -661,7 +1270,7 @@
         <w:pStyle w:val="Compact"/>
         <w:numPr>
           <w:ilvl w:val="0"/>
-          <w:numId w:val="1002"/>
+          <w:numId w:val="1004"/>
         </w:numPr>
       </w:pPr>
       <w:r>
@@ -689,7 +1298,7 @@
         <w:pStyle w:val="Compact"/>
         <w:numPr>
           <w:ilvl w:val="0"/>
-          <w:numId w:val="1002"/>
+          <w:numId w:val="1004"/>
         </w:numPr>
       </w:pPr>
       <w:r>
@@ -735,6 +1344,657 @@
       </w:r>
       <w:r>
         <w:t xml:space="preserve">in O(log n) (a CP power-tool).</w:t>
+      </w:r>
+    </w:p>
+    <w:bookmarkStart w:id="18" w:name="X5688148064690868f7b3abb8d0997b1a0dec6b4"/>
+    <w:p>
+      <w:pPr>
+        <w:pStyle w:val="Heading3"/>
+      </w:pPr>
+      <w:r>
+        <w:t xml:space="preserve">17.2a Treap worked example (two invariants at once)</w:t>
+      </w:r>
+    </w:p>
+    <w:p>
+      <w:pPr>
+        <w:pStyle w:val="FirstParagraph"/>
+      </w:pPr>
+      <w:r>
+        <w:t xml:space="preserve">A treap obeys</w:t>
+      </w:r>
+      <w:r>
+        <w:t xml:space="preserve"> </w:t>
+      </w:r>
+      <w:r>
+        <w:rPr>
+          <w:b/>
+          <w:bCs/>
+        </w:rPr>
+        <w:t xml:space="preserve">two</w:t>
+      </w:r>
+      <w:r>
+        <w:t xml:space="preserve"> </w:t>
+      </w:r>
+      <w:r>
+        <w:t xml:space="preserve">rules together:</w:t>
+      </w:r>
+    </w:p>
+    <w:p>
+      <w:pPr>
+        <w:pStyle w:val="Compact"/>
+        <w:numPr>
+          <w:ilvl w:val="0"/>
+          <w:numId w:val="1005"/>
+        </w:numPr>
+      </w:pPr>
+      <w:r>
+        <w:rPr>
+          <w:b/>
+          <w:bCs/>
+        </w:rPr>
+        <w:t xml:space="preserve">BST rule on keys:</w:t>
+      </w:r>
+      <w:r>
+        <w:t xml:space="preserve"> </w:t>
+      </w:r>
+      <w:r>
+        <w:t xml:space="preserve">left subtree keys &lt; node key &lt; right subtree keys.</w:t>
+      </w:r>
+    </w:p>
+    <w:p>
+      <w:pPr>
+        <w:pStyle w:val="Compact"/>
+        <w:numPr>
+          <w:ilvl w:val="0"/>
+          <w:numId w:val="1005"/>
+        </w:numPr>
+      </w:pPr>
+      <w:r>
+        <w:rPr>
+          <w:b/>
+          <w:bCs/>
+        </w:rPr>
+        <w:t xml:space="preserve">Heap rule on priorities:</w:t>
+      </w:r>
+      <w:r>
+        <w:t xml:space="preserve"> </w:t>
+      </w:r>
+      <w:r>
+        <w:t xml:space="preserve">every node’s priority ≥ its children’s priorities</w:t>
+      </w:r>
+      <w:r>
+        <w:t xml:space="preserve"> </w:t>
+      </w:r>
+      <w:r>
+        <w:t xml:space="preserve">(a</w:t>
+      </w:r>
+      <w:r>
+        <w:t xml:space="preserve"> </w:t>
+      </w:r>
+      <w:r>
+        <w:rPr>
+          <w:i/>
+          <w:iCs/>
+        </w:rPr>
+        <w:t xml:space="preserve">max</w:t>
+      </w:r>
+      <w:r>
+        <w:t xml:space="preserve">-heap on the random priorities).</w:t>
+      </w:r>
+    </w:p>
+    <w:p>
+      <w:pPr>
+        <w:pStyle w:val="FirstParagraph"/>
+      </w:pPr>
+      <w:r>
+        <w:t xml:space="preserve">Say we insert these</w:t>
+      </w:r>
+      <w:r>
+        <w:t xml:space="preserve"> </w:t>
+      </w:r>
+      <w:r>
+        <w:rPr>
+          <w:rStyle w:val="VerbatimChar"/>
+        </w:rPr>
+        <w:t xml:space="preserve">(key, priority)</w:t>
+      </w:r>
+      <w:r>
+        <w:t xml:space="preserve"> </w:t>
+      </w:r>
+      <w:r>
+        <w:t xml:space="preserve">pairs in order. Priorities are random; here</w:t>
+      </w:r>
+      <w:r>
+        <w:t xml:space="preserve"> </w:t>
+      </w:r>
+      <w:r>
+        <w:t xml:space="preserve">we just pick numbers to trace the shape:</w:t>
+      </w:r>
+    </w:p>
+    <w:p>
+      <w:pPr>
+        <w:pStyle w:val="SourceCode"/>
+      </w:pPr>
+      <w:r>
+        <w:rPr>
+          <w:rStyle w:val="VerbatimChar"/>
+        </w:rPr>
+        <w:t xml:space="preserve">Insert (key, prio):  (D,50)  (B,30)  (F,80)  (A,10)  (C,20)</w:t>
+      </w:r>
+      <w:r>
+        <w:br/>
+      </w:r>
+      <w:r>
+        <w:br/>
+      </w:r>
+      <w:r>
+        <w:rPr>
+          <w:rStyle w:val="VerbatimChar"/>
+        </w:rPr>
+        <w:t xml:space="preserve">Step 1: insert D50           D50</w:t>
+      </w:r>
+      <w:r>
+        <w:br/>
+      </w:r>
+      <w:r>
+        <w:rPr>
+          <w:rStyle w:val="VerbatimChar"/>
+        </w:rPr>
+        <w:t xml:space="preserve">Step 2: insert B30       B30 is left of D (B&lt;D). prio 30&lt;50, heap ok.</w:t>
+      </w:r>
+      <w:r>
+        <w:br/>
+      </w:r>
+      <w:r>
+        <w:rPr>
+          <w:rStyle w:val="VerbatimChar"/>
+        </w:rPr>
+        <w:t xml:space="preserve">              D50</w:t>
+      </w:r>
+      <w:r>
+        <w:br/>
+      </w:r>
+      <w:r>
+        <w:rPr>
+          <w:rStyle w:val="VerbatimChar"/>
+        </w:rPr>
+        <w:t xml:space="preserve">             /</w:t>
+      </w:r>
+      <w:r>
+        <w:br/>
+      </w:r>
+      <w:r>
+        <w:rPr>
+          <w:rStyle w:val="VerbatimChar"/>
+        </w:rPr>
+        <w:t xml:space="preserve">           B30</w:t>
+      </w:r>
+      <w:r>
+        <w:br/>
+      </w:r>
+      <w:r>
+        <w:rPr>
+          <w:rStyle w:val="VerbatimChar"/>
+        </w:rPr>
+        <w:t xml:space="preserve">Step 3: insert F80       F is right of D (F&gt;D). But prio 80 &gt; 50 (heap broken!)</w:t>
+      </w:r>
+      <w:r>
+        <w:br/>
+      </w:r>
+      <w:r>
+        <w:rPr>
+          <w:rStyle w:val="VerbatimChar"/>
+        </w:rPr>
+        <w:t xml:space="preserve">                          -&gt; rotate F up above D.</w:t>
+      </w:r>
+      <w:r>
+        <w:br/>
+      </w:r>
+      <w:r>
+        <w:rPr>
+          <w:rStyle w:val="VerbatimChar"/>
+        </w:rPr>
+        <w:t xml:space="preserve">              F80</w:t>
+      </w:r>
+      <w:r>
+        <w:br/>
+      </w:r>
+      <w:r>
+        <w:rPr>
+          <w:rStyle w:val="VerbatimChar"/>
+        </w:rPr>
+        <w:t xml:space="preserve">             /</w:t>
+      </w:r>
+      <w:r>
+        <w:br/>
+      </w:r>
+      <w:r>
+        <w:rPr>
+          <w:rStyle w:val="VerbatimChar"/>
+        </w:rPr>
+        <w:t xml:space="preserve">           D50</w:t>
+      </w:r>
+      <w:r>
+        <w:br/>
+      </w:r>
+      <w:r>
+        <w:rPr>
+          <w:rStyle w:val="VerbatimChar"/>
+        </w:rPr>
+        <w:t xml:space="preserve">           /</w:t>
+      </w:r>
+      <w:r>
+        <w:br/>
+      </w:r>
+      <w:r>
+        <w:rPr>
+          <w:rStyle w:val="VerbatimChar"/>
+        </w:rPr>
+        <w:t xml:space="preserve">         B30</w:t>
+      </w:r>
+      <w:r>
+        <w:br/>
+      </w:r>
+      <w:r>
+        <w:rPr>
+          <w:rStyle w:val="VerbatimChar"/>
+        </w:rPr>
+        <w:t xml:space="preserve">Step 4: insert A10       A&lt;B&lt;D&lt;F, goes far left; prio 10 smallest, no rotation.</w:t>
+      </w:r>
+      <w:r>
+        <w:br/>
+      </w:r>
+      <w:r>
+        <w:rPr>
+          <w:rStyle w:val="VerbatimChar"/>
+        </w:rPr>
+        <w:t xml:space="preserve">              F80</w:t>
+      </w:r>
+      <w:r>
+        <w:br/>
+      </w:r>
+      <w:r>
+        <w:rPr>
+          <w:rStyle w:val="VerbatimChar"/>
+        </w:rPr>
+        <w:t xml:space="preserve">             /</w:t>
+      </w:r>
+      <w:r>
+        <w:br/>
+      </w:r>
+      <w:r>
+        <w:rPr>
+          <w:rStyle w:val="VerbatimChar"/>
+        </w:rPr>
+        <w:t xml:space="preserve">           D50</w:t>
+      </w:r>
+      <w:r>
+        <w:br/>
+      </w:r>
+      <w:r>
+        <w:rPr>
+          <w:rStyle w:val="VerbatimChar"/>
+        </w:rPr>
+        <w:t xml:space="preserve">           /</w:t>
+      </w:r>
+      <w:r>
+        <w:br/>
+      </w:r>
+      <w:r>
+        <w:rPr>
+          <w:rStyle w:val="VerbatimChar"/>
+        </w:rPr>
+        <w:t xml:space="preserve">         B30</w:t>
+      </w:r>
+      <w:r>
+        <w:br/>
+      </w:r>
+      <w:r>
+        <w:rPr>
+          <w:rStyle w:val="VerbatimChar"/>
+        </w:rPr>
+        <w:t xml:space="preserve">         /</w:t>
+      </w:r>
+      <w:r>
+        <w:br/>
+      </w:r>
+      <w:r>
+        <w:rPr>
+          <w:rStyle w:val="VerbatimChar"/>
+        </w:rPr>
+        <w:t xml:space="preserve">       A10</w:t>
+      </w:r>
+      <w:r>
+        <w:br/>
+      </w:r>
+      <w:r>
+        <w:rPr>
+          <w:rStyle w:val="VerbatimChar"/>
+        </w:rPr>
+        <w:t xml:space="preserve">Step 5: insert C20       B&lt;C&lt;D, so C is right child of B. prio 20&lt;30, heap ok.</w:t>
+      </w:r>
+      <w:r>
+        <w:br/>
+      </w:r>
+      <w:r>
+        <w:rPr>
+          <w:rStyle w:val="VerbatimChar"/>
+        </w:rPr>
+        <w:t xml:space="preserve">              F80</w:t>
+      </w:r>
+      <w:r>
+        <w:br/>
+      </w:r>
+      <w:r>
+        <w:rPr>
+          <w:rStyle w:val="VerbatimChar"/>
+        </w:rPr>
+        <w:t xml:space="preserve">             /</w:t>
+      </w:r>
+      <w:r>
+        <w:br/>
+      </w:r>
+      <w:r>
+        <w:rPr>
+          <w:rStyle w:val="VerbatimChar"/>
+        </w:rPr>
+        <w:t xml:space="preserve">           D50</w:t>
+      </w:r>
+      <w:r>
+        <w:br/>
+      </w:r>
+      <w:r>
+        <w:rPr>
+          <w:rStyle w:val="VerbatimChar"/>
+        </w:rPr>
+        <w:t xml:space="preserve">           /</w:t>
+      </w:r>
+      <w:r>
+        <w:br/>
+      </w:r>
+      <w:r>
+        <w:rPr>
+          <w:rStyle w:val="VerbatimChar"/>
+        </w:rPr>
+        <w:t xml:space="preserve">         B30</w:t>
+      </w:r>
+      <w:r>
+        <w:br/>
+      </w:r>
+      <w:r>
+        <w:rPr>
+          <w:rStyle w:val="VerbatimChar"/>
+        </w:rPr>
+        <w:t xml:space="preserve">        /   \</w:t>
+      </w:r>
+      <w:r>
+        <w:br/>
+      </w:r>
+      <w:r>
+        <w:rPr>
+          <w:rStyle w:val="VerbatimChar"/>
+        </w:rPr>
+        <w:t xml:space="preserve">      A10   C20</w:t>
+      </w:r>
+    </w:p>
+    <w:p>
+      <w:pPr>
+        <w:pStyle w:val="FirstParagraph"/>
+      </w:pPr>
+      <w:r>
+        <w:t xml:space="preserve">Read the</w:t>
+      </w:r>
+      <w:r>
+        <w:t xml:space="preserve"> </w:t>
+      </w:r>
+      <w:r>
+        <w:rPr>
+          <w:b/>
+          <w:bCs/>
+        </w:rPr>
+        <w:t xml:space="preserve">keys</w:t>
+      </w:r>
+      <w:r>
+        <w:t xml:space="preserve"> </w:t>
+      </w:r>
+      <w:r>
+        <w:t xml:space="preserve">left-to-right (in-order): A, B, C, D, F — sorted (BST holds).</w:t>
+      </w:r>
+      <w:r>
+        <w:t xml:space="preserve"> </w:t>
+      </w:r>
+      <w:r>
+        <w:t xml:space="preserve">Read the</w:t>
+      </w:r>
+      <w:r>
+        <w:t xml:space="preserve"> </w:t>
+      </w:r>
+      <w:r>
+        <w:rPr>
+          <w:b/>
+          <w:bCs/>
+        </w:rPr>
+        <w:t xml:space="preserve">priorities</w:t>
+      </w:r>
+      <w:r>
+        <w:t xml:space="preserve"> </w:t>
+      </w:r>
+      <w:r>
+        <w:t xml:space="preserve">top-down: 80, 50, 30, … each parent ≥ child (heap holds).</w:t>
+      </w:r>
+      <w:r>
+        <w:t xml:space="preserve"> </w:t>
+      </w:r>
+      <w:r>
+        <w:t xml:space="preserve">Because the priorities are random, the tree’s shape is the same as a</w:t>
+      </w:r>
+      <w:r>
+        <w:t xml:space="preserve"> </w:t>
+      </w:r>
+      <w:r>
+        <w:rPr>
+          <w:b/>
+          <w:bCs/>
+        </w:rPr>
+        <w:t xml:space="preserve">randomly</w:t>
+      </w:r>
+      <w:r>
+        <w:rPr>
+          <w:b/>
+          <w:bCs/>
+        </w:rPr>
+        <w:t xml:space="preserve"> </w:t>
+      </w:r>
+      <w:r>
+        <w:rPr>
+          <w:b/>
+          <w:bCs/>
+        </w:rPr>
+        <w:t xml:space="preserve">built BST</w:t>
+      </w:r>
+      <w:r>
+        <w:t xml:space="preserve">, whose expected height is</w:t>
+      </w:r>
+      <w:r>
+        <w:t xml:space="preserve"> </w:t>
+      </w:r>
+      <w:r>
+        <w:rPr>
+          <w:b/>
+          <w:bCs/>
+        </w:rPr>
+        <w:t xml:space="preserve">O(log n)</w:t>
+      </w:r>
+      <w:r>
+        <w:t xml:space="preserve"> </w:t>
+      </w:r>
+      <w:r>
+        <w:t xml:space="preserve">— that is where the balance</w:t>
+      </w:r>
+      <w:r>
+        <w:t xml:space="preserve"> </w:t>
+      </w:r>
+      <w:r>
+        <w:t xml:space="preserve">comes from. Deletion is the mirror: rotate the node</w:t>
+      </w:r>
+      <w:r>
+        <w:t xml:space="preserve"> </w:t>
+      </w:r>
+      <w:r>
+        <w:rPr>
+          <w:i/>
+          <w:iCs/>
+        </w:rPr>
+        <w:t xml:space="preserve">down</w:t>
+      </w:r>
+      <w:r>
+        <w:t xml:space="preserve"> </w:t>
+      </w:r>
+      <w:r>
+        <w:t xml:space="preserve">(always toward the</w:t>
+      </w:r>
+      <w:r>
+        <w:t xml:space="preserve"> </w:t>
+      </w:r>
+      <w:r>
+        <w:t xml:space="preserve">child with the larger priority) until it becomes a leaf, then cut it.</w:t>
+      </w:r>
+    </w:p>
+    <w:p>
+      <w:pPr>
+        <w:pStyle w:val="BlockText"/>
+      </w:pPr>
+      <w:r>
+        <w:rPr>
+          <w:b/>
+          <w:bCs/>
+        </w:rPr>
+        <w:t xml:space="preserve">Memory hook:</w:t>
+      </w:r>
+      <w:r>
+        <w:t xml:space="preserve"> </w:t>
+      </w:r>
+      <w:r>
+        <w:t xml:space="preserve">keys sorted left-to-right, priorities big-at-top. Random</w:t>
+      </w:r>
+      <w:r>
+        <w:t xml:space="preserve"> </w:t>
+      </w:r>
+      <w:r>
+        <w:t xml:space="preserve">priorities = a random BST = expected O(log n), with almost no code.</w:t>
+      </w:r>
+    </w:p>
+    <w:bookmarkEnd w:id="18"/>
+    <w:bookmarkStart w:id="19" w:name="mcqs-1"/>
+    <w:p>
+      <w:pPr>
+        <w:pStyle w:val="Heading3"/>
+      </w:pPr>
+      <w:r>
+        <w:t xml:space="preserve">MCQs</w:t>
+      </w:r>
+    </w:p>
+    <w:p>
+      <w:pPr>
+        <w:pStyle w:val="Compact"/>
+        <w:numPr>
+          <w:ilvl w:val="0"/>
+          <w:numId w:val="1006"/>
+        </w:numPr>
+      </w:pPr>
+      <w:r>
+        <w:t xml:space="preserve">A treap combines which two structures? →</w:t>
+      </w:r>
+      <w:r>
+        <w:t xml:space="preserve"> </w:t>
+      </w:r>
+      <w:r>
+        <w:rPr>
+          <w:b/>
+          <w:bCs/>
+        </w:rPr>
+        <w:t xml:space="preserve">BST on keys + heap on priorities</w:t>
+      </w:r>
+      <w:r>
+        <w:t xml:space="preserve">.</w:t>
+      </w:r>
+    </w:p>
+    <w:p>
+      <w:pPr>
+        <w:pStyle w:val="Compact"/>
+        <w:numPr>
+          <w:ilvl w:val="0"/>
+          <w:numId w:val="1006"/>
+        </w:numPr>
+      </w:pPr>
+      <w:r>
+        <w:t xml:space="preserve">Where does a treap’s balance come from? →</w:t>
+      </w:r>
+      <w:r>
+        <w:t xml:space="preserve"> </w:t>
+      </w:r>
+      <w:r>
+        <w:rPr>
+          <w:b/>
+          <w:bCs/>
+        </w:rPr>
+        <w:t xml:space="preserve">random priorities ⇒ random-BST</w:t>
+      </w:r>
+      <w:r>
+        <w:rPr>
+          <w:b/>
+          <w:bCs/>
+        </w:rPr>
+        <w:t xml:space="preserve"> </w:t>
+      </w:r>
+      <w:r>
+        <w:rPr>
+          <w:b/>
+          <w:bCs/>
+        </w:rPr>
+        <w:t xml:space="preserve">height ⇒ expected O(log n)</w:t>
+      </w:r>
+      <w:r>
+        <w:t xml:space="preserve">.</w:t>
+      </w:r>
+    </w:p>
+    <w:p>
+      <w:pPr>
+        <w:pStyle w:val="Compact"/>
+        <w:numPr>
+          <w:ilvl w:val="0"/>
+          <w:numId w:val="1006"/>
+        </w:numPr>
+      </w:pPr>
+      <w:r>
+        <w:t xml:space="preserve">To delete a treap node you? →</w:t>
+      </w:r>
+      <w:r>
+        <w:t xml:space="preserve"> </w:t>
+      </w:r>
+      <w:r>
+        <w:rPr>
+          <w:b/>
+          <w:bCs/>
+        </w:rPr>
+        <w:t xml:space="preserve">rotate it down toward the larger-priority child</w:t>
+      </w:r>
+      <w:r>
+        <w:rPr>
+          <w:b/>
+          <w:bCs/>
+        </w:rPr>
+        <w:t xml:space="preserve"> </w:t>
+      </w:r>
+      <w:r>
+        <w:rPr>
+          <w:b/>
+          <w:bCs/>
+        </w:rPr>
+        <w:t xml:space="preserve">until it is a leaf, then remove it</w:t>
+      </w:r>
+      <w:r>
+        <w:t xml:space="preserve">.</w:t>
       </w:r>
     </w:p>
     <w:p>
@@ -744,8 +2004,9 @@
         </w:pict>
       </w:r>
     </w:p>
-    <w:bookmarkEnd w:id="16"/>
-    <w:bookmarkStart w:id="20" w:name="suffix-array-lcp"/>
+    <w:bookmarkEnd w:id="19"/>
+    <w:bookmarkEnd w:id="20"/>
+    <w:bookmarkStart w:id="26" w:name="suffix-array-lcp"/>
     <w:p>
       <w:pPr>
         <w:pStyle w:val="Heading2"/>
@@ -831,18 +2092,18 @@
           <wp:inline>
             <wp:extent cx="5334000" cy="2667000"/>
             <wp:effectExtent b="0" l="0" r="0" t="0"/>
-            <wp:docPr descr="Suffix array of ‘banana’ = [5,3,1,0,4,2]; with the LCP array it powers fast substring queries." title="" id="18" name="Picture"/>
+            <wp:docPr descr="Suffix array of ‘banana’ = [5,3,1,0,4,2]; with the LCP array it powers fast substring queries." title="" id="22" name="Picture"/>
             <a:graphic>
               <a:graphicData uri="http://schemas.openxmlformats.org/drawingml/2006/picture">
                 <pic:pic>
                   <pic:nvPicPr>
-                    <pic:cNvPr descr="images/127_suffix_array.png" id="19" name="Picture"/>
+                    <pic:cNvPr descr="images/127_suffix_array.png" id="23" name="Picture"/>
                     <pic:cNvPicPr>
                       <a:picLocks noChangeArrowheads="1" noChangeAspect="1"/>
                     </pic:cNvPicPr>
                   </pic:nvPicPr>
                   <pic:blipFill>
-                    <a:blip r:embed="rId17"/>
+                    <a:blip r:embed="rId21"/>
                     <a:stretch>
                       <a:fillRect/>
                     </a:stretch>
@@ -894,7 +2155,7 @@
         <w:pStyle w:val="Compact"/>
         <w:numPr>
           <w:ilvl w:val="0"/>
-          <w:numId w:val="1003"/>
+          <w:numId w:val="1007"/>
         </w:numPr>
       </w:pPr>
       <w:r>
@@ -922,7 +2183,7 @@
         <w:pStyle w:val="Compact"/>
         <w:numPr>
           <w:ilvl w:val="0"/>
-          <w:numId w:val="1003"/>
+          <w:numId w:val="1007"/>
         </w:numPr>
       </w:pPr>
       <w:r>
@@ -963,7 +2224,7 @@
         <w:pStyle w:val="Compact"/>
         <w:numPr>
           <w:ilvl w:val="0"/>
-          <w:numId w:val="1003"/>
+          <w:numId w:val="1007"/>
         </w:numPr>
       </w:pPr>
       <w:r>
@@ -990,6 +2251,631 @@
       </w:r>
       <w:r>
         <w:t xml:space="preserve">constant, easier to code).</w:t>
+      </w:r>
+    </w:p>
+    <w:bookmarkStart w:id="24" w:name="Xd03302e145fe37be844529a0c2419fe09dc54a0"/>
+    <w:p>
+      <w:pPr>
+        <w:pStyle w:val="Heading3"/>
+      </w:pPr>
+      <w:r>
+        <w:t xml:space="preserve">17.3a Suffix array vs suffix automaton (which linear string tool?)</w:t>
+      </w:r>
+    </w:p>
+    <w:p>
+      <w:pPr>
+        <w:pStyle w:val="FirstParagraph"/>
+      </w:pPr>
+      <w:r>
+        <w:t xml:space="preserve">Both index</w:t>
+      </w:r>
+      <w:r>
+        <w:t xml:space="preserve"> </w:t>
+      </w:r>
+      <w:r>
+        <w:rPr>
+          <w:i/>
+          <w:iCs/>
+        </w:rPr>
+        <w:t xml:space="preserve">all</w:t>
+      </w:r>
+      <w:r>
+        <w:t xml:space="preserve"> </w:t>
+      </w:r>
+      <w:r>
+        <w:t xml:space="preserve">substrings of a string, but they are shaped differently and shine</w:t>
+      </w:r>
+      <w:r>
+        <w:t xml:space="preserve"> </w:t>
+      </w:r>
+      <w:r>
+        <w:t xml:space="preserve">on different jobs:</w:t>
+      </w:r>
+    </w:p>
+    <w:tbl>
+      <w:tblPr>
+        <w:tblStyle w:val="Table"/>
+        <w:tblW w:type="pct" w:w="5000"/>
+        <w:tblLayout w:type="fixed"/>
+        <w:tblLook w:firstRow="1" w:lastRow="0" w:firstColumn="0" w:lastColumn="0" w:noHBand="0" w:noVBand="0" w:val="0020"/>
+      </w:tblPr>
+      <w:tblGrid>
+        <w:gridCol w:w="2640"/>
+        <w:gridCol w:w="2640"/>
+        <w:gridCol w:w="2640"/>
+      </w:tblGrid>
+      <w:tr>
+        <w:trPr>
+          <w:tblHeader w:val="on"/>
+        </w:trPr>
+        <w:tc>
+          <w:tcPr/>
+          <w:p>
+            <w:pPr>
+              <w:pStyle w:val="Compact"/>
+            </w:pPr>
+            <w:r>
+              <w:t xml:space="preserve">Aspect</w:t>
+            </w:r>
+          </w:p>
+        </w:tc>
+        <w:tc>
+          <w:tcPr/>
+          <w:p>
+            <w:pPr>
+              <w:pStyle w:val="Compact"/>
+            </w:pPr>
+            <w:r>
+              <w:t xml:space="preserve">Suffix array (+ LCP)</w:t>
+            </w:r>
+          </w:p>
+        </w:tc>
+        <w:tc>
+          <w:tcPr/>
+          <w:p>
+            <w:pPr>
+              <w:pStyle w:val="Compact"/>
+            </w:pPr>
+            <w:r>
+              <w:t xml:space="preserve">Suffix automaton (SAM)</w:t>
+            </w:r>
+          </w:p>
+        </w:tc>
+      </w:tr>
+      <w:tr>
+        <w:tc>
+          <w:tcPr/>
+          <w:p>
+            <w:pPr>
+              <w:pStyle w:val="Compact"/>
+            </w:pPr>
+            <w:r>
+              <w:t xml:space="preserve">What it is</w:t>
+            </w:r>
+          </w:p>
+        </w:tc>
+        <w:tc>
+          <w:tcPr/>
+          <w:p>
+            <w:pPr>
+              <w:pStyle w:val="Compact"/>
+            </w:pPr>
+            <w:r>
+              <w:t xml:space="preserve">sorted list of suffix start indices</w:t>
+            </w:r>
+          </w:p>
+        </w:tc>
+        <w:tc>
+          <w:tcPr/>
+          <w:p>
+            <w:pPr>
+              <w:pStyle w:val="Compact"/>
+            </w:pPr>
+            <w:r>
+              <w:t xml:space="preserve">smallest DFA accepting all substrings</w:t>
+            </w:r>
+          </w:p>
+        </w:tc>
+      </w:tr>
+      <w:tr>
+        <w:tc>
+          <w:tcPr/>
+          <w:p>
+            <w:pPr>
+              <w:pStyle w:val="Compact"/>
+            </w:pPr>
+            <w:r>
+              <w:t xml:space="preserve">Build</w:t>
+            </w:r>
+          </w:p>
+        </w:tc>
+        <w:tc>
+          <w:tcPr/>
+          <w:p>
+            <w:pPr>
+              <w:pStyle w:val="Compact"/>
+            </w:pPr>
+            <w:r>
+              <w:rPr>
+                <w:b/>
+                <w:bCs/>
+              </w:rPr>
+              <w:t xml:space="preserve">O(n log n)</w:t>
+            </w:r>
+            <w:r>
+              <w:t xml:space="preserve"> </w:t>
+            </w:r>
+            <w:r>
+              <w:t xml:space="preserve">(O(n) via SA-IS)</w:t>
+            </w:r>
+          </w:p>
+        </w:tc>
+        <w:tc>
+          <w:tcPr/>
+          <w:p>
+            <w:pPr>
+              <w:pStyle w:val="Compact"/>
+            </w:pPr>
+            <w:r>
+              <w:rPr>
+                <w:b/>
+                <w:bCs/>
+              </w:rPr>
+              <w:t xml:space="preserve">O(n)</w:t>
+            </w:r>
+            <w:r>
+              <w:t xml:space="preserve"> </w:t>
+            </w:r>
+            <w:r>
+              <w:t xml:space="preserve">online (add chars one by one)</w:t>
+            </w:r>
+          </w:p>
+        </w:tc>
+      </w:tr>
+      <w:tr>
+        <w:tc>
+          <w:tcPr/>
+          <w:p>
+            <w:pPr>
+              <w:pStyle w:val="Compact"/>
+            </w:pPr>
+            <w:r>
+              <w:t xml:space="preserve">Shape</w:t>
+            </w:r>
+          </w:p>
+        </w:tc>
+        <w:tc>
+          <w:tcPr/>
+          <w:p>
+            <w:pPr>
+              <w:pStyle w:val="Compact"/>
+            </w:pPr>
+            <w:r>
+              <w:t xml:space="preserve">flat array + LCP array</w:t>
+            </w:r>
+          </w:p>
+        </w:tc>
+        <w:tc>
+          <w:tcPr/>
+          <w:p>
+            <w:pPr>
+              <w:pStyle w:val="Compact"/>
+            </w:pPr>
+            <w:r>
+              <w:t xml:space="preserve">DAG, ≤ 2n−1 states</w:t>
+            </w:r>
+          </w:p>
+        </w:tc>
+      </w:tr>
+      <w:tr>
+        <w:tc>
+          <w:tcPr/>
+          <w:p>
+            <w:pPr>
+              <w:pStyle w:val="Compact"/>
+            </w:pPr>
+            <w:r>
+              <w:t xml:space="preserve">Best at</w:t>
+            </w:r>
+          </w:p>
+        </w:tc>
+        <w:tc>
+          <w:tcPr/>
+          <w:p>
+            <w:pPr>
+              <w:pStyle w:val="Compact"/>
+            </w:pPr>
+            <w:r>
+              <w:t xml:space="preserve">substring</w:t>
+            </w:r>
+            <w:r>
+              <w:t xml:space="preserve"> </w:t>
+            </w:r>
+            <w:r>
+              <w:rPr>
+                <w:b/>
+                <w:bCs/>
+              </w:rPr>
+              <w:t xml:space="preserve">search</w:t>
+            </w:r>
+            <w:r>
+              <w:t xml:space="preserve">, longest</w:t>
+            </w:r>
+            <w:r>
+              <w:t xml:space="preserve"> </w:t>
+            </w:r>
+            <w:r>
+              <w:rPr>
+                <w:b/>
+                <w:bCs/>
+              </w:rPr>
+              <w:t xml:space="preserve">repeated</w:t>
+            </w:r>
+            <w:r>
+              <w:t xml:space="preserve"> </w:t>
+            </w:r>
+            <w:r>
+              <w:t xml:space="preserve">substring, distinct-substring count via LCP, suffix ordering</w:t>
+            </w:r>
+          </w:p>
+        </w:tc>
+        <w:tc>
+          <w:tcPr/>
+          <w:p>
+            <w:pPr>
+              <w:pStyle w:val="Compact"/>
+            </w:pPr>
+            <w:r>
+              <w:t xml:space="preserve">distinct-substring count (sum of state lengths),</w:t>
+            </w:r>
+            <w:r>
+              <w:t xml:space="preserve"> </w:t>
+            </w:r>
+            <w:r>
+              <w:rPr>
+                <w:b/>
+                <w:bCs/>
+              </w:rPr>
+              <w:t xml:space="preserve">longest common substring</w:t>
+            </w:r>
+            <w:r>
+              <w:t xml:space="preserve"> </w:t>
+            </w:r>
+            <w:r>
+              <w:t xml:space="preserve">of 2+ strings, counting occurrences</w:t>
+            </w:r>
+          </w:p>
+        </w:tc>
+      </w:tr>
+      <w:tr>
+        <w:tc>
+          <w:tcPr/>
+          <w:p>
+            <w:pPr>
+              <w:pStyle w:val="Compact"/>
+            </w:pPr>
+            <w:r>
+              <w:t xml:space="preserve">Mental model</w:t>
+            </w:r>
+          </w:p>
+        </w:tc>
+        <w:tc>
+          <w:tcPr/>
+          <w:p>
+            <w:pPr>
+              <w:pStyle w:val="Compact"/>
+            </w:pPr>
+            <w:r>
+              <w:t xml:space="preserve">“sort every suffix, binary-search in it”</w:t>
+            </w:r>
+          </w:p>
+        </w:tc>
+        <w:tc>
+          <w:tcPr/>
+          <w:p>
+            <w:pPr>
+              <w:pStyle w:val="Compact"/>
+            </w:pPr>
+            <w:r>
+              <w:t xml:space="preserve">“a compressed graph of every substring”</w:t>
+            </w:r>
+          </w:p>
+        </w:tc>
+      </w:tr>
+    </w:tbl>
+    <w:p>
+      <w:pPr>
+        <w:pStyle w:val="BodyText"/>
+      </w:pPr>
+      <w:r>
+        <w:rPr>
+          <w:b/>
+          <w:bCs/>
+        </w:rPr>
+        <w:t xml:space="preserve">Rule of thumb:</w:t>
+      </w:r>
+      <w:r>
+        <w:t xml:space="preserve"> </w:t>
+      </w:r>
+      <w:r>
+        <w:t xml:space="preserve">if you think in terms of</w:t>
+      </w:r>
+      <w:r>
+        <w:t xml:space="preserve"> </w:t>
+      </w:r>
+      <w:r>
+        <w:rPr>
+          <w:i/>
+          <w:iCs/>
+        </w:rPr>
+        <w:t xml:space="preserve">sorted suffixes / ranges / binary</w:t>
+      </w:r>
+      <w:r>
+        <w:rPr>
+          <w:i/>
+          <w:iCs/>
+        </w:rPr>
+        <w:t xml:space="preserve"> </w:t>
+      </w:r>
+      <w:r>
+        <w:rPr>
+          <w:i/>
+          <w:iCs/>
+        </w:rPr>
+        <w:t xml:space="preserve">search</w:t>
+      </w:r>
+      <w:r>
+        <w:t xml:space="preserve">, reach for the</w:t>
+      </w:r>
+      <w:r>
+        <w:t xml:space="preserve"> </w:t>
+      </w:r>
+      <w:r>
+        <w:rPr>
+          <w:b/>
+          <w:bCs/>
+        </w:rPr>
+        <w:t xml:space="preserve">suffix array</w:t>
+      </w:r>
+      <w:r>
+        <w:t xml:space="preserve">. If you think in terms of</w:t>
+      </w:r>
+      <w:r>
+        <w:t xml:space="preserve"> </w:t>
+      </w:r>
+      <w:r>
+        <w:rPr>
+          <w:i/>
+          <w:iCs/>
+        </w:rPr>
+        <w:t xml:space="preserve">walking</w:t>
+      </w:r>
+      <w:r>
+        <w:rPr>
+          <w:i/>
+          <w:iCs/>
+        </w:rPr>
+        <w:t xml:space="preserve"> </w:t>
+      </w:r>
+      <w:r>
+        <w:rPr>
+          <w:i/>
+          <w:iCs/>
+        </w:rPr>
+        <w:t xml:space="preserve">substrings as transitions / online addition of characters / matching against many</w:t>
+      </w:r>
+      <w:r>
+        <w:rPr>
+          <w:i/>
+          <w:iCs/>
+        </w:rPr>
+        <w:t xml:space="preserve"> </w:t>
+      </w:r>
+      <w:r>
+        <w:rPr>
+          <w:i/>
+          <w:iCs/>
+        </w:rPr>
+        <w:t xml:space="preserve">strings</w:t>
+      </w:r>
+      <w:r>
+        <w:t xml:space="preserve">, reach for the</w:t>
+      </w:r>
+      <w:r>
+        <w:t xml:space="preserve"> </w:t>
+      </w:r>
+      <w:r>
+        <w:rPr>
+          <w:b/>
+          <w:bCs/>
+        </w:rPr>
+        <w:t xml:space="preserve">suffix automaton</w:t>
+      </w:r>
+      <w:r>
+        <w:t xml:space="preserve">.</w:t>
+      </w:r>
+    </w:p>
+    <w:p>
+      <w:pPr>
+        <w:pStyle w:val="BlockText"/>
+      </w:pPr>
+      <w:r>
+        <w:rPr>
+          <w:b/>
+          <w:bCs/>
+        </w:rPr>
+        <w:t xml:space="preserve">Memory hook:</w:t>
+      </w:r>
+      <w:r>
+        <w:t xml:space="preserve"> </w:t>
+      </w:r>
+      <w:r>
+        <w:t xml:space="preserve">suffix</w:t>
+      </w:r>
+      <w:r>
+        <w:t xml:space="preserve"> </w:t>
+      </w:r>
+      <w:r>
+        <w:rPr>
+          <w:b/>
+          <w:bCs/>
+        </w:rPr>
+        <w:t xml:space="preserve">array</w:t>
+      </w:r>
+      <w:r>
+        <w:t xml:space="preserve"> </w:t>
+      </w:r>
+      <w:r>
+        <w:t xml:space="preserve">= a sorted</w:t>
+      </w:r>
+      <w:r>
+        <w:t xml:space="preserve"> </w:t>
+      </w:r>
+      <w:r>
+        <w:rPr>
+          <w:i/>
+          <w:iCs/>
+        </w:rPr>
+        <w:t xml:space="preserve">phone book</w:t>
+      </w:r>
+      <w:r>
+        <w:t xml:space="preserve"> </w:t>
+      </w:r>
+      <w:r>
+        <w:t xml:space="preserve">of suffixes; suffix</w:t>
+      </w:r>
+      <w:r>
+        <w:t xml:space="preserve"> </w:t>
+      </w:r>
+      <w:r>
+        <w:rPr>
+          <w:b/>
+          <w:bCs/>
+        </w:rPr>
+        <w:t xml:space="preserve">automaton</w:t>
+      </w:r>
+      <w:r>
+        <w:t xml:space="preserve"> </w:t>
+      </w:r>
+      <w:r>
+        <w:t xml:space="preserve">= a</w:t>
+      </w:r>
+      <w:r>
+        <w:t xml:space="preserve"> </w:t>
+      </w:r>
+      <w:r>
+        <w:rPr>
+          <w:i/>
+          <w:iCs/>
+        </w:rPr>
+        <w:t xml:space="preserve">road map</w:t>
+      </w:r>
+      <w:r>
+        <w:t xml:space="preserve"> </w:t>
+      </w:r>
+      <w:r>
+        <w:t xml:space="preserve">where every path spells a substring.</w:t>
+      </w:r>
+    </w:p>
+    <w:bookmarkEnd w:id="24"/>
+    <w:bookmarkStart w:id="25" w:name="mcqs-2"/>
+    <w:p>
+      <w:pPr>
+        <w:pStyle w:val="Heading3"/>
+      </w:pPr>
+      <w:r>
+        <w:t xml:space="preserve">MCQs</w:t>
+      </w:r>
+    </w:p>
+    <w:p>
+      <w:pPr>
+        <w:pStyle w:val="Compact"/>
+        <w:numPr>
+          <w:ilvl w:val="0"/>
+          <w:numId w:val="1008"/>
+        </w:numPr>
+      </w:pPr>
+      <w:r>
+        <w:t xml:space="preserve">Which builds in guaranteed linear time online? →</w:t>
+      </w:r>
+      <w:r>
+        <w:t xml:space="preserve"> </w:t>
+      </w:r>
+      <w:r>
+        <w:rPr>
+          <w:b/>
+          <w:bCs/>
+        </w:rPr>
+        <w:t xml:space="preserve">suffix automaton (SAM)</w:t>
+      </w:r>
+      <w:r>
+        <w:t xml:space="preserve">.</w:t>
+      </w:r>
+    </w:p>
+    <w:p>
+      <w:pPr>
+        <w:pStyle w:val="Compact"/>
+        <w:numPr>
+          <w:ilvl w:val="0"/>
+          <w:numId w:val="1008"/>
+        </w:numPr>
+      </w:pPr>
+      <w:r>
+        <w:t xml:space="preserve">Longest common substring of two strings prefers? →</w:t>
+      </w:r>
+      <w:r>
+        <w:t xml:space="preserve"> </w:t>
+      </w:r>
+      <w:r>
+        <w:rPr>
+          <w:b/>
+          <w:bCs/>
+        </w:rPr>
+        <w:t xml:space="preserve">suffix automaton</w:t>
+      </w:r>
+      <w:r>
+        <w:t xml:space="preserve">.</w:t>
+      </w:r>
+    </w:p>
+    <w:p>
+      <w:pPr>
+        <w:pStyle w:val="Compact"/>
+        <w:numPr>
+          <w:ilvl w:val="0"/>
+          <w:numId w:val="1008"/>
+        </w:numPr>
+      </w:pPr>
+      <w:r>
+        <w:t xml:space="preserve">Longest</w:t>
+      </w:r>
+      <w:r>
+        <w:t xml:space="preserve"> </w:t>
+      </w:r>
+      <w:r>
+        <w:rPr>
+          <w:i/>
+          <w:iCs/>
+        </w:rPr>
+        <w:t xml:space="preserve">repeated</w:t>
+      </w:r>
+      <w:r>
+        <w:t xml:space="preserve"> </w:t>
+      </w:r>
+      <w:r>
+        <w:t xml:space="preserve">substring of one string via LCP prefers? →</w:t>
+      </w:r>
+      <w:r>
+        <w:t xml:space="preserve"> </w:t>
+      </w:r>
+      <w:r>
+        <w:rPr>
+          <w:b/>
+          <w:bCs/>
+        </w:rPr>
+        <w:t xml:space="preserve">suffix array</w:t>
+      </w:r>
+      <w:r>
+        <w:t xml:space="preserve">.</w:t>
       </w:r>
     </w:p>
     <w:p>
@@ -999,8 +2885,9 @@
         </w:pict>
       </w:r>
     </w:p>
-    <w:bookmarkEnd w:id="20"/>
-    <w:bookmarkStart w:id="21" w:name="persistent-data-structures"/>
+    <w:bookmarkEnd w:id="25"/>
+    <w:bookmarkEnd w:id="26"/>
+    <w:bookmarkStart w:id="27" w:name="persistent-data-structures"/>
     <w:p>
       <w:pPr>
         <w:pStyle w:val="Heading2"/>
@@ -1079,7 +2966,7 @@
         <w:pStyle w:val="Compact"/>
         <w:numPr>
           <w:ilvl w:val="0"/>
-          <w:numId w:val="1004"/>
+          <w:numId w:val="1009"/>
         </w:numPr>
       </w:pPr>
       <w:r>
@@ -1101,7 +2988,7 @@
         <w:pStyle w:val="Compact"/>
         <w:numPr>
           <w:ilvl w:val="1"/>
-          <w:numId w:val="1005"/>
+          <w:numId w:val="1010"/>
         </w:numPr>
       </w:pPr>
       <w:r>
@@ -1128,7 +3015,7 @@
         <w:pStyle w:val="Compact"/>
         <w:numPr>
           <w:ilvl w:val="0"/>
-          <w:numId w:val="1004"/>
+          <w:numId w:val="1009"/>
         </w:numPr>
       </w:pPr>
       <w:r>
@@ -1196,7 +3083,7 @@
         <w:pStyle w:val="Compact"/>
         <w:numPr>
           <w:ilvl w:val="0"/>
-          <w:numId w:val="1006"/>
+          <w:numId w:val="1011"/>
         </w:numPr>
       </w:pPr>
       <w:r>
@@ -1241,8 +3128,8 @@
         </w:pict>
       </w:r>
     </w:p>
-    <w:bookmarkEnd w:id="21"/>
-    <w:bookmarkStart w:id="25" w:name="kd-tree-spatial"/>
+    <w:bookmarkEnd w:id="27"/>
+    <w:bookmarkStart w:id="31" w:name="kd-tree-spatial"/>
     <w:p>
       <w:pPr>
         <w:pStyle w:val="Heading2"/>
@@ -1332,18 +3219,18 @@
           <wp:inline>
             <wp:extent cx="5334000" cy="2701786"/>
             <wp:effectExtent b="0" l="0" r="0" t="0"/>
-            <wp:docPr descr="KD-tree: alternately split 2D space by x then y; supports nearest-neighbour and range search." title="" id="23" name="Picture"/>
+            <wp:docPr descr="KD-tree: alternately split 2D space by x then y; supports nearest-neighbour and range search." title="" id="29" name="Picture"/>
             <a:graphic>
               <a:graphicData uri="http://schemas.openxmlformats.org/drawingml/2006/picture">
                 <pic:pic>
                   <pic:nvPicPr>
-                    <pic:cNvPr descr="images/128_kd_tree.png" id="24" name="Picture"/>
+                    <pic:cNvPr descr="images/128_kd_tree.png" id="30" name="Picture"/>
                     <pic:cNvPicPr>
                       <a:picLocks noChangeArrowheads="1" noChangeAspect="1"/>
                     </pic:cNvPicPr>
                   </pic:nvPicPr>
                   <pic:blipFill>
-                    <a:blip r:embed="rId22"/>
+                    <a:blip r:embed="rId28"/>
                     <a:stretch>
                       <a:fillRect/>
                     </a:stretch>
@@ -1383,7 +3270,7 @@
         <w:pStyle w:val="Compact"/>
         <w:numPr>
           <w:ilvl w:val="0"/>
-          <w:numId w:val="1007"/>
+          <w:numId w:val="1012"/>
         </w:numPr>
       </w:pPr>
       <w:r>
@@ -1496,712 +3383,6 @@
       </w:r>
       <w:r>
         <w:t xml:space="preserve">hashing family (Module 21).</w:t>
-      </w:r>
-    </w:p>
-    <w:p>
-      <w:pPr>
-        <w:pStyle w:val="Compact"/>
-        <w:numPr>
-          <w:ilvl w:val="0"/>
-          <w:numId w:val="1007"/>
-        </w:numPr>
-      </w:pPr>
-      <w:r>
-        <w:rPr>
-          <w:b/>
-          <w:bCs/>
-        </w:rPr>
-        <w:t xml:space="preserve">Uses:</w:t>
-      </w:r>
-      <w:r>
-        <w:t xml:space="preserve"> </w:t>
-      </w:r>
-      <w:r>
-        <w:t xml:space="preserve">geometry, k-nearest-neighbour (ML), collision detection, maps.</w:t>
-      </w:r>
-    </w:p>
-    <w:p>
-      <w:r>
-        <w:pict>
-          <v:rect style="width:0;height:1.5pt" o:hralign="center" o:hrstd="t" o:hr="t"/>
-        </w:pict>
-      </w:r>
-    </w:p>
-    <w:bookmarkEnd w:id="25"/>
-    <w:bookmarkStart w:id="26" w:name="wavelet-tree-aho-corasick-brief"/>
-    <w:p>
-      <w:pPr>
-        <w:pStyle w:val="Heading2"/>
-      </w:pPr>
-      <w:r>
-        <w:t xml:space="preserve">17.6 Wavelet Tree &amp; Aho-Corasick (brief)</w:t>
-      </w:r>
-    </w:p>
-    <w:p>
-      <w:pPr>
-        <w:pStyle w:val="Compact"/>
-        <w:numPr>
-          <w:ilvl w:val="0"/>
-          <w:numId w:val="1008"/>
-        </w:numPr>
-      </w:pPr>
-      <w:r>
-        <w:rPr>
-          <w:b/>
-          <w:bCs/>
-        </w:rPr>
-        <w:t xml:space="preserve">Wavelet tree:</w:t>
-      </w:r>
-      <w:r>
-        <w:t xml:space="preserve"> </w:t>
-      </w:r>
-      <w:r>
-        <w:t xml:space="preserve">answers</w:t>
-      </w:r>
-      <w:r>
-        <w:t xml:space="preserve"> </w:t>
-      </w:r>
-      <w:r>
-        <w:rPr>
-          <w:b/>
-          <w:bCs/>
-        </w:rPr>
-        <w:t xml:space="preserve">rank/select</w:t>
-      </w:r>
-      <w:r>
-        <w:t xml:space="preserve"> </w:t>
-      </w:r>
-      <w:r>
-        <w:t xml:space="preserve">and</w:t>
-      </w:r>
-      <w:r>
-        <w:t xml:space="preserve"> </w:t>
-      </w:r>
-      <w:r>
-        <w:t xml:space="preserve">“k-th smallest in a range”</w:t>
-      </w:r>
-      <w:r>
-        <w:t xml:space="preserve"> </w:t>
-      </w:r>
-      <w:r>
-        <w:t xml:space="preserve">queries over a sequence of values in O(log σ) (σ = alphabet/value range).</w:t>
-      </w:r>
-      <w:r>
-        <w:t xml:space="preserve"> </w:t>
-      </w:r>
-      <w:r>
-        <w:t xml:space="preserve">Powers compact text indexes.</w:t>
-      </w:r>
-    </w:p>
-    <w:p>
-      <w:pPr>
-        <w:pStyle w:val="Compact"/>
-        <w:numPr>
-          <w:ilvl w:val="0"/>
-          <w:numId w:val="1008"/>
-        </w:numPr>
-      </w:pPr>
-      <w:r>
-        <w:rPr>
-          <w:b/>
-          <w:bCs/>
-        </w:rPr>
-        <w:t xml:space="preserve">Aho-Corasick:</w:t>
-      </w:r>
-      <w:r>
-        <w:t xml:space="preserve"> </w:t>
-      </w:r>
-      <w:r>
-        <w:t xml:space="preserve">a</w:t>
-      </w:r>
-      <w:r>
-        <w:t xml:space="preserve"> </w:t>
-      </w:r>
-      <w:r>
-        <w:rPr>
-          <w:b/>
-          <w:bCs/>
-        </w:rPr>
-        <w:t xml:space="preserve">Trie + failure links</w:t>
-      </w:r>
-      <w:r>
-        <w:t xml:space="preserve"> </w:t>
-      </w:r>
-      <w:r>
-        <w:t xml:space="preserve">(KMP generalised to many patterns)</w:t>
-      </w:r>
-      <w:r>
-        <w:t xml:space="preserve"> </w:t>
-      </w:r>
-      <w:r>
-        <w:t xml:space="preserve">→ find</w:t>
-      </w:r>
-      <w:r>
-        <w:t xml:space="preserve"> </w:t>
-      </w:r>
-      <w:r>
-        <w:rPr>
-          <w:b/>
-          <w:bCs/>
-        </w:rPr>
-        <w:t xml:space="preserve">all</w:t>
-      </w:r>
-      <w:r>
-        <w:t xml:space="preserve"> </w:t>
-      </w:r>
-      <w:r>
-        <w:t xml:space="preserve">occurrences of a set of patterns in O(text + matches). The</w:t>
-      </w:r>
-      <w:r>
-        <w:t xml:space="preserve"> </w:t>
-      </w:r>
-      <w:r>
-        <w:t xml:space="preserve">multi-pattern matcher (virus scanners, keyword filters). (Links to Module 3.)</w:t>
-      </w:r>
-    </w:p>
-    <w:p>
-      <w:pPr>
-        <w:pStyle w:val="Compact"/>
-        <w:numPr>
-          <w:ilvl w:val="0"/>
-          <w:numId w:val="1008"/>
-        </w:numPr>
-      </w:pPr>
-      <w:r>
-        <w:rPr>
-          <w:b/>
-          <w:bCs/>
-        </w:rPr>
-        <w:t xml:space="preserve">Suffix automaton (SAM):</w:t>
-      </w:r>
-      <w:r>
-        <w:t xml:space="preserve"> </w:t>
-      </w:r>
-      <w:r>
-        <w:t xml:space="preserve">an O(n) DAG of all substrings, built online; used</w:t>
-      </w:r>
-      <w:r>
-        <w:t xml:space="preserve"> </w:t>
-      </w:r>
-      <w:r>
-        <w:t xml:space="preserve">for distinct-substring counting and longest common substring (another linear</w:t>
-      </w:r>
-      <w:r>
-        <w:t xml:space="preserve"> </w:t>
-      </w:r>
-      <w:r>
-        <w:t xml:space="preserve">string structure alongside the suffix array).</w:t>
-      </w:r>
-    </w:p>
-    <w:bookmarkEnd w:id="26"/>
-    <w:bookmarkStart w:id="28" w:name="Xfca6659eb2999d292e152682a084a78bbf3ce2a"/>
-    <w:p>
-      <w:pPr>
-        <w:pStyle w:val="Heading2"/>
-      </w:pPr>
-      <w:r>
-        <w:t xml:space="preserve">17.7 System-Design &amp; Range-Query Structures (senior-interview essentials)</w:t>
-      </w:r>
-    </w:p>
-    <w:p>
-      <w:pPr>
-        <w:pStyle w:val="Compact"/>
-        <w:numPr>
-          <w:ilvl w:val="0"/>
-          <w:numId w:val="1009"/>
-        </w:numPr>
-      </w:pPr>
-      <w:r>
-        <w:rPr>
-          <w:b/>
-          <w:bCs/>
-        </w:rPr>
-        <w:t xml:space="preserve">B+-tree vs LSM-tree (the two database index families):</w:t>
-      </w:r>
-    </w:p>
-    <w:p>
-      <w:pPr>
-        <w:pStyle w:val="Compact"/>
-        <w:numPr>
-          <w:ilvl w:val="1"/>
-          <w:numId w:val="1010"/>
-        </w:numPr>
-      </w:pPr>
-      <w:r>
-        <w:rPr>
-          <w:b/>
-          <w:bCs/>
-        </w:rPr>
-        <w:t xml:space="preserve">B+-tree</w:t>
-      </w:r>
-      <w:r>
-        <w:t xml:space="preserve"> </w:t>
-      </w:r>
-      <w:r>
-        <w:t xml:space="preserve">(Module 8b):</w:t>
-      </w:r>
-      <w:r>
-        <w:t xml:space="preserve"> </w:t>
-      </w:r>
-      <w:r>
-        <w:rPr>
-          <w:b/>
-          <w:bCs/>
-        </w:rPr>
-        <w:t xml:space="preserve">read-optimised</w:t>
-      </w:r>
-      <w:r>
-        <w:t xml:space="preserve">, balanced, in-place updates →</w:t>
-      </w:r>
-      <w:r>
-        <w:t xml:space="preserve"> </w:t>
-      </w:r>
-      <w:r>
-        <w:t xml:space="preserve">relational DB indexes (MySQL/Postgres).</w:t>
-      </w:r>
-    </w:p>
-    <w:p>
-      <w:pPr>
-        <w:pStyle w:val="Compact"/>
-        <w:numPr>
-          <w:ilvl w:val="1"/>
-          <w:numId w:val="1010"/>
-        </w:numPr>
-      </w:pPr>
-      <w:r>
-        <w:rPr>
-          <w:b/>
-          <w:bCs/>
-        </w:rPr>
-        <w:t xml:space="preserve">LSM-tree</w:t>
-      </w:r>
-      <w:r>
-        <w:t xml:space="preserve"> </w:t>
-      </w:r>
-      <w:r>
-        <w:t xml:space="preserve">(Log-Structured Merge):</w:t>
-      </w:r>
-      <w:r>
-        <w:t xml:space="preserve"> </w:t>
-      </w:r>
-      <w:r>
-        <w:rPr>
-          <w:b/>
-          <w:bCs/>
-        </w:rPr>
-        <w:t xml:space="preserve">write-optimised</w:t>
-      </w:r>
-      <w:r>
-        <w:t xml:space="preserve"> </w:t>
-      </w:r>
-      <w:r>
-        <w:t xml:space="preserve">— buffer writes in a</w:t>
-      </w:r>
-      <w:r>
-        <w:t xml:space="preserve"> </w:t>
-      </w:r>
-      <w:r>
-        <w:t xml:space="preserve">memtable, flush to sorted</w:t>
-      </w:r>
-      <w:r>
-        <w:t xml:space="preserve"> </w:t>
-      </w:r>
-      <w:r>
-        <w:rPr>
-          <w:b/>
-          <w:bCs/>
-        </w:rPr>
-        <w:t xml:space="preserve">SSTables</w:t>
-      </w:r>
-      <w:r>
-        <w:t xml:space="preserve">,</w:t>
-      </w:r>
-      <w:r>
-        <w:t xml:space="preserve"> </w:t>
-      </w:r>
-      <w:r>
-        <w:rPr>
-          <w:b/>
-          <w:bCs/>
-        </w:rPr>
-        <w:t xml:space="preserve">compact</w:t>
-      </w:r>
-      <w:r>
-        <w:t xml:space="preserve"> </w:t>
-      </w:r>
-      <w:r>
-        <w:t xml:space="preserve">in the background →</w:t>
-      </w:r>
-      <w:r>
-        <w:t xml:space="preserve"> </w:t>
-      </w:r>
-      <w:r>
-        <w:t xml:space="preserve">Cassandra, RocksDB, LevelDB. Trade-off: LSM has higher read/space</w:t>
-      </w:r>
-      <w:r>
-        <w:t xml:space="preserve"> </w:t>
-      </w:r>
-      <w:r>
-        <w:t xml:space="preserve">amplification but far better write throughput.</w:t>
-      </w:r>
-    </w:p>
-    <w:p>
-      <w:pPr>
-        <w:pStyle w:val="Compact"/>
-        <w:numPr>
-          <w:ilvl w:val="0"/>
-          <w:numId w:val="1009"/>
-        </w:numPr>
-      </w:pPr>
-      <w:r>
-        <w:rPr>
-          <w:b/>
-          <w:bCs/>
-        </w:rPr>
-        <w:t xml:space="preserve">Sqrt decomposition / Mo’s algorithm:</w:t>
-      </w:r>
-      <w:r>
-        <w:t xml:space="preserve"> </w:t>
-      </w:r>
-      <w:r>
-        <w:t xml:space="preserve">split the array into ~√n blocks →</w:t>
-      </w:r>
-      <w:r>
-        <w:t xml:space="preserve"> </w:t>
-      </w:r>
-      <w:r>
-        <w:rPr>
-          <w:b/>
-          <w:bCs/>
-        </w:rPr>
-        <w:t xml:space="preserve">O(√n)</w:t>
-      </w:r>
-      <w:r>
-        <w:t xml:space="preserve"> </w:t>
-      </w:r>
-      <w:r>
-        <w:t xml:space="preserve">per range query/update; the bridge between brute force and a segment</w:t>
-      </w:r>
-      <w:r>
-        <w:t xml:space="preserve"> </w:t>
-      </w:r>
-      <w:r>
-        <w:t xml:space="preserve">tree when a clean associative merge is hard.</w:t>
-      </w:r>
-      <w:r>
-        <w:t xml:space="preserve"> </w:t>
-      </w:r>
-      <w:r>
-        <w:rPr>
-          <w:b/>
-          <w:bCs/>
-        </w:rPr>
-        <w:t xml:space="preserve">Mo’s algorithm</w:t>
-      </w:r>
-      <w:r>
-        <w:t xml:space="preserve"> </w:t>
-      </w:r>
-      <w:r>
-        <w:t xml:space="preserve">reorders</w:t>
-      </w:r>
-      <w:r>
-        <w:t xml:space="preserve"> </w:t>
-      </w:r>
-      <w:r>
-        <w:rPr>
-          <w:i/>
-          <w:iCs/>
-        </w:rPr>
-        <w:t xml:space="preserve">offline</w:t>
-      </w:r>
-      <w:r>
-        <w:t xml:space="preserve"> </w:t>
-      </w:r>
-      <w:r>
-        <w:t xml:space="preserve">queries for</w:t>
-      </w:r>
-      <w:r>
-        <w:t xml:space="preserve"> </w:t>
-      </w:r>
-      <w:r>
-        <w:rPr>
-          <w:b/>
-          <w:bCs/>
-        </w:rPr>
-        <w:t xml:space="preserve">O((n+q)√n)</w:t>
-      </w:r>
-      <w:r>
-        <w:t xml:space="preserve">.</w:t>
-      </w:r>
-    </w:p>
-    <w:p>
-      <w:pPr>
-        <w:pStyle w:val="Compact"/>
-        <w:numPr>
-          <w:ilvl w:val="0"/>
-          <w:numId w:val="1009"/>
-        </w:numPr>
-      </w:pPr>
-      <w:r>
-        <w:rPr>
-          <w:b/>
-          <w:bCs/>
-        </w:rPr>
-        <w:t xml:space="preserve">Probabilistic (cross-ref Module 7):</w:t>
-      </w:r>
-      <w:r>
-        <w:t xml:space="preserve"> </w:t>
-      </w:r>
-      <w:r>
-        <w:t xml:space="preserve">approximate membership →</w:t>
-      </w:r>
-      <w:r>
-        <w:t xml:space="preserve"> </w:t>
-      </w:r>
-      <w:r>
-        <w:rPr>
-          <w:b/>
-          <w:bCs/>
-        </w:rPr>
-        <w:t xml:space="preserve">Bloom /</w:t>
-      </w:r>
-      <w:r>
-        <w:rPr>
-          <w:b/>
-          <w:bCs/>
-        </w:rPr>
-        <w:t xml:space="preserve"> </w:t>
-      </w:r>
-      <w:r>
-        <w:rPr>
-          <w:b/>
-          <w:bCs/>
-        </w:rPr>
-        <w:t xml:space="preserve">Cuckoo filter</w:t>
-      </w:r>
-      <w:r>
-        <w:t xml:space="preserve"> </w:t>
-      </w:r>
-      <w:r>
-        <w:t xml:space="preserve">(SSTable Bloom filters skip disk reads); approximate distinct</w:t>
-      </w:r>
-      <w:r>
-        <w:t xml:space="preserve"> </w:t>
-      </w:r>
-      <w:r>
-        <w:t xml:space="preserve">count →</w:t>
-      </w:r>
-      <w:r>
-        <w:t xml:space="preserve"> </w:t>
-      </w:r>
-      <w:r>
-        <w:rPr>
-          <w:b/>
-          <w:bCs/>
-        </w:rPr>
-        <w:t xml:space="preserve">HyperLogLog</w:t>
-      </w:r>
-      <w:r>
-        <w:t xml:space="preserve"> </w:t>
-      </w:r>
-      <w:r>
-        <w:t xml:space="preserve">(Redis</w:t>
-      </w:r>
-      <w:r>
-        <w:t xml:space="preserve"> </w:t>
-      </w:r>
-      <w:r>
-        <w:rPr>
-          <w:rStyle w:val="VerbatimChar"/>
-        </w:rPr>
-        <w:t xml:space="preserve">PFADD</w:t>
-      </w:r>
-      <w:r>
-        <w:t xml:space="preserve">/</w:t>
-      </w:r>
-      <w:r>
-        <w:rPr>
-          <w:rStyle w:val="VerbatimChar"/>
-        </w:rPr>
-        <w:t xml:space="preserve">PFCOUNT</w:t>
-      </w:r>
-      <w:r>
-        <w:t xml:space="preserve">).</w:t>
-      </w:r>
-    </w:p>
-    <w:p>
-      <w:pPr>
-        <w:pStyle w:val="Compact"/>
-        <w:numPr>
-          <w:ilvl w:val="0"/>
-          <w:numId w:val="1009"/>
-        </w:numPr>
-      </w:pPr>
-      <w:r>
-        <w:rPr>
-          <w:b/>
-          <w:bCs/>
-        </w:rPr>
-        <w:t xml:space="preserve">Base structures:</w:t>
-      </w:r>
-      <w:r>
-        <w:t xml:space="preserve"> </w:t>
-      </w:r>
-      <w:r>
-        <w:t xml:space="preserve">segment tree /</w:t>
-      </w:r>
-      <w:r>
-        <w:t xml:space="preserve"> </w:t>
-      </w:r>
-      <w:r>
-        <w:rPr>
-          <w:b/>
-          <w:bCs/>
-        </w:rPr>
-        <w:t xml:space="preserve">Fenwick (BIT)</w:t>
-      </w:r>
-      <w:r>
-        <w:t xml:space="preserve"> </w:t>
-      </w:r>
-      <w:r>
-        <w:t xml:space="preserve">live in</w:t>
-      </w:r>
-      <w:r>
-        <w:t xml:space="preserve"> </w:t>
-      </w:r>
-      <w:r>
-        <w:rPr>
-          <w:b/>
-          <w:bCs/>
-        </w:rPr>
-        <w:t xml:space="preserve">Module 8b</w:t>
-      </w:r>
-      <w:r>
-        <w:t xml:space="preserve">; the</w:t>
-      </w:r>
-      <w:r>
-        <w:t xml:space="preserve"> </w:t>
-      </w:r>
-      <w:r>
-        <w:rPr>
-          <w:i/>
-          <w:iCs/>
-        </w:rPr>
-        <w:t xml:space="preserve">persistent</w:t>
-      </w:r>
-      <w:r>
-        <w:t xml:space="preserve"> </w:t>
-      </w:r>
-      <w:r>
-        <w:t xml:space="preserve">segment tree (§17.4) = that base + path copying.</w:t>
-      </w:r>
-    </w:p>
-    <w:bookmarkStart w:id="27" w:name="mcqs"/>
-    <w:p>
-      <w:pPr>
-        <w:pStyle w:val="Heading3"/>
-      </w:pPr>
-      <w:r>
-        <w:t xml:space="preserve">MCQs</w:t>
-      </w:r>
-    </w:p>
-    <w:p>
-      <w:pPr>
-        <w:pStyle w:val="Compact"/>
-        <w:numPr>
-          <w:ilvl w:val="0"/>
-          <w:numId w:val="1011"/>
-        </w:numPr>
-      </w:pPr>
-      <w:r>
-        <w:t xml:space="preserve">Write-optimised DB index family? →</w:t>
-      </w:r>
-      <w:r>
-        <w:t xml:space="preserve"> </w:t>
-      </w:r>
-      <w:r>
-        <w:rPr>
-          <w:b/>
-          <w:bCs/>
-        </w:rPr>
-        <w:t xml:space="preserve">LSM-tree</w:t>
-      </w:r>
-      <w:r>
-        <w:t xml:space="preserve"> </w:t>
-      </w:r>
-      <w:r>
-        <w:t xml:space="preserve">(Cassandra/RocksDB).</w:t>
-      </w:r>
-    </w:p>
-    <w:p>
-      <w:pPr>
-        <w:pStyle w:val="Compact"/>
-        <w:numPr>
-          <w:ilvl w:val="0"/>
-          <w:numId w:val="1011"/>
-        </w:numPr>
-      </w:pPr>
-      <w:r>
-        <w:t xml:space="preserve">Range queries without a clean merge / offline? →</w:t>
-      </w:r>
-      <w:r>
-        <w:t xml:space="preserve"> </w:t>
-      </w:r>
-      <w:r>
-        <w:rPr>
-          <w:b/>
-          <w:bCs/>
-        </w:rPr>
-        <w:t xml:space="preserve">sqrt decomposition / Mo’s</w:t>
-      </w:r>
-      <w:r>
-        <w:t xml:space="preserve">.</w:t>
-      </w:r>
-    </w:p>
-    <w:p>
-      <w:pPr>
-        <w:pStyle w:val="Compact"/>
-        <w:numPr>
-          <w:ilvl w:val="0"/>
-          <w:numId w:val="1011"/>
-        </w:numPr>
-      </w:pPr>
-      <w:r>
-        <w:t xml:space="preserve">Approximate membership / distinct-count? →</w:t>
-      </w:r>
-      <w:r>
-        <w:t xml:space="preserve"> </w:t>
-      </w:r>
-      <w:r>
-        <w:rPr>
-          <w:b/>
-          <w:bCs/>
-        </w:rPr>
-        <w:t xml:space="preserve">Bloom filter / HyperLogLog</w:t>
-      </w:r>
-      <w:r>
-        <w:t xml:space="preserve"> </w:t>
-      </w:r>
-      <w:r>
-        <w:t xml:space="preserve">(M07).</w:t>
-      </w:r>
-    </w:p>
-    <w:p>
-      <w:r>
-        <w:pict>
-          <v:rect style="width:0;height:1.5pt" o:hralign="center" o:hrstd="t" o:hr="t"/>
-        </w:pict>
-      </w:r>
-    </w:p>
-    <w:bookmarkEnd w:id="27"/>
-    <w:bookmarkEnd w:id="28"/>
-    <w:bookmarkStart w:id="29" w:name="module-17-concept-review-one-page"/>
-    <w:p>
-      <w:pPr>
-        <w:pStyle w:val="Heading2"/>
-      </w:pPr>
-      <w:r>
-        <w:t xml:space="preserve">Module 17 — Concept Review (one page)</w:t>
       </w:r>
     </w:p>
     <w:p>
@@ -2217,188 +3398,30 @@
           <w:b/>
           <w:bCs/>
         </w:rPr>
-        <w:t xml:space="preserve">Skip list:</w:t>
-      </w:r>
-      <w:r>
-        <w:t xml:space="preserve"> </w:t>
-      </w:r>
-      <w:r>
-        <w:t xml:space="preserve">layered lists, expected O(log n); Redis sorted sets.</w:t>
-      </w:r>
-    </w:p>
-    <w:p>
-      <w:pPr>
-        <w:pStyle w:val="Compact"/>
-        <w:numPr>
-          <w:ilvl w:val="0"/>
-          <w:numId w:val="1012"/>
-        </w:numPr>
-      </w:pPr>
-      <w:r>
-        <w:rPr>
-          <w:b/>
-          <w:bCs/>
-        </w:rPr>
-        <w:t xml:space="preserve">Treap:</w:t>
-      </w:r>
-      <w:r>
-        <w:t xml:space="preserve"> </w:t>
-      </w:r>
-      <w:r>
-        <w:t xml:space="preserve">BST key + heap random priority → expected O(log n), simple;</w:t>
-      </w:r>
-      <w:r>
-        <w:t xml:space="preserve"> </w:t>
-      </w:r>
-      <w:r>
-        <w:t xml:space="preserve">Cartesian/implicit treaps for arrays.</w:t>
-      </w:r>
-    </w:p>
-    <w:p>
-      <w:pPr>
-        <w:pStyle w:val="Compact"/>
-        <w:numPr>
-          <w:ilvl w:val="0"/>
-          <w:numId w:val="1012"/>
-        </w:numPr>
-      </w:pPr>
-      <w:r>
-        <w:rPr>
-          <w:b/>
-          <w:bCs/>
-        </w:rPr>
-        <w:t xml:space="preserve">Suffix array + LCP:</w:t>
-      </w:r>
-      <w:r>
-        <w:t xml:space="preserve"> </w:t>
-      </w:r>
-      <w:r>
-        <w:t xml:space="preserve">sorted suffixes, O(n log n) build; substring / repeated-</w:t>
-      </w:r>
-      <w:r>
-        <w:t xml:space="preserve"> </w:t>
-      </w:r>
-      <w:r>
-        <w:t xml:space="preserve">substring problems; lean suffix-tree alternative.</w:t>
-      </w:r>
-    </w:p>
-    <w:p>
-      <w:pPr>
-        <w:pStyle w:val="Compact"/>
-        <w:numPr>
-          <w:ilvl w:val="0"/>
-          <w:numId w:val="1012"/>
-        </w:numPr>
-      </w:pPr>
-      <w:r>
-        <w:rPr>
-          <w:b/>
-          <w:bCs/>
-        </w:rPr>
-        <w:t xml:space="preserve">Persistent structures:</w:t>
-      </w:r>
-      <w:r>
-        <w:t xml:space="preserve"> </w:t>
-      </w:r>
-      <w:r>
-        <w:t xml:space="preserve">keep all versions via path copying (persistent</w:t>
-      </w:r>
-      <w:r>
-        <w:t xml:space="preserve"> </w:t>
-      </w:r>
-      <w:r>
-        <w:t xml:space="preserve">segment tree);</w:t>
-      </w:r>
-      <w:r>
-        <w:t xml:space="preserve"> </w:t>
-      </w:r>
-      <w:r>
-        <w:t xml:space="preserve">“git for data”</w:t>
-      </w:r>
-      <w:r>
-        <w:t xml:space="preserve">.</w:t>
-      </w:r>
-    </w:p>
-    <w:p>
-      <w:pPr>
-        <w:pStyle w:val="Compact"/>
-        <w:numPr>
-          <w:ilvl w:val="0"/>
-          <w:numId w:val="1012"/>
-        </w:numPr>
-      </w:pPr>
-      <w:r>
-        <w:rPr>
-          <w:b/>
-          <w:bCs/>
-        </w:rPr>
-        <w:t xml:space="preserve">KD-tree:</w:t>
-      </w:r>
-      <w:r>
-        <w:t xml:space="preserve"> </w:t>
-      </w:r>
-      <w:r>
-        <w:t xml:space="preserve">alternate-axis spatial partition, ~O(log n) low-D NN/range; high-D</w:t>
-      </w:r>
-      <w:r>
-        <w:t xml:space="preserve"> </w:t>
-      </w:r>
-      <w:r>
-        <w:t xml:space="preserve">→ HNSW/LSH.</w:t>
-      </w:r>
-    </w:p>
-    <w:p>
-      <w:pPr>
-        <w:pStyle w:val="Compact"/>
-        <w:numPr>
-          <w:ilvl w:val="0"/>
-          <w:numId w:val="1012"/>
-        </w:numPr>
-      </w:pPr>
-      <w:r>
-        <w:rPr>
-          <w:b/>
-          <w:bCs/>
-        </w:rPr>
-        <w:t xml:space="preserve">Wavelet tree</w:t>
-      </w:r>
-      <w:r>
-        <w:t xml:space="preserve"> </w:t>
-      </w:r>
-      <w:r>
-        <w:t xml:space="preserve">(rank/select, k-th in range);</w:t>
-      </w:r>
-      <w:r>
-        <w:t xml:space="preserve"> </w:t>
-      </w:r>
-      <w:r>
-        <w:rPr>
-          <w:b/>
-          <w:bCs/>
-        </w:rPr>
-        <w:t xml:space="preserve">Aho-Corasick</w:t>
-      </w:r>
-      <w:r>
-        <w:t xml:space="preserve"> </w:t>
-      </w:r>
-      <w:r>
-        <w:t xml:space="preserve">(multi-pattern</w:t>
-      </w:r>
-      <w:r>
-        <w:t xml:space="preserve"> </w:t>
-      </w:r>
-      <w:r>
-        <w:t xml:space="preserve">matching = Trie + failure links).</w:t>
-      </w:r>
-    </w:p>
-    <w:bookmarkEnd w:id="29"/>
-    <w:bookmarkStart w:id="30" w:name="module-17-flash-cards"/>
+        <w:t xml:space="preserve">Uses:</w:t>
+      </w:r>
+      <w:r>
+        <w:t xml:space="preserve"> </w:t>
+      </w:r>
+      <w:r>
+        <w:t xml:space="preserve">geometry, k-nearest-neighbour (ML), collision detection, maps.</w:t>
+      </w:r>
+    </w:p>
+    <w:p>
+      <w:r>
+        <w:pict>
+          <v:rect style="width:0;height:1.5pt" o:hralign="center" o:hrstd="t" o:hr="t"/>
+        </w:pict>
+      </w:r>
+    </w:p>
+    <w:bookmarkEnd w:id="31"/>
+    <w:bookmarkStart w:id="32" w:name="wavelet-tree-aho-corasick-brief"/>
     <w:p>
       <w:pPr>
         <w:pStyle w:val="Heading2"/>
       </w:pPr>
       <w:r>
-        <w:t xml:space="preserve">Module 17 — Flash Cards</w:t>
+        <w:t xml:space="preserve">17.6 Wavelet Tree &amp; Aho-Corasick (brief)</w:t>
       </w:r>
     </w:p>
     <w:p>
@@ -2410,17 +3433,51 @@
         </w:numPr>
       </w:pPr>
       <w:r>
-        <w:t xml:space="preserve">Q: Redis sorted sets use?</w:t>
-      </w:r>
-      <w:r>
-        <w:t xml:space="preserve"> </w:t>
-      </w:r>
-      <w:r>
-        <w:rPr>
-          <w:b/>
-          <w:bCs/>
-        </w:rPr>
-        <w:t xml:space="preserve">A: skip list.</w:t>
+        <w:rPr>
+          <w:b/>
+          <w:bCs/>
+        </w:rPr>
+        <w:t xml:space="preserve">Wavelet tree:</w:t>
+      </w:r>
+      <w:r>
+        <w:t xml:space="preserve"> </w:t>
+      </w:r>
+      <w:r>
+        <w:t xml:space="preserve">answers</w:t>
+      </w:r>
+      <w:r>
+        <w:t xml:space="preserve"> </w:t>
+      </w:r>
+      <w:r>
+        <w:rPr>
+          <w:b/>
+          <w:bCs/>
+        </w:rPr>
+        <w:t xml:space="preserve">rank/select</w:t>
+      </w:r>
+      <w:r>
+        <w:t xml:space="preserve"> </w:t>
+      </w:r>
+      <w:r>
+        <w:t xml:space="preserve">and</w:t>
+      </w:r>
+      <w:r>
+        <w:t xml:space="preserve"> </w:t>
+      </w:r>
+      <w:r>
+        <w:t xml:space="preserve">“k-th smallest in a range”</w:t>
+      </w:r>
+      <w:r>
+        <w:t xml:space="preserve"> </w:t>
+      </w:r>
+      <w:r>
+        <w:t xml:space="preserve">queries over a sequence of values in O(log σ) (σ = alphabet/value range).</w:t>
+      </w:r>
+      <w:r>
+        <w:t xml:space="preserve"> </w:t>
+      </w:r>
+      <w:r>
+        <w:t xml:space="preserve">Powers compact text indexes.</w:t>
       </w:r>
     </w:p>
     <w:p>
@@ -2432,17 +3489,61 @@
         </w:numPr>
       </w:pPr>
       <w:r>
-        <w:t xml:space="preserve">Q: Treap = ?</w:t>
-      </w:r>
-      <w:r>
-        <w:t xml:space="preserve"> </w:t>
-      </w:r>
-      <w:r>
-        <w:rPr>
-          <w:b/>
-          <w:bCs/>
-        </w:rPr>
-        <w:t xml:space="preserve">A: BST by key + heap by random priority (expected O(log n)).</w:t>
+        <w:rPr>
+          <w:b/>
+          <w:bCs/>
+        </w:rPr>
+        <w:t xml:space="preserve">Aho-Corasick:</w:t>
+      </w:r>
+      <w:r>
+        <w:t xml:space="preserve"> </w:t>
+      </w:r>
+      <w:r>
+        <w:t xml:space="preserve">a</w:t>
+      </w:r>
+      <w:r>
+        <w:t xml:space="preserve"> </w:t>
+      </w:r>
+      <w:r>
+        <w:rPr>
+          <w:b/>
+          <w:bCs/>
+        </w:rPr>
+        <w:t xml:space="preserve">Trie + failure links</w:t>
+      </w:r>
+      <w:r>
+        <w:t xml:space="preserve"> </w:t>
+      </w:r>
+      <w:r>
+        <w:t xml:space="preserve">(KMP generalised to many patterns)</w:t>
+      </w:r>
+      <w:r>
+        <w:t xml:space="preserve"> </w:t>
+      </w:r>
+      <w:r>
+        <w:t xml:space="preserve">→ find</w:t>
+      </w:r>
+      <w:r>
+        <w:t xml:space="preserve"> </w:t>
+      </w:r>
+      <w:r>
+        <w:rPr>
+          <w:b/>
+          <w:bCs/>
+        </w:rPr>
+        <w:t xml:space="preserve">all</w:t>
+      </w:r>
+      <w:r>
+        <w:t xml:space="preserve"> </w:t>
+      </w:r>
+      <w:r>
+        <w:t xml:space="preserve">occurrences of a set of patterns in O(text + matches). The</w:t>
+      </w:r>
+      <w:r>
+        <w:t xml:space="preserve"> </w:t>
+      </w:r>
+      <w:r>
+        <w:t xml:space="preserve">multi-pattern matcher (virus scanners, keyword filters). (Links to Module 3.)</w:t>
       </w:r>
     </w:p>
     <w:p>
@@ -2454,93 +3555,165 @@
         </w:numPr>
       </w:pPr>
       <w:r>
-        <w:t xml:space="preserve">Q: Suffix array build time?</w:t>
-      </w:r>
-      <w:r>
-        <w:t xml:space="preserve"> </w:t>
-      </w:r>
-      <w:r>
-        <w:rPr>
-          <w:b/>
-          <w:bCs/>
-        </w:rPr>
-        <w:t xml:space="preserve">A: O(n log n) (O(n) with SA-IS).</w:t>
-      </w:r>
-    </w:p>
-    <w:p>
-      <w:pPr>
-        <w:pStyle w:val="Compact"/>
-        <w:numPr>
-          <w:ilvl w:val="0"/>
-          <w:numId w:val="1013"/>
-        </w:numPr>
-      </w:pPr>
-      <w:r>
-        <w:t xml:space="preserve">Q: Persistent update memory/time?</w:t>
-      </w:r>
-      <w:r>
-        <w:t xml:space="preserve"> </w:t>
-      </w:r>
-      <w:r>
-        <w:rPr>
-          <w:b/>
-          <w:bCs/>
-        </w:rPr>
-        <w:t xml:space="preserve">A: O(log n) via path copying.</w:t>
-      </w:r>
-    </w:p>
-    <w:p>
-      <w:pPr>
-        <w:pStyle w:val="Compact"/>
-        <w:numPr>
-          <w:ilvl w:val="0"/>
-          <w:numId w:val="1013"/>
-        </w:numPr>
-      </w:pPr>
-      <w:r>
-        <w:t xml:space="preserve">Q: KD-tree splits how?</w:t>
-      </w:r>
-      <w:r>
-        <w:t xml:space="preserve"> </w:t>
-      </w:r>
-      <w:r>
-        <w:rPr>
-          <w:b/>
-          <w:bCs/>
-        </w:rPr>
-        <w:t xml:space="preserve">A: alternate axis per depth; low-D NN search.</w:t>
-      </w:r>
-    </w:p>
-    <w:p>
-      <w:pPr>
-        <w:pStyle w:val="Compact"/>
-        <w:numPr>
-          <w:ilvl w:val="0"/>
-          <w:numId w:val="1013"/>
-        </w:numPr>
-      </w:pPr>
-      <w:r>
-        <w:t xml:space="preserve">Q: Multi-pattern matching structure?</w:t>
-      </w:r>
-      <w:r>
-        <w:t xml:space="preserve"> </w:t>
-      </w:r>
-      <w:r>
-        <w:rPr>
-          <w:b/>
-          <w:bCs/>
-        </w:rPr>
-        <w:t xml:space="preserve">A: Aho-Corasick (Trie + failure links).</w:t>
-      </w:r>
-    </w:p>
-    <w:bookmarkEnd w:id="30"/>
-    <w:bookmarkStart w:id="31" w:name="module-17-pattern-recognition"/>
+        <w:rPr>
+          <w:b/>
+          <w:bCs/>
+        </w:rPr>
+        <w:t xml:space="preserve">Suffix automaton (SAM):</w:t>
+      </w:r>
+      <w:r>
+        <w:t xml:space="preserve"> </w:t>
+      </w:r>
+      <w:r>
+        <w:t xml:space="preserve">an O(n) DAG of all substrings, built online; used</w:t>
+      </w:r>
+      <w:r>
+        <w:t xml:space="preserve"> </w:t>
+      </w:r>
+      <w:r>
+        <w:t xml:space="preserve">for distinct-substring counting and longest common substring (another linear</w:t>
+      </w:r>
+      <w:r>
+        <w:t xml:space="preserve"> </w:t>
+      </w:r>
+      <w:r>
+        <w:t xml:space="preserve">string structure alongside the suffix array).</w:t>
+      </w:r>
+    </w:p>
+    <w:bookmarkEnd w:id="32"/>
+    <w:bookmarkStart w:id="37" w:name="a-sqrt-decomposition-the-n-range-trick"/>
     <w:p>
       <w:pPr>
         <w:pStyle w:val="Heading2"/>
       </w:pPr>
       <w:r>
-        <w:t xml:space="preserve">Module 17 — Pattern Recognition</w:t>
+        <w:t xml:space="preserve">17.6a Sqrt Decomposition (the √n range trick)</w:t>
+      </w:r>
+    </w:p>
+    <w:p>
+      <w:pPr>
+        <w:pStyle w:val="FirstParagraph"/>
+      </w:pPr>
+      <w:r>
+        <w:rPr>
+          <w:b/>
+          <w:bCs/>
+        </w:rPr>
+        <w:t xml:space="preserve">Sqrt decomposition</w:t>
+      </w:r>
+      <w:r>
+        <w:t xml:space="preserve"> </w:t>
+      </w:r>
+      <w:r>
+        <w:t xml:space="preserve">is one of the most useful</w:t>
+      </w:r>
+      <w:r>
+        <w:t xml:space="preserve"> </w:t>
+      </w:r>
+      <w:r>
+        <w:t xml:space="preserve">“medium-power”</w:t>
+      </w:r>
+      <w:r>
+        <w:t xml:space="preserve"> </w:t>
+      </w:r>
+      <w:r>
+        <w:t xml:space="preserve">CP structures. The</w:t>
+      </w:r>
+      <w:r>
+        <w:t xml:space="preserve"> </w:t>
+      </w:r>
+      <w:r>
+        <w:t xml:space="preserve">idea is simple: split the array of</w:t>
+      </w:r>
+      <w:r>
+        <w:t xml:space="preserve"> </w:t>
+      </w:r>
+      <w:r>
+        <w:rPr>
+          <w:rStyle w:val="VerbatimChar"/>
+        </w:rPr>
+        <w:t xml:space="preserve">n</w:t>
+      </w:r>
+      <w:r>
+        <w:t xml:space="preserve"> </w:t>
+      </w:r>
+      <w:r>
+        <w:t xml:space="preserve">elements into blocks of size about</w:t>
+      </w:r>
+      <w:r>
+        <w:t xml:space="preserve"> </w:t>
+      </w:r>
+      <w:r>
+        <w:rPr>
+          <w:rStyle w:val="VerbatimChar"/>
+        </w:rPr>
+        <w:t xml:space="preserve">√n</w:t>
+      </w:r>
+      <w:r>
+        <w:t xml:space="preserve">,</w:t>
+      </w:r>
+      <w:r>
+        <w:t xml:space="preserve"> </w:t>
+      </w:r>
+      <w:r>
+        <w:t xml:space="preserve">and precompute a summary (e.g. the</w:t>
+      </w:r>
+      <w:r>
+        <w:t xml:space="preserve"> </w:t>
+      </w:r>
+      <w:r>
+        <w:rPr>
+          <w:b/>
+          <w:bCs/>
+        </w:rPr>
+        <w:t xml:space="preserve">sum</w:t>
+      </w:r>
+      <w:r>
+        <w:t xml:space="preserve">) for each block. Then a range query</w:t>
+      </w:r>
+      <w:r>
+        <w:t xml:space="preserve"> </w:t>
+      </w:r>
+      <w:r>
+        <w:t xml:space="preserve">touches at most</w:t>
+      </w:r>
+      <w:r>
+        <w:t xml:space="preserve"> </w:t>
+      </w:r>
+      <w:r>
+        <w:rPr>
+          <w:b/>
+          <w:bCs/>
+        </w:rPr>
+        <w:t xml:space="preserve">two partial blocks at the ends</w:t>
+      </w:r>
+      <w:r>
+        <w:t xml:space="preserve"> </w:t>
+      </w:r>
+      <w:r>
+        <w:t xml:space="preserve">(scanned element by element) and</w:t>
+      </w:r>
+      <w:r>
+        <w:t xml:space="preserve"> </w:t>
+      </w:r>
+      <w:r>
+        <w:t xml:space="preserve">some</w:t>
+      </w:r>
+      <w:r>
+        <w:t xml:space="preserve"> </w:t>
+      </w:r>
+      <w:r>
+        <w:rPr>
+          <w:b/>
+          <w:bCs/>
+        </w:rPr>
+        <w:t xml:space="preserve">whole blocks in the middle</w:t>
+      </w:r>
+      <w:r>
+        <w:t xml:space="preserve"> </w:t>
+      </w:r>
+      <w:r>
+        <w:t xml:space="preserve">(read from the precomputed summaries).</w:t>
       </w:r>
     </w:p>
     <w:p>
@@ -2552,26 +3725,7 @@
         </w:numPr>
       </w:pPr>
       <w:r>
-        <w:t xml:space="preserve">“Ordered set, simple + concurrent”</w:t>
-      </w:r>
-      <w:r>
-        <w:t xml:space="preserve"> </w:t>
-      </w:r>
-      <w:r>
-        <w:t xml:space="preserve">→</w:t>
-      </w:r>
-      <w:r>
-        <w:t xml:space="preserve"> </w:t>
-      </w:r>
-      <w:r>
-        <w:rPr>
-          <w:b/>
-          <w:bCs/>
-        </w:rPr>
-        <w:t xml:space="preserve">skip list</w:t>
-      </w:r>
-      <w:r>
-        <w:t xml:space="preserve">.</w:t>
+        <w:t xml:space="preserve">Number of blocks ≈ √n, block size ≈ √n.</w:t>
       </w:r>
     </w:p>
     <w:p>
@@ -2583,40 +3737,54 @@
         </w:numPr>
       </w:pPr>
       <w:r>
-        <w:t xml:space="preserve">“Balanced BST without rotation pain / reverse a subarray”</w:t>
-      </w:r>
-      <w:r>
-        <w:t xml:space="preserve"> </w:t>
-      </w:r>
-      <w:r>
-        <w:t xml:space="preserve">→</w:t>
-      </w:r>
-      <w:r>
-        <w:t xml:space="preserve"> </w:t>
-      </w:r>
-      <w:r>
-        <w:rPr>
-          <w:b/>
-          <w:bCs/>
-        </w:rPr>
-        <w:t xml:space="preserve">treap / implicit</w:t>
-      </w:r>
-      <w:r>
-        <w:rPr>
-          <w:b/>
-          <w:bCs/>
-        </w:rPr>
-        <w:t xml:space="preserve"> </w:t>
-      </w:r>
-      <w:r>
-        <w:rPr>
-          <w:b/>
-          <w:bCs/>
-        </w:rPr>
-        <w:t xml:space="preserve">treap</w:t>
-      </w:r>
-      <w:r>
-        <w:t xml:space="preserve">.</w:t>
+        <w:t xml:space="preserve">A range</w:t>
+      </w:r>
+      <w:r>
+        <w:t xml:space="preserve"> </w:t>
+      </w:r>
+      <w:r>
+        <w:rPr>
+          <w:rStyle w:val="VerbatimChar"/>
+        </w:rPr>
+        <w:t xml:space="preserve">[l, r]</w:t>
+      </w:r>
+      <w:r>
+        <w:t xml:space="preserve"> </w:t>
+      </w:r>
+      <w:r>
+        <w:t xml:space="preserve">has</w:t>
+      </w:r>
+      <w:r>
+        <w:t xml:space="preserve"> </w:t>
+      </w:r>
+      <w:r>
+        <w:rPr>
+          <w:b/>
+          <w:bCs/>
+        </w:rPr>
+        <w:t xml:space="preserve">at most 2 partial blocks</w:t>
+      </w:r>
+      <w:r>
+        <w:t xml:space="preserve"> </w:t>
+      </w:r>
+      <w:r>
+        <w:t xml:space="preserve">(≤ 2·√n elements to scan) and</w:t>
+      </w:r>
+      <w:r>
+        <w:t xml:space="preserve"> </w:t>
+      </w:r>
+      <w:r>
+        <w:rPr>
+          <w:b/>
+          <w:bCs/>
+        </w:rPr>
+        <w:t xml:space="preserve">at most √n whole blocks</w:t>
+      </w:r>
+      <w:r>
+        <w:t xml:space="preserve"> </w:t>
+      </w:r>
+      <w:r>
+        <w:t xml:space="preserve">(each read in O(1)).</w:t>
       </w:r>
     </w:p>
     <w:p>
@@ -2628,160 +3796,487 @@
         </w:numPr>
       </w:pPr>
       <w:r>
-        <w:t xml:space="preserve">“Many substring/repeated-substring queries on a fixed string”</w:t>
-      </w:r>
-      <w:r>
-        <w:t xml:space="preserve"> </w:t>
-      </w:r>
-      <w:r>
-        <w:t xml:space="preserve">→</w:t>
-      </w:r>
-      <w:r>
-        <w:t xml:space="preserve"> </w:t>
-      </w:r>
-      <w:r>
-        <w:rPr>
-          <w:b/>
-          <w:bCs/>
-        </w:rPr>
-        <w:t xml:space="preserve">suffix array +</w:t>
-      </w:r>
-      <w:r>
-        <w:rPr>
-          <w:b/>
-          <w:bCs/>
-        </w:rPr>
-        <w:t xml:space="preserve"> </w:t>
-      </w:r>
-      <w:r>
-        <w:rPr>
-          <w:b/>
-          <w:bCs/>
-        </w:rPr>
-        <w:t xml:space="preserve">LCP</w:t>
-      </w:r>
-      <w:r>
-        <w:t xml:space="preserve">.</w:t>
-      </w:r>
-    </w:p>
-    <w:p>
-      <w:pPr>
-        <w:pStyle w:val="Compact"/>
-        <w:numPr>
-          <w:ilvl w:val="0"/>
-          <w:numId w:val="1014"/>
-        </w:numPr>
-      </w:pPr>
-      <w:r>
-        <w:t xml:space="preserve">“Query old versions / k-th in a range with updates”</w:t>
-      </w:r>
-      <w:r>
-        <w:t xml:space="preserve"> </w:t>
-      </w:r>
-      <w:r>
-        <w:t xml:space="preserve">→</w:t>
-      </w:r>
-      <w:r>
-        <w:t xml:space="preserve"> </w:t>
-      </w:r>
-      <w:r>
-        <w:rPr>
-          <w:b/>
-          <w:bCs/>
-        </w:rPr>
-        <w:t xml:space="preserve">persistent segment</w:t>
-      </w:r>
-      <w:r>
-        <w:rPr>
-          <w:b/>
-          <w:bCs/>
-        </w:rPr>
-        <w:t xml:space="preserve"> </w:t>
-      </w:r>
-      <w:r>
-        <w:rPr>
-          <w:b/>
-          <w:bCs/>
-        </w:rPr>
-        <w:t xml:space="preserve">tree</w:t>
-      </w:r>
-      <w:r>
-        <w:t xml:space="preserve">.</w:t>
-      </w:r>
-    </w:p>
-    <w:p>
-      <w:pPr>
-        <w:pStyle w:val="Compact"/>
-        <w:numPr>
-          <w:ilvl w:val="0"/>
-          <w:numId w:val="1014"/>
-        </w:numPr>
-      </w:pPr>
-      <w:r>
-        <w:t xml:space="preserve">“Nearest neighbour / range in 2D-3D”</w:t>
-      </w:r>
-      <w:r>
-        <w:t xml:space="preserve"> </w:t>
-      </w:r>
-      <w:r>
-        <w:t xml:space="preserve">→</w:t>
-      </w:r>
-      <w:r>
-        <w:t xml:space="preserve"> </w:t>
-      </w:r>
-      <w:r>
-        <w:rPr>
-          <w:b/>
-          <w:bCs/>
-        </w:rPr>
-        <w:t xml:space="preserve">KD-tree</w:t>
-      </w:r>
-      <w:r>
-        <w:t xml:space="preserve"> </w:t>
-      </w:r>
-      <w:r>
-        <w:t xml:space="preserve">(high-D → ANN, Module 21).</w:t>
-      </w:r>
-    </w:p>
-    <w:p>
-      <w:pPr>
-        <w:pStyle w:val="Compact"/>
-        <w:numPr>
-          <w:ilvl w:val="0"/>
-          <w:numId w:val="1014"/>
-        </w:numPr>
-      </w:pPr>
-      <w:r>
-        <w:t xml:space="preserve">“Match many patterns at once”</w:t>
-      </w:r>
-      <w:r>
-        <w:t xml:space="preserve"> </w:t>
-      </w:r>
-      <w:r>
-        <w:t xml:space="preserve">→</w:t>
-      </w:r>
-      <w:r>
-        <w:t xml:space="preserve"> </w:t>
-      </w:r>
-      <w:r>
-        <w:rPr>
-          <w:b/>
-          <w:bCs/>
-        </w:rPr>
-        <w:t xml:space="preserve">Aho-Corasick</w:t>
-      </w:r>
-      <w:r>
-        <w:t xml:space="preserve">.</w:t>
-      </w:r>
-    </w:p>
-    <w:bookmarkEnd w:id="31"/>
-    <w:bookmarkStart w:id="32" w:name="module-17-interview-cp-questions"/>
-    <w:p>
-      <w:pPr>
-        <w:pStyle w:val="Heading2"/>
-      </w:pPr>
-      <w:r>
-        <w:t xml:space="preserve">Module 17 — Interview / CP Questions</w:t>
+        <w:t xml:space="preserve">So each query is</w:t>
+      </w:r>
+      <w:r>
+        <w:t xml:space="preserve"> </w:t>
+      </w:r>
+      <w:r>
+        <w:rPr>
+          <w:b/>
+          <w:bCs/>
+        </w:rPr>
+        <w:t xml:space="preserve">O(√n)</w:t>
+      </w:r>
+      <w:r>
+        <w:t xml:space="preserve">, and a point update is</w:t>
+      </w:r>
+      <w:r>
+        <w:t xml:space="preserve"> </w:t>
+      </w:r>
+      <w:r>
+        <w:rPr>
+          <w:b/>
+          <w:bCs/>
+        </w:rPr>
+        <w:t xml:space="preserve">O(1)</w:t>
+      </w:r>
+      <w:r>
+        <w:t xml:space="preserve"> </w:t>
+      </w:r>
+      <w:r>
+        <w:t xml:space="preserve">(fix one element and</w:t>
+      </w:r>
+      <w:r>
+        <w:t xml:space="preserve"> </w:t>
+      </w:r>
+      <w:r>
+        <w:t xml:space="preserve">its block’s summary).</w:t>
+      </w:r>
+    </w:p>
+    <w:p>
+      <w:pPr>
+        <w:pStyle w:val="CaptionedFigure"/>
+      </w:pPr>
+      <w:r>
+        <w:drawing>
+          <wp:inline>
+            <wp:extent cx="5334000" cy="2750170"/>
+            <wp:effectExtent b="0" l="0" r="0" t="0"/>
+            <wp:docPr descr="Sqrt decomposition: whole blocks read in O(1), only edge cells scanned, giving O(sqrt n) per range query." title="" id="34" name="Picture"/>
+            <a:graphic>
+              <a:graphicData uri="http://schemas.openxmlformats.org/drawingml/2006/picture">
+                <pic:pic>
+                  <pic:nvPicPr>
+                    <pic:cNvPr descr="images/290_sqrt_decomposition.png" id="35" name="Picture"/>
+                    <pic:cNvPicPr>
+                      <a:picLocks noChangeArrowheads="1" noChangeAspect="1"/>
+                    </pic:cNvPicPr>
+                  </pic:nvPicPr>
+                  <pic:blipFill>
+                    <a:blip r:embed="rId33"/>
+                    <a:stretch>
+                      <a:fillRect/>
+                    </a:stretch>
+                  </pic:blipFill>
+                  <pic:spPr bwMode="auto">
+                    <a:xfrm>
+                      <a:off x="0" y="0"/>
+                      <a:ext cx="5334000" cy="2750170"/>
+                    </a:xfrm>
+                    <a:prstGeom prst="rect">
+                      <a:avLst/>
+                    </a:prstGeom>
+                    <a:noFill/>
+                    <a:ln w="9525">
+                      <a:noFill/>
+                      <a:headEnd/>
+                      <a:tailEnd/>
+                    </a:ln>
+                  </pic:spPr>
+                </pic:pic>
+              </a:graphicData>
+            </a:graphic>
+          </wp:inline>
+        </w:drawing>
+      </w:r>
+    </w:p>
+    <w:p>
+      <w:pPr>
+        <w:pStyle w:val="ImageCaption"/>
+      </w:pPr>
+      <w:r>
+        <w:t xml:space="preserve">Sqrt decomposition: whole blocks read in O(1), only edge cells scanned, giving O(sqrt n) per range query.</w:t>
+      </w:r>
+    </w:p>
+    <w:p>
+      <w:pPr>
+        <w:pStyle w:val="BodyText"/>
+      </w:pPr>
+      <w:r>
+        <w:rPr>
+          <w:b/>
+          <w:bCs/>
+        </w:rPr>
+        <w:t xml:space="preserve">Worked query</w:t>
+      </w:r>
+      <w:r>
+        <w:t xml:space="preserve"> </w:t>
+      </w:r>
+      <w:r>
+        <w:t xml:space="preserve">(from the figure): array</w:t>
+      </w:r>
+      <w:r>
+        <w:t xml:space="preserve"> </w:t>
+      </w:r>
+      <w:r>
+        <w:rPr>
+          <w:rStyle w:val="VerbatimChar"/>
+        </w:rPr>
+        <w:t xml:space="preserve">[1,3,2,5,4,1,6,2,7]</w:t>
+      </w:r>
+      <w:r>
+        <w:t xml:space="preserve">, block size 3, so</w:t>
+      </w:r>
+      <w:r>
+        <w:t xml:space="preserve"> </w:t>
+      </w:r>
+      <w:r>
+        <w:t xml:space="preserve">block sums are</w:t>
+      </w:r>
+      <w:r>
+        <w:t xml:space="preserve"> </w:t>
+      </w:r>
+      <w:r>
+        <w:rPr>
+          <w:rStyle w:val="VerbatimChar"/>
+        </w:rPr>
+        <w:t xml:space="preserve">[6, 10, 15]</w:t>
+      </w:r>
+      <w:r>
+        <w:t xml:space="preserve">. Compute</w:t>
+      </w:r>
+      <w:r>
+        <w:t xml:space="preserve"> </w:t>
+      </w:r>
+      <w:r>
+        <w:rPr>
+          <w:rStyle w:val="VerbatimChar"/>
+        </w:rPr>
+        <w:t xml:space="preserve">sum(2..7)</w:t>
+      </w:r>
+      <w:r>
+        <w:t xml:space="preserve"> </w:t>
+      </w:r>
+      <w:r>
+        <w:t xml:space="preserve">(0-indexed, inclusive):</w:t>
+      </w:r>
+    </w:p>
+    <w:p>
+      <w:pPr>
+        <w:pStyle w:val="SourceCode"/>
+      </w:pPr>
+      <w:r>
+        <w:rPr>
+          <w:rStyle w:val="VerbatimChar"/>
+        </w:rPr>
+        <w:t xml:space="preserve">Range 2..7 breaks into:</w:t>
+      </w:r>
+      <w:r>
+        <w:br/>
+      </w:r>
+      <w:r>
+        <w:rPr>
+          <w:rStyle w:val="VerbatimChar"/>
+        </w:rPr>
+        <w:t xml:space="preserve">  - index 2        (partial, left edge)   -&gt; value 2</w:t>
+      </w:r>
+      <w:r>
+        <w:br/>
+      </w:r>
+      <w:r>
+        <w:rPr>
+          <w:rStyle w:val="VerbatimChar"/>
+        </w:rPr>
+        <w:t xml:space="preserve">  - indices 3,4,5  (whole block 1)        -&gt; use block sum 10   (no scan!)</w:t>
+      </w:r>
+      <w:r>
+        <w:br/>
+      </w:r>
+      <w:r>
+        <w:rPr>
+          <w:rStyle w:val="VerbatimChar"/>
+        </w:rPr>
+        <w:t xml:space="preserve">  - indices 6,7    (partial, right edge)  -&gt; 6 + 2 = 8</w:t>
+      </w:r>
+      <w:r>
+        <w:br/>
+      </w:r>
+      <w:r>
+        <w:rPr>
+          <w:rStyle w:val="VerbatimChar"/>
+        </w:rPr>
+        <w:t xml:space="preserve">Total = 2 + 10 + 8 = 20</w:t>
+      </w:r>
+    </w:p>
+    <w:p>
+      <w:pPr>
+        <w:pStyle w:val="FirstParagraph"/>
+      </w:pPr>
+      <w:r>
+        <w:t xml:space="preserve">Pseudocode:</w:t>
+      </w:r>
+    </w:p>
+    <w:p>
+      <w:pPr>
+        <w:pStyle w:val="SourceCode"/>
+      </w:pPr>
+      <w:r>
+        <w:rPr>
+          <w:rStyle w:val="VerbatimChar"/>
+        </w:rPr>
+        <w:t xml:space="preserve">BLOCK = floor(sqrt(n))</w:t>
+      </w:r>
+      <w:r>
+        <w:br/>
+      </w:r>
+      <w:r>
+        <w:rPr>
+          <w:rStyle w:val="VerbatimChar"/>
+        </w:rPr>
+        <w:t xml:space="preserve">build:  for i in 0..n-1:  blockSum[i / BLOCK] += a[i]</w:t>
+      </w:r>
+      <w:r>
+        <w:br/>
+      </w:r>
+      <w:r>
+        <w:br/>
+      </w:r>
+      <w:r>
+        <w:rPr>
+          <w:rStyle w:val="VerbatimChar"/>
+        </w:rPr>
+        <w:t xml:space="preserve">query(l, r):                       # inclusive</w:t>
+      </w:r>
+      <w:r>
+        <w:br/>
+      </w:r>
+      <w:r>
+        <w:rPr>
+          <w:rStyle w:val="VerbatimChar"/>
+        </w:rPr>
+        <w:t xml:space="preserve">    total = 0</w:t>
+      </w:r>
+      <w:r>
+        <w:br/>
+      </w:r>
+      <w:r>
+        <w:rPr>
+          <w:rStyle w:val="VerbatimChar"/>
+        </w:rPr>
+        <w:t xml:space="preserve">    while l &lt;= r and l % BLOCK != 0:      # left partial block</w:t>
+      </w:r>
+      <w:r>
+        <w:br/>
+      </w:r>
+      <w:r>
+        <w:rPr>
+          <w:rStyle w:val="VerbatimChar"/>
+        </w:rPr>
+        <w:t xml:space="preserve">        total += a[l]; l++</w:t>
+      </w:r>
+      <w:r>
+        <w:br/>
+      </w:r>
+      <w:r>
+        <w:rPr>
+          <w:rStyle w:val="VerbatimChar"/>
+        </w:rPr>
+        <w:t xml:space="preserve">    while l + BLOCK - 1 &lt;= r:             # whole blocks</w:t>
+      </w:r>
+      <w:r>
+        <w:br/>
+      </w:r>
+      <w:r>
+        <w:rPr>
+          <w:rStyle w:val="VerbatimChar"/>
+        </w:rPr>
+        <w:t xml:space="preserve">        total += blockSum[l / BLOCK]; l += BLOCK</w:t>
+      </w:r>
+      <w:r>
+        <w:br/>
+      </w:r>
+      <w:r>
+        <w:rPr>
+          <w:rStyle w:val="VerbatimChar"/>
+        </w:rPr>
+        <w:t xml:space="preserve">    while l &lt;= r:                         # right partial block</w:t>
+      </w:r>
+      <w:r>
+        <w:br/>
+      </w:r>
+      <w:r>
+        <w:rPr>
+          <w:rStyle w:val="VerbatimChar"/>
+        </w:rPr>
+        <w:t xml:space="preserve">        total += a[l]; l++</w:t>
+      </w:r>
+      <w:r>
+        <w:br/>
+      </w:r>
+      <w:r>
+        <w:rPr>
+          <w:rStyle w:val="VerbatimChar"/>
+        </w:rPr>
+        <w:t xml:space="preserve">    return total</w:t>
+      </w:r>
+      <w:r>
+        <w:br/>
+      </w:r>
+      <w:r>
+        <w:br/>
+      </w:r>
+      <w:r>
+        <w:rPr>
+          <w:rStyle w:val="VerbatimChar"/>
+        </w:rPr>
+        <w:t xml:space="preserve">update(i, val):                     # point update</w:t>
+      </w:r>
+      <w:r>
+        <w:br/>
+      </w:r>
+      <w:r>
+        <w:rPr>
+          <w:rStyle w:val="VerbatimChar"/>
+        </w:rPr>
+        <w:t xml:space="preserve">    blockSum[i / BLOCK] += val - a[i]</w:t>
+      </w:r>
+      <w:r>
+        <w:br/>
+      </w:r>
+      <w:r>
+        <w:rPr>
+          <w:rStyle w:val="VerbatimChar"/>
+        </w:rPr>
+        <w:t xml:space="preserve">    a[i] = val</w:t>
+      </w:r>
+    </w:p>
+    <w:p>
+      <w:pPr>
+        <w:pStyle w:val="FirstParagraph"/>
+      </w:pPr>
+      <w:r>
+        <w:rPr>
+          <w:b/>
+          <w:bCs/>
+        </w:rPr>
+        <w:t xml:space="preserve">Why bother when a segment tree also does ranges?</w:t>
+      </w:r>
+      <w:r>
+        <w:t xml:space="preserve"> </w:t>
+      </w:r>
+      <w:r>
+        <w:t xml:space="preserve">Sqrt decomposition is the</w:t>
+      </w:r>
+      <w:r>
+        <w:t xml:space="preserve"> </w:t>
+      </w:r>
+      <w:r>
+        <w:rPr>
+          <w:b/>
+          <w:bCs/>
+        </w:rPr>
+        <w:t xml:space="preserve">bridge between brute force and a segment tree</w:t>
+      </w:r>
+      <w:r>
+        <w:t xml:space="preserve">: it is far easier to code and</w:t>
+      </w:r>
+      <w:r>
+        <w:t xml:space="preserve"> </w:t>
+      </w:r>
+      <w:r>
+        <w:t xml:space="preserve">works even when the merge operation is</w:t>
+      </w:r>
+      <w:r>
+        <w:t xml:space="preserve"> </w:t>
+      </w:r>
+      <w:r>
+        <w:rPr>
+          <w:i/>
+          <w:iCs/>
+        </w:rPr>
+        <w:t xml:space="preserve">awkward</w:t>
+      </w:r>
+      <w:r>
+        <w:t xml:space="preserve"> </w:t>
+      </w:r>
+      <w:r>
+        <w:t xml:space="preserve">(e.g. </w:t>
+      </w:r>
+      <w:r>
+        <w:t xml:space="preserve">“how many elements in this</w:t>
+      </w:r>
+      <w:r>
+        <w:t xml:space="preserve"> </w:t>
+      </w:r>
+      <w:r>
+        <w:t xml:space="preserve">range are &gt; x”</w:t>
+      </w:r>
+      <w:r>
+        <w:t xml:space="preserve">, by keeping each block</w:t>
+      </w:r>
+      <w:r>
+        <w:t xml:space="preserve"> </w:t>
+      </w:r>
+      <w:r>
+        <w:rPr>
+          <w:b/>
+          <w:bCs/>
+        </w:rPr>
+        <w:t xml:space="preserve">sorted</w:t>
+      </w:r>
+      <w:r>
+        <w:t xml:space="preserve">). It is often</w:t>
+      </w:r>
+      <w:r>
+        <w:t xml:space="preserve"> </w:t>
+      </w:r>
+      <w:r>
+        <w:t xml:space="preserve">“good enough”</w:t>
+      </w:r>
+      <w:r>
+        <w:t xml:space="preserve"> </w:t>
+      </w:r>
+      <w:r>
+        <w:t xml:space="preserve">and</w:t>
+      </w:r>
+      <w:r>
+        <w:t xml:space="preserve"> </w:t>
+      </w:r>
+      <w:r>
+        <w:t xml:space="preserve">much less bug-prone under contest pressure.</w:t>
+      </w:r>
+    </w:p>
+    <w:p>
+      <w:pPr>
+        <w:pStyle w:val="BlockText"/>
+      </w:pPr>
+      <w:r>
+        <w:rPr>
+          <w:b/>
+          <w:bCs/>
+        </w:rPr>
+        <w:t xml:space="preserve">Memory hook:</w:t>
+      </w:r>
+      <w:r>
+        <w:t xml:space="preserve"> </w:t>
+      </w:r>
+      <w:r>
+        <w:t xml:space="preserve">√n blocks. Ends scanned by hand, middle read from summaries —</w:t>
+      </w:r>
+      <w:r>
+        <w:t xml:space="preserve"> </w:t>
+      </w:r>
+      <w:r>
+        <w:rPr>
+          <w:rStyle w:val="VerbatimChar"/>
+        </w:rPr>
+        <w:t xml:space="preserve">2√n + √n = O(√n)</w:t>
+      </w:r>
+      <w:r>
+        <w:t xml:space="preserve"> </w:t>
+      </w:r>
+      <w:r>
+        <w:t xml:space="preserve">per query.</w:t>
+      </w:r>
+    </w:p>
+    <w:bookmarkStart w:id="36" w:name="mcqs-3"/>
+    <w:p>
+      <w:pPr>
+        <w:pStyle w:val="Heading3"/>
+      </w:pPr>
+      <w:r>
+        <w:t xml:space="preserve">MCQs</w:t>
       </w:r>
     </w:p>
     <w:p>
@@ -2793,17 +4288,20 @@
         </w:numPr>
       </w:pPr>
       <w:r>
-        <w:rPr>
-          <w:i/>
-          <w:iCs/>
-        </w:rPr>
-        <w:t xml:space="preserve">Design Redis ZADD/ZRANGE.</w:t>
-      </w:r>
-      <w:r>
-        <w:t xml:space="preserve"> </w:t>
-      </w:r>
-      <w:r>
-        <w:t xml:space="preserve">→ skip list (or balanced BST) ordering.</w:t>
+        <w:t xml:space="preserve">Sqrt decomposition query cost? →</w:t>
+      </w:r>
+      <w:r>
+        <w:t xml:space="preserve"> </w:t>
+      </w:r>
+      <w:r>
+        <w:rPr>
+          <w:b/>
+          <w:bCs/>
+        </w:rPr>
+        <w:t xml:space="preserve">O(√n)</w:t>
+      </w:r>
+      <w:r>
+        <w:t xml:space="preserve">.</w:t>
       </w:r>
     </w:p>
     <w:p>
@@ -2815,17 +4313,36 @@
         </w:numPr>
       </w:pPr>
       <w:r>
+        <w:t xml:space="preserve">How many</w:t>
+      </w:r>
+      <w:r>
+        <w:t xml:space="preserve"> </w:t>
+      </w:r>
+      <w:r>
         <w:rPr>
           <w:i/>
           <w:iCs/>
         </w:rPr>
-        <w:t xml:space="preserve">Longest repeated substring.</w:t>
-      </w:r>
-      <w:r>
-        <w:t xml:space="preserve"> </w:t>
-      </w:r>
-      <w:r>
-        <w:t xml:space="preserve">→ suffix array + LCP.</w:t>
+        <w:t xml:space="preserve">whole</w:t>
+      </w:r>
+      <w:r>
+        <w:t xml:space="preserve"> </w:t>
+      </w:r>
+      <w:r>
+        <w:t xml:space="preserve">precomputed blocks can a range span? →</w:t>
+      </w:r>
+      <w:r>
+        <w:t xml:space="preserve"> </w:t>
+      </w:r>
+      <w:r>
+        <w:rPr>
+          <w:b/>
+          <w:bCs/>
+        </w:rPr>
+        <w:t xml:space="preserve">at most √n</w:t>
+      </w:r>
+      <w:r>
+        <w:t xml:space="preserve">.</w:t>
       </w:r>
     </w:p>
     <w:p>
@@ -2837,55 +4354,87 @@
         </w:numPr>
       </w:pPr>
       <w:r>
+        <w:t xml:space="preserve">Why pick it over a segment tree? →</w:t>
+      </w:r>
+      <w:r>
+        <w:t xml:space="preserve"> </w:t>
+      </w:r>
+      <w:r>
+        <w:rPr>
+          <w:b/>
+          <w:bCs/>
+        </w:rPr>
+        <w:t xml:space="preserve">simpler to code; handles awkward merges</w:t>
+      </w:r>
+      <w:r>
+        <w:t xml:space="preserve">.</w:t>
+      </w:r>
+    </w:p>
+    <w:bookmarkEnd w:id="36"/>
+    <w:bookmarkEnd w:id="37"/>
+    <w:bookmarkStart w:id="39" w:name="X30c52e89af194a47585aa1e4bfa1511bb869ced"/>
+    <w:p>
+      <w:pPr>
+        <w:pStyle w:val="Heading2"/>
+      </w:pPr>
+      <w:r>
+        <w:t xml:space="preserve">17.6b Mo’s Algorithm (offline range queries in O((n+q)√n))</w:t>
+      </w:r>
+    </w:p>
+    <w:p>
+      <w:pPr>
+        <w:pStyle w:val="FirstParagraph"/>
+      </w:pPr>
+      <w:r>
+        <w:rPr>
+          <w:b/>
+          <w:bCs/>
+        </w:rPr>
+        <w:t xml:space="preserve">Mo’s algorithm</w:t>
+      </w:r>
+      <w:r>
+        <w:t xml:space="preserve"> </w:t>
+      </w:r>
+      <w:r>
+        <w:t xml:space="preserve">answers many range queries</w:t>
+      </w:r>
+      <w:r>
+        <w:t xml:space="preserve"> </w:t>
+      </w:r>
+      <w:r>
         <w:rPr>
           <w:i/>
           <w:iCs/>
         </w:rPr>
-        <w:t xml:space="preserve">k-th smallest in a subarray with updates / historical queries.</w:t>
-      </w:r>
-      <w:r>
-        <w:t xml:space="preserve"> </w:t>
-      </w:r>
-      <w:r>
-        <w:t xml:space="preserve">→ persistent</w:t>
-      </w:r>
-      <w:r>
-        <w:t xml:space="preserve"> </w:t>
-      </w:r>
-      <w:r>
-        <w:t xml:space="preserve">segment tree / wavelet tree.</w:t>
-      </w:r>
-    </w:p>
-    <w:p>
-      <w:pPr>
-        <w:pStyle w:val="Compact"/>
-        <w:numPr>
-          <w:ilvl w:val="0"/>
-          <w:numId w:val="1015"/>
-        </w:numPr>
-      </w:pPr>
-      <w:r>
-        <w:rPr>
-          <w:i/>
-          <w:iCs/>
-        </w:rPr>
-        <w:t xml:space="preserve">k nearest points.</w:t>
-      </w:r>
-      <w:r>
-        <w:t xml:space="preserve"> </w:t>
-      </w:r>
-      <w:r>
-        <w:t xml:space="preserve">→ KD-tree (low-D) / heap; high-D → ANN.</w:t>
-      </w:r>
-    </w:p>
-    <w:bookmarkEnd w:id="32"/>
-    <w:bookmarkStart w:id="33" w:name="module-17-gate-sebi-rbi-isro-perspective"/>
-    <w:p>
-      <w:pPr>
-        <w:pStyle w:val="Heading2"/>
-      </w:pPr>
-      <w:r>
-        <w:t xml:space="preserve">Module 17 — GATE / SEBI / RBI / ISRO Perspective</w:t>
+        <w:t xml:space="preserve">offline</w:t>
+      </w:r>
+      <w:r>
+        <w:t xml:space="preserve"> </w:t>
+      </w:r>
+      <w:r>
+        <w:t xml:space="preserve">(all queries known up</w:t>
+      </w:r>
+      <w:r>
+        <w:t xml:space="preserve"> </w:t>
+      </w:r>
+      <w:r>
+        <w:t xml:space="preserve">front, no updates) by</w:t>
+      </w:r>
+      <w:r>
+        <w:t xml:space="preserve"> </w:t>
+      </w:r>
+      <w:r>
+        <w:rPr>
+          <w:b/>
+          <w:bCs/>
+        </w:rPr>
+        <w:t xml:space="preserve">reordering</w:t>
+      </w:r>
+      <w:r>
+        <w:t xml:space="preserve"> </w:t>
+      </w:r>
+      <w:r>
+        <w:t xml:space="preserve">them so the answer window slides cheaply.</w:t>
       </w:r>
     </w:p>
     <w:p>
@@ -2897,54 +4446,1799 @@
         </w:numPr>
       </w:pPr>
       <w:r>
-        <w:rPr>
-          <w:b/>
-          <w:bCs/>
-        </w:rPr>
-        <w:t xml:space="preserve">GATE:</w:t>
-      </w:r>
-      <w:r>
-        <w:t xml:space="preserve"> </w:t>
-      </w:r>
-      <w:r>
-        <w:t xml:space="preserve">mostly conceptual — skip-list expected complexity, suffix</w:t>
-      </w:r>
-      <w:r>
-        <w:t xml:space="preserve"> </w:t>
-      </w:r>
-      <w:r>
-        <w:t xml:space="preserve">structures, persistence idea. These are</w:t>
-      </w:r>
-      <w:r>
-        <w:t xml:space="preserve"> </w:t>
-      </w:r>
-      <w:r>
-        <w:rPr>
-          <w:b/>
-          <w:bCs/>
-        </w:rPr>
-        <w:t xml:space="preserve">less frequent</w:t>
-      </w:r>
-      <w:r>
-        <w:t xml:space="preserve">; prioritise</w:t>
-      </w:r>
-      <w:r>
-        <w:t xml:space="preserve"> </w:t>
-      </w:r>
-      <w:r>
-        <w:t xml:space="preserve">M08 (trees), M10 (graphs), M14 (DP) for exams and treat M17 as</w:t>
-      </w:r>
-      <w:r>
-        <w:t xml:space="preserve"> </w:t>
-      </w:r>
-      <w:r>
-        <w:t xml:space="preserve">“recognise the</w:t>
-      </w:r>
-      <w:r>
-        <w:t xml:space="preserve"> </w:t>
-      </w:r>
-      <w:r>
-        <w:t xml:space="preserve">tool”</w:t>
+        <w:t xml:space="preserve">Maintain a current window</w:t>
+      </w:r>
+      <w:r>
+        <w:t xml:space="preserve"> </w:t>
+      </w:r>
+      <w:r>
+        <w:rPr>
+          <w:rStyle w:val="VerbatimChar"/>
+        </w:rPr>
+        <w:t xml:space="preserve">[curL, curR]</w:t>
+      </w:r>
+      <w:r>
+        <w:t xml:space="preserve"> </w:t>
+      </w:r>
+      <w:r>
+        <w:t xml:space="preserve">and its answer (e.g. count of distinct</w:t>
+      </w:r>
+      <w:r>
+        <w:t xml:space="preserve"> </w:t>
+      </w:r>
+      <w:r>
+        <w:t xml:space="preserve">values, using a frequency array). Moving an endpoint by one is an</w:t>
+      </w:r>
+      <w:r>
+        <w:t xml:space="preserve"> </w:t>
+      </w:r>
+      <w:r>
+        <w:rPr>
+          <w:b/>
+          <w:bCs/>
+        </w:rPr>
+        <w:t xml:space="preserve">add/remove</w:t>
+      </w:r>
+      <w:r>
+        <w:t xml:space="preserve"> </w:t>
+      </w:r>
+      <w:r>
+        <w:t xml:space="preserve">of a single element — O(1) each.</w:t>
+      </w:r>
+    </w:p>
+    <w:p>
+      <w:pPr>
+        <w:pStyle w:val="Compact"/>
+        <w:numPr>
+          <w:ilvl w:val="0"/>
+          <w:numId w:val="1016"/>
+        </w:numPr>
+      </w:pPr>
+      <w:r>
+        <w:rPr>
+          <w:b/>
+          <w:bCs/>
+        </w:rPr>
+        <w:t xml:space="preserve">The reorder trick:</w:t>
+      </w:r>
+      <w:r>
+        <w:t xml:space="preserve"> </w:t>
+      </w:r>
+      <w:r>
+        <w:t xml:space="preserve">sort queries by</w:t>
+      </w:r>
+      <w:r>
+        <w:t xml:space="preserve"> </w:t>
+      </w:r>
+      <w:r>
+        <w:rPr>
+          <w:b/>
+          <w:bCs/>
+        </w:rPr>
+        <w:t xml:space="preserve">(block of L, then R)</w:t>
+      </w:r>
+      <w:r>
+        <w:t xml:space="preserve">, using block</w:t>
+      </w:r>
+      <w:r>
+        <w:t xml:space="preserve"> </w:t>
+      </w:r>
+      <w:r>
+        <w:t xml:space="preserve">size ≈ √n. This bounds total endpoint movement:</w:t>
+      </w:r>
+      <w:r>
+        <w:t xml:space="preserve"> </w:t>
+      </w:r>
+      <w:r>
+        <w:rPr>
+          <w:rStyle w:val="VerbatimChar"/>
+        </w:rPr>
+        <w:t xml:space="preserve">curR</w:t>
+      </w:r>
+      <w:r>
+        <w:t xml:space="preserve"> </w:t>
+      </w:r>
+      <w:r>
+        <w:t xml:space="preserve">moves O(n) within each of</w:t>
+      </w:r>
+      <w:r>
+        <w:t xml:space="preserve"> </w:t>
+      </w:r>
+      <w:r>
+        <w:t xml:space="preserve">the √n L-blocks (O(n√n) total), and</w:t>
+      </w:r>
+      <w:r>
+        <w:t xml:space="preserve"> </w:t>
+      </w:r>
+      <w:r>
+        <w:rPr>
+          <w:rStyle w:val="VerbatimChar"/>
+        </w:rPr>
+        <w:t xml:space="preserve">curL</w:t>
+      </w:r>
+      <w:r>
+        <w:t xml:space="preserve"> </w:t>
+      </w:r>
+      <w:r>
+        <w:t xml:space="preserve">moves O(√n) per query (O(q√n) total).</w:t>
+      </w:r>
+    </w:p>
+    <w:p>
+      <w:pPr>
+        <w:pStyle w:val="Compact"/>
+        <w:numPr>
+          <w:ilvl w:val="0"/>
+          <w:numId w:val="1016"/>
+        </w:numPr>
+      </w:pPr>
+      <w:r>
+        <w:rPr>
+          <w:b/>
+          <w:bCs/>
+        </w:rPr>
+        <w:t xml:space="preserve">Total: O((n + q)√n).</w:t>
+      </w:r>
+      <w:r>
+        <w:t xml:space="preserve"> </w:t>
+      </w:r>
+      <w:r>
+        <w:t xml:space="preserve">No fancy tree — just clever ordering.</w:t>
+      </w:r>
+    </w:p>
+    <w:p>
+      <w:pPr>
+        <w:pStyle w:val="SourceCode"/>
+      </w:pPr>
+      <w:r>
+        <w:rPr>
+          <w:rStyle w:val="VerbatimChar"/>
+        </w:rPr>
+        <w:t xml:space="preserve">add(x):    freq[a[x]]++;  if freq[a[x]]==1: distinct++</w:t>
+      </w:r>
+      <w:r>
+        <w:br/>
+      </w:r>
+      <w:r>
+        <w:rPr>
+          <w:rStyle w:val="VerbatimChar"/>
+        </w:rPr>
+        <w:t xml:space="preserve">remove(x): freq[a[x]]--;  if freq[a[x]]==0: distinct--</w:t>
+      </w:r>
+      <w:r>
+        <w:br/>
+      </w:r>
+      <w:r>
+        <w:br/>
+      </w:r>
+      <w:r>
+        <w:rPr>
+          <w:rStyle w:val="VerbatimChar"/>
+        </w:rPr>
+        <w:t xml:space="preserve">for each query (l,r) in Mo-sorted order:</w:t>
+      </w:r>
+      <w:r>
+        <w:br/>
+      </w:r>
+      <w:r>
+        <w:rPr>
+          <w:rStyle w:val="VerbatimChar"/>
+        </w:rPr>
+        <w:t xml:space="preserve">    while curR &lt; r: curR++; add(curR)</w:t>
+      </w:r>
+      <w:r>
+        <w:br/>
+      </w:r>
+      <w:r>
+        <w:rPr>
+          <w:rStyle w:val="VerbatimChar"/>
+        </w:rPr>
+        <w:t xml:space="preserve">    while curL &gt; l: curL--; add(curL)</w:t>
+      </w:r>
+      <w:r>
+        <w:br/>
+      </w:r>
+      <w:r>
+        <w:rPr>
+          <w:rStyle w:val="VerbatimChar"/>
+        </w:rPr>
+        <w:t xml:space="preserve">    while curR &gt; r: remove(curR); curR--</w:t>
+      </w:r>
+      <w:r>
+        <w:br/>
+      </w:r>
+      <w:r>
+        <w:rPr>
+          <w:rStyle w:val="VerbatimChar"/>
+        </w:rPr>
+        <w:t xml:space="preserve">    while curL &lt; l: remove(curL); curL++</w:t>
+      </w:r>
+      <w:r>
+        <w:br/>
+      </w:r>
+      <w:r>
+        <w:rPr>
+          <w:rStyle w:val="VerbatimChar"/>
+        </w:rPr>
+        <w:t xml:space="preserve">    answer[query] = distinct</w:t>
+      </w:r>
+    </w:p>
+    <w:p>
+      <w:pPr>
+        <w:pStyle w:val="FirstParagraph"/>
+      </w:pPr>
+      <w:r>
+        <w:rPr>
+          <w:b/>
+          <w:bCs/>
+        </w:rPr>
+        <w:t xml:space="preserve">When to reach for it:</w:t>
+      </w:r>
+      <w:r>
+        <w:t xml:space="preserve"> </w:t>
+      </w:r>
+      <w:r>
+        <w:t xml:space="preserve">many range queries,</w:t>
+      </w:r>
+      <w:r>
+        <w:t xml:space="preserve"> </w:t>
+      </w:r>
+      <w:r>
+        <w:rPr>
+          <w:b/>
+          <w:bCs/>
+        </w:rPr>
+        <w:t xml:space="preserve">no updates</w:t>
+      </w:r>
+      <w:r>
+        <w:t xml:space="preserve">, and a per-query</w:t>
+      </w:r>
+      <w:r>
+        <w:t xml:space="preserve"> </w:t>
+      </w:r>
+      <w:r>
+        <w:t xml:space="preserve">statistic that is</w:t>
+      </w:r>
+      <w:r>
+        <w:t xml:space="preserve"> </w:t>
+      </w:r>
+      <w:r>
+        <w:rPr>
+          <w:b/>
+          <w:bCs/>
+        </w:rPr>
+        <w:t xml:space="preserve">easy to update by ±1 element</w:t>
+      </w:r>
+      <w:r>
+        <w:t xml:space="preserve"> </w:t>
+      </w:r>
+      <w:r>
+        <w:t xml:space="preserve">but hard to merge (classic:</w:t>
+      </w:r>
+      <w:r>
+        <w:t xml:space="preserve"> </w:t>
+      </w:r>
+      <w:r>
+        <w:t xml:space="preserve">“number of distinct values in</w:t>
+      </w:r>
+      <w:r>
+        <w:t xml:space="preserve"> </w:t>
+      </w:r>
+      <w:r>
+        <w:rPr>
+          <w:rStyle w:val="VerbatimChar"/>
+        </w:rPr>
+        <w:t xml:space="preserve">[l, r]</w:t>
+      </w:r>
+      <w:r>
+        <w:t xml:space="preserve">”</w:t>
+      </w:r>
+      <w:r>
+        <w:t xml:space="preserve">). If there</w:t>
+      </w:r>
+      <w:r>
+        <w:t xml:space="preserve"> </w:t>
+      </w:r>
+      <w:r>
+        <w:rPr>
+          <w:i/>
+          <w:iCs/>
+        </w:rPr>
+        <w:t xml:space="preserve">are</w:t>
+      </w:r>
+      <w:r>
+        <w:t xml:space="preserve"> </w:t>
+      </w:r>
+      <w:r>
+        <w:t xml:space="preserve">updates, a segment tree</w:t>
+      </w:r>
+      <w:r>
+        <w:t xml:space="preserve"> </w:t>
+      </w:r>
+      <w:r>
+        <w:t xml:space="preserve">or</w:t>
+      </w:r>
+      <w:r>
+        <w:t xml:space="preserve"> </w:t>
+      </w:r>
+      <w:r>
+        <w:t xml:space="preserve">“Mo’s with updates”</w:t>
+      </w:r>
+      <w:r>
+        <w:t xml:space="preserve"> </w:t>
+      </w:r>
+      <w:r>
+        <w:t xml:space="preserve">variant is needed instead.</w:t>
+      </w:r>
+    </w:p>
+    <w:p>
+      <w:pPr>
+        <w:pStyle w:val="BlockText"/>
+      </w:pPr>
+      <w:r>
+        <w:rPr>
+          <w:b/>
+          <w:bCs/>
+        </w:rPr>
+        <w:t xml:space="preserve">Memory hook:</w:t>
+      </w:r>
+      <w:r>
+        <w:t xml:space="preserve"> </w:t>
+      </w:r>
+      <w:r>
+        <w:t xml:space="preserve">Mo’s =</w:t>
+      </w:r>
+      <w:r>
+        <w:t xml:space="preserve"> </w:t>
+      </w:r>
+      <w:r>
+        <w:t xml:space="preserve">“sort the questions so the answer window barely moves.”</w:t>
+      </w:r>
+    </w:p>
+    <w:bookmarkStart w:id="38" w:name="mcqs-4"/>
+    <w:p>
+      <w:pPr>
+        <w:pStyle w:val="Heading3"/>
+      </w:pPr>
+      <w:r>
+        <w:t xml:space="preserve">MCQs</w:t>
+      </w:r>
+    </w:p>
+    <w:p>
+      <w:pPr>
+        <w:pStyle w:val="Compact"/>
+        <w:numPr>
+          <w:ilvl w:val="0"/>
+          <w:numId w:val="1017"/>
+        </w:numPr>
+      </w:pPr>
+      <w:r>
+        <w:t xml:space="preserve">Mo’s algorithm total complexity? →</w:t>
+      </w:r>
+      <w:r>
+        <w:t xml:space="preserve"> </w:t>
+      </w:r>
+      <w:r>
+        <w:rPr>
+          <w:b/>
+          <w:bCs/>
+        </w:rPr>
+        <w:t xml:space="preserve">O((n+q)√n)</w:t>
+      </w:r>
+      <w:r>
+        <w:t xml:space="preserve">.</w:t>
+      </w:r>
+    </w:p>
+    <w:p>
+      <w:pPr>
+        <w:pStyle w:val="Compact"/>
+        <w:numPr>
+          <w:ilvl w:val="0"/>
+          <w:numId w:val="1017"/>
+        </w:numPr>
+      </w:pPr>
+      <w:r>
+        <w:t xml:space="preserve">Key precondition for plain Mo’s? →</w:t>
+      </w:r>
+      <w:r>
+        <w:t xml:space="preserve"> </w:t>
+      </w:r>
+      <w:r>
+        <w:rPr>
+          <w:b/>
+          <w:bCs/>
+        </w:rPr>
+        <w:t xml:space="preserve">offline queries, no updates</w:t>
+      </w:r>
+      <w:r>
+        <w:t xml:space="preserve">.</w:t>
+      </w:r>
+    </w:p>
+    <w:p>
+      <w:pPr>
+        <w:pStyle w:val="Compact"/>
+        <w:numPr>
+          <w:ilvl w:val="0"/>
+          <w:numId w:val="1017"/>
+        </w:numPr>
+      </w:pPr>
+      <w:r>
+        <w:t xml:space="preserve">Queries are sorted by? →</w:t>
+      </w:r>
+      <w:r>
+        <w:t xml:space="preserve"> </w:t>
+      </w:r>
+      <w:r>
+        <w:rPr>
+          <w:b/>
+          <w:bCs/>
+        </w:rPr>
+        <w:t xml:space="preserve">(block of L, then R)</w:t>
+      </w:r>
+      <w:r>
+        <w:t xml:space="preserve">, block ≈ √n.</w:t>
+      </w:r>
+    </w:p>
+    <w:bookmarkEnd w:id="38"/>
+    <w:bookmarkEnd w:id="39"/>
+    <w:bookmarkStart w:id="41" w:name="Xfca6659eb2999d292e152682a084a78bbf3ce2a"/>
+    <w:p>
+      <w:pPr>
+        <w:pStyle w:val="Heading2"/>
+      </w:pPr>
+      <w:r>
+        <w:t xml:space="preserve">17.7 System-Design &amp; Range-Query Structures (senior-interview essentials)</w:t>
+      </w:r>
+    </w:p>
+    <w:p>
+      <w:pPr>
+        <w:pStyle w:val="Compact"/>
+        <w:numPr>
+          <w:ilvl w:val="0"/>
+          <w:numId w:val="1018"/>
+        </w:numPr>
+      </w:pPr>
+      <w:r>
+        <w:rPr>
+          <w:b/>
+          <w:bCs/>
+        </w:rPr>
+        <w:t xml:space="preserve">B+-tree vs LSM-tree (the two database index families):</w:t>
+      </w:r>
+    </w:p>
+    <w:p>
+      <w:pPr>
+        <w:pStyle w:val="Compact"/>
+        <w:numPr>
+          <w:ilvl w:val="1"/>
+          <w:numId w:val="1019"/>
+        </w:numPr>
+      </w:pPr>
+      <w:r>
+        <w:rPr>
+          <w:b/>
+          <w:bCs/>
+        </w:rPr>
+        <w:t xml:space="preserve">B+-tree</w:t>
+      </w:r>
+      <w:r>
+        <w:t xml:space="preserve"> </w:t>
+      </w:r>
+      <w:r>
+        <w:t xml:space="preserve">(Module 8b):</w:t>
+      </w:r>
+      <w:r>
+        <w:t xml:space="preserve"> </w:t>
+      </w:r>
+      <w:r>
+        <w:rPr>
+          <w:b/>
+          <w:bCs/>
+        </w:rPr>
+        <w:t xml:space="preserve">read-optimised</w:t>
+      </w:r>
+      <w:r>
+        <w:t xml:space="preserve">, balanced, in-place updates →</w:t>
+      </w:r>
+      <w:r>
+        <w:t xml:space="preserve"> </w:t>
+      </w:r>
+      <w:r>
+        <w:t xml:space="preserve">relational DB indexes (MySQL/Postgres).</w:t>
+      </w:r>
+    </w:p>
+    <w:p>
+      <w:pPr>
+        <w:pStyle w:val="Compact"/>
+        <w:numPr>
+          <w:ilvl w:val="1"/>
+          <w:numId w:val="1019"/>
+        </w:numPr>
+      </w:pPr>
+      <w:r>
+        <w:rPr>
+          <w:b/>
+          <w:bCs/>
+        </w:rPr>
+        <w:t xml:space="preserve">LSM-tree</w:t>
+      </w:r>
+      <w:r>
+        <w:t xml:space="preserve"> </w:t>
+      </w:r>
+      <w:r>
+        <w:t xml:space="preserve">(Log-Structured Merge):</w:t>
+      </w:r>
+      <w:r>
+        <w:t xml:space="preserve"> </w:t>
+      </w:r>
+      <w:r>
+        <w:rPr>
+          <w:b/>
+          <w:bCs/>
+        </w:rPr>
+        <w:t xml:space="preserve">write-optimised</w:t>
+      </w:r>
+      <w:r>
+        <w:t xml:space="preserve"> </w:t>
+      </w:r>
+      <w:r>
+        <w:t xml:space="preserve">— buffer writes in a</w:t>
+      </w:r>
+      <w:r>
+        <w:t xml:space="preserve"> </w:t>
+      </w:r>
+      <w:r>
+        <w:t xml:space="preserve">memtable, flush to sorted</w:t>
+      </w:r>
+      <w:r>
+        <w:t xml:space="preserve"> </w:t>
+      </w:r>
+      <w:r>
+        <w:rPr>
+          <w:b/>
+          <w:bCs/>
+        </w:rPr>
+        <w:t xml:space="preserve">SSTables</w:t>
+      </w:r>
+      <w:r>
+        <w:t xml:space="preserve">,</w:t>
+      </w:r>
+      <w:r>
+        <w:t xml:space="preserve"> </w:t>
+      </w:r>
+      <w:r>
+        <w:rPr>
+          <w:b/>
+          <w:bCs/>
+        </w:rPr>
+        <w:t xml:space="preserve">compact</w:t>
+      </w:r>
+      <w:r>
+        <w:t xml:space="preserve"> </w:t>
+      </w:r>
+      <w:r>
+        <w:t xml:space="preserve">in the background →</w:t>
+      </w:r>
+      <w:r>
+        <w:t xml:space="preserve"> </w:t>
+      </w:r>
+      <w:r>
+        <w:t xml:space="preserve">Cassandra, RocksDB, LevelDB. Trade-off: LSM has higher read/space</w:t>
+      </w:r>
+      <w:r>
+        <w:t xml:space="preserve"> </w:t>
+      </w:r>
+      <w:r>
+        <w:t xml:space="preserve">amplification but far better write throughput.</w:t>
+      </w:r>
+    </w:p>
+    <w:p>
+      <w:pPr>
+        <w:pStyle w:val="Compact"/>
+        <w:numPr>
+          <w:ilvl w:val="0"/>
+          <w:numId w:val="1018"/>
+        </w:numPr>
+      </w:pPr>
+      <w:r>
+        <w:rPr>
+          <w:b/>
+          <w:bCs/>
+        </w:rPr>
+        <w:t xml:space="preserve">Sqrt decomposition / Mo’s algorithm:</w:t>
+      </w:r>
+      <w:r>
+        <w:t xml:space="preserve"> </w:t>
+      </w:r>
+      <w:r>
+        <w:t xml:space="preserve">split the array into ~√n blocks →</w:t>
+      </w:r>
+      <w:r>
+        <w:t xml:space="preserve"> </w:t>
+      </w:r>
+      <w:r>
+        <w:rPr>
+          <w:b/>
+          <w:bCs/>
+        </w:rPr>
+        <w:t xml:space="preserve">O(√n)</w:t>
+      </w:r>
+      <w:r>
+        <w:t xml:space="preserve"> </w:t>
+      </w:r>
+      <w:r>
+        <w:t xml:space="preserve">per range query/update; the bridge between brute force and a segment</w:t>
+      </w:r>
+      <w:r>
+        <w:t xml:space="preserve"> </w:t>
+      </w:r>
+      <w:r>
+        <w:t xml:space="preserve">tree when a clean associative merge is hard.</w:t>
+      </w:r>
+      <w:r>
+        <w:t xml:space="preserve"> </w:t>
+      </w:r>
+      <w:r>
+        <w:rPr>
+          <w:b/>
+          <w:bCs/>
+        </w:rPr>
+        <w:t xml:space="preserve">Mo’s algorithm</w:t>
+      </w:r>
+      <w:r>
+        <w:t xml:space="preserve"> </w:t>
+      </w:r>
+      <w:r>
+        <w:t xml:space="preserve">reorders</w:t>
+      </w:r>
+      <w:r>
+        <w:t xml:space="preserve"> </w:t>
+      </w:r>
+      <w:r>
+        <w:rPr>
+          <w:i/>
+          <w:iCs/>
+        </w:rPr>
+        <w:t xml:space="preserve">offline</w:t>
+      </w:r>
+      <w:r>
+        <w:t xml:space="preserve"> </w:t>
+      </w:r>
+      <w:r>
+        <w:t xml:space="preserve">queries for</w:t>
+      </w:r>
+      <w:r>
+        <w:t xml:space="preserve"> </w:t>
+      </w:r>
+      <w:r>
+        <w:rPr>
+          <w:b/>
+          <w:bCs/>
+        </w:rPr>
+        <w:t xml:space="preserve">O((n+q)√n)</w:t>
+      </w:r>
+      <w:r>
+        <w:t xml:space="preserve">.</w:t>
+      </w:r>
+    </w:p>
+    <w:p>
+      <w:pPr>
+        <w:pStyle w:val="Compact"/>
+        <w:numPr>
+          <w:ilvl w:val="0"/>
+          <w:numId w:val="1018"/>
+        </w:numPr>
+      </w:pPr>
+      <w:r>
+        <w:rPr>
+          <w:b/>
+          <w:bCs/>
+        </w:rPr>
+        <w:t xml:space="preserve">Probabilistic (cross-ref Module 7):</w:t>
+      </w:r>
+      <w:r>
+        <w:t xml:space="preserve"> </w:t>
+      </w:r>
+      <w:r>
+        <w:t xml:space="preserve">approximate membership →</w:t>
+      </w:r>
+      <w:r>
+        <w:t xml:space="preserve"> </w:t>
+      </w:r>
+      <w:r>
+        <w:rPr>
+          <w:b/>
+          <w:bCs/>
+        </w:rPr>
+        <w:t xml:space="preserve">Bloom /</w:t>
+      </w:r>
+      <w:r>
+        <w:rPr>
+          <w:b/>
+          <w:bCs/>
+        </w:rPr>
+        <w:t xml:space="preserve"> </w:t>
+      </w:r>
+      <w:r>
+        <w:rPr>
+          <w:b/>
+          <w:bCs/>
+        </w:rPr>
+        <w:t xml:space="preserve">Cuckoo filter</w:t>
+      </w:r>
+      <w:r>
+        <w:t xml:space="preserve"> </w:t>
+      </w:r>
+      <w:r>
+        <w:t xml:space="preserve">(SSTable Bloom filters skip disk reads); approximate distinct</w:t>
+      </w:r>
+      <w:r>
+        <w:t xml:space="preserve"> </w:t>
+      </w:r>
+      <w:r>
+        <w:t xml:space="preserve">count →</w:t>
+      </w:r>
+      <w:r>
+        <w:t xml:space="preserve"> </w:t>
+      </w:r>
+      <w:r>
+        <w:rPr>
+          <w:b/>
+          <w:bCs/>
+        </w:rPr>
+        <w:t xml:space="preserve">HyperLogLog</w:t>
+      </w:r>
+      <w:r>
+        <w:t xml:space="preserve"> </w:t>
+      </w:r>
+      <w:r>
+        <w:t xml:space="preserve">(Redis</w:t>
+      </w:r>
+      <w:r>
+        <w:t xml:space="preserve"> </w:t>
+      </w:r>
+      <w:r>
+        <w:rPr>
+          <w:rStyle w:val="VerbatimChar"/>
+        </w:rPr>
+        <w:t xml:space="preserve">PFADD</w:t>
+      </w:r>
+      <w:r>
+        <w:t xml:space="preserve">/</w:t>
+      </w:r>
+      <w:r>
+        <w:rPr>
+          <w:rStyle w:val="VerbatimChar"/>
+        </w:rPr>
+        <w:t xml:space="preserve">PFCOUNT</w:t>
+      </w:r>
+      <w:r>
+        <w:t xml:space="preserve">).</w:t>
+      </w:r>
+    </w:p>
+    <w:p>
+      <w:pPr>
+        <w:pStyle w:val="Compact"/>
+        <w:numPr>
+          <w:ilvl w:val="0"/>
+          <w:numId w:val="1018"/>
+        </w:numPr>
+      </w:pPr>
+      <w:r>
+        <w:rPr>
+          <w:b/>
+          <w:bCs/>
+        </w:rPr>
+        <w:t xml:space="preserve">Base structures:</w:t>
+      </w:r>
+      <w:r>
+        <w:t xml:space="preserve"> </w:t>
+      </w:r>
+      <w:r>
+        <w:t xml:space="preserve">segment tree /</w:t>
+      </w:r>
+      <w:r>
+        <w:t xml:space="preserve"> </w:t>
+      </w:r>
+      <w:r>
+        <w:rPr>
+          <w:b/>
+          <w:bCs/>
+        </w:rPr>
+        <w:t xml:space="preserve">Fenwick (BIT)</w:t>
+      </w:r>
+      <w:r>
+        <w:t xml:space="preserve"> </w:t>
+      </w:r>
+      <w:r>
+        <w:t xml:space="preserve">live in</w:t>
+      </w:r>
+      <w:r>
+        <w:t xml:space="preserve"> </w:t>
+      </w:r>
+      <w:r>
+        <w:rPr>
+          <w:b/>
+          <w:bCs/>
+        </w:rPr>
+        <w:t xml:space="preserve">Module 8b</w:t>
+      </w:r>
+      <w:r>
+        <w:t xml:space="preserve">; the</w:t>
+      </w:r>
+      <w:r>
+        <w:t xml:space="preserve"> </w:t>
+      </w:r>
+      <w:r>
+        <w:rPr>
+          <w:i/>
+          <w:iCs/>
+        </w:rPr>
+        <w:t xml:space="preserve">persistent</w:t>
+      </w:r>
+      <w:r>
+        <w:t xml:space="preserve"> </w:t>
+      </w:r>
+      <w:r>
+        <w:t xml:space="preserve">segment tree (§17.4) = that base + path copying.</w:t>
+      </w:r>
+    </w:p>
+    <w:bookmarkStart w:id="40" w:name="mcqs-5"/>
+    <w:p>
+      <w:pPr>
+        <w:pStyle w:val="Heading3"/>
+      </w:pPr>
+      <w:r>
+        <w:t xml:space="preserve">MCQs</w:t>
+      </w:r>
+    </w:p>
+    <w:p>
+      <w:pPr>
+        <w:pStyle w:val="Compact"/>
+        <w:numPr>
+          <w:ilvl w:val="0"/>
+          <w:numId w:val="1020"/>
+        </w:numPr>
+      </w:pPr>
+      <w:r>
+        <w:t xml:space="preserve">Write-optimised DB index family? →</w:t>
+      </w:r>
+      <w:r>
+        <w:t xml:space="preserve"> </w:t>
+      </w:r>
+      <w:r>
+        <w:rPr>
+          <w:b/>
+          <w:bCs/>
+        </w:rPr>
+        <w:t xml:space="preserve">LSM-tree</w:t>
+      </w:r>
+      <w:r>
+        <w:t xml:space="preserve"> </w:t>
+      </w:r>
+      <w:r>
+        <w:t xml:space="preserve">(Cassandra/RocksDB).</w:t>
+      </w:r>
+    </w:p>
+    <w:p>
+      <w:pPr>
+        <w:pStyle w:val="Compact"/>
+        <w:numPr>
+          <w:ilvl w:val="0"/>
+          <w:numId w:val="1020"/>
+        </w:numPr>
+      </w:pPr>
+      <w:r>
+        <w:t xml:space="preserve">Range queries without a clean merge / offline? →</w:t>
+      </w:r>
+      <w:r>
+        <w:t xml:space="preserve"> </w:t>
+      </w:r>
+      <w:r>
+        <w:rPr>
+          <w:b/>
+          <w:bCs/>
+        </w:rPr>
+        <w:t xml:space="preserve">sqrt decomposition / Mo’s</w:t>
+      </w:r>
+      <w:r>
+        <w:t xml:space="preserve">.</w:t>
+      </w:r>
+    </w:p>
+    <w:p>
+      <w:pPr>
+        <w:pStyle w:val="Compact"/>
+        <w:numPr>
+          <w:ilvl w:val="0"/>
+          <w:numId w:val="1020"/>
+        </w:numPr>
+      </w:pPr>
+      <w:r>
+        <w:t xml:space="preserve">Approximate membership / distinct-count? →</w:t>
+      </w:r>
+      <w:r>
+        <w:t xml:space="preserve"> </w:t>
+      </w:r>
+      <w:r>
+        <w:rPr>
+          <w:b/>
+          <w:bCs/>
+        </w:rPr>
+        <w:t xml:space="preserve">Bloom filter / HyperLogLog</w:t>
+      </w:r>
+      <w:r>
+        <w:t xml:space="preserve"> </w:t>
+      </w:r>
+      <w:r>
+        <w:t xml:space="preserve">(M07).</w:t>
+      </w:r>
+    </w:p>
+    <w:bookmarkEnd w:id="40"/>
+    <w:bookmarkEnd w:id="41"/>
+    <w:bookmarkStart w:id="43" w:name="Xf0dd55ec976dd79bb9053df040121ed4ed93fe1"/>
+    <w:p>
+      <w:pPr>
+        <w:pStyle w:val="Heading2"/>
+      </w:pPr>
+      <w:r>
+        <w:t xml:space="preserve">17.7a Decision table — which advanced structure do I reach for?</w:t>
+      </w:r>
+    </w:p>
+    <w:p>
+      <w:pPr>
+        <w:pStyle w:val="FirstParagraph"/>
+      </w:pPr>
+      <w:r>
+        <w:t xml:space="preserve">When a problem smells</w:t>
+      </w:r>
+      <w:r>
+        <w:t xml:space="preserve"> </w:t>
+      </w:r>
+      <w:r>
+        <w:t xml:space="preserve">“advanced”</w:t>
+      </w:r>
+      <w:r>
+        <w:t xml:space="preserve">, match the</w:t>
+      </w:r>
+      <w:r>
+        <w:t xml:space="preserve"> </w:t>
+      </w:r>
+      <w:r>
+        <w:rPr>
+          <w:i/>
+          <w:iCs/>
+        </w:rPr>
+        <w:t xml:space="preserve">signal</w:t>
+      </w:r>
+      <w:r>
+        <w:t xml:space="preserve"> </w:t>
+      </w:r>
+      <w:r>
+        <w:t xml:space="preserve">in the statement to the tool.</w:t>
+      </w:r>
+      <w:r>
+        <w:t xml:space="preserve"> </w:t>
+      </w:r>
+      <w:r>
+        <w:t xml:space="preserve">Read this top-to-bottom; the first row that fits usually wins.</w:t>
+      </w:r>
+    </w:p>
+    <w:tbl>
+      <w:tblPr>
+        <w:tblStyle w:val="Table"/>
+        <w:tblW w:type="pct" w:w="5000"/>
+        <w:tblLayout w:type="fixed"/>
+        <w:tblLook w:firstRow="1" w:lastRow="0" w:firstColumn="0" w:lastColumn="0" w:noHBand="0" w:noVBand="0" w:val="0020"/>
+      </w:tblPr>
+      <w:tblGrid>
+        <w:gridCol w:w="2640"/>
+        <w:gridCol w:w="2640"/>
+        <w:gridCol w:w="2640"/>
+      </w:tblGrid>
+      <w:tr>
+        <w:trPr>
+          <w:tblHeader w:val="on"/>
+        </w:trPr>
+        <w:tc>
+          <w:tcPr/>
+          <w:p>
+            <w:pPr>
+              <w:pStyle w:val="Compact"/>
+            </w:pPr>
+            <w:r>
+              <w:t xml:space="preserve">The problem needs…</w:t>
+            </w:r>
+          </w:p>
+        </w:tc>
+        <w:tc>
+          <w:tcPr/>
+          <w:p>
+            <w:pPr>
+              <w:pStyle w:val="Compact"/>
+            </w:pPr>
+            <w:r>
+              <w:t xml:space="preserve">Reach for…</w:t>
+            </w:r>
+          </w:p>
+        </w:tc>
+        <w:tc>
+          <w:tcPr/>
+          <w:p>
+            <w:pPr>
+              <w:pStyle w:val="Compact"/>
+            </w:pPr>
+            <w:r>
+              <w:t xml:space="preserve">Typical cost</w:t>
+            </w:r>
+          </w:p>
+        </w:tc>
+      </w:tr>
+      <w:tr>
+        <w:tc>
+          <w:tcPr/>
+          <w:p>
+            <w:pPr>
+              <w:pStyle w:val="Compact"/>
+            </w:pPr>
+            <w:r>
+              <w:t xml:space="preserve">ordered set, simple + concurrent-friendly</w:t>
+            </w:r>
+          </w:p>
+        </w:tc>
+        <w:tc>
+          <w:tcPr/>
+          <w:p>
+            <w:pPr>
+              <w:pStyle w:val="Compact"/>
+            </w:pPr>
+            <w:r>
+              <w:rPr>
+                <w:b/>
+                <w:bCs/>
+              </w:rPr>
+              <w:t xml:space="preserve">skip list</w:t>
+            </w:r>
+          </w:p>
+        </w:tc>
+        <w:tc>
+          <w:tcPr/>
+          <w:p>
+            <w:pPr>
+              <w:pStyle w:val="Compact"/>
+            </w:pPr>
+            <w:r>
+              <w:t xml:space="preserve">expected</w:t>
+            </w:r>
+            <w:r>
+              <w:t xml:space="preserve"> </w:t>
+            </w:r>
+            <w:r>
+              <w:rPr>
+                <w:b/>
+                <w:bCs/>
+              </w:rPr>
+              <w:t xml:space="preserve">O(log n)</w:t>
+            </w:r>
+          </w:p>
+        </w:tc>
+      </w:tr>
+      <w:tr>
+        <w:tc>
+          <w:tcPr/>
+          <w:p>
+            <w:pPr>
+              <w:pStyle w:val="Compact"/>
+            </w:pPr>
+            <w:r>
+              <w:t xml:space="preserve">balanced BST with tiny code / reverse-a-subarray</w:t>
+            </w:r>
+          </w:p>
+        </w:tc>
+        <w:tc>
+          <w:tcPr/>
+          <w:p>
+            <w:pPr>
+              <w:pStyle w:val="Compact"/>
+            </w:pPr>
+            <w:r>
+              <w:rPr>
+                <w:b/>
+                <w:bCs/>
+              </w:rPr>
+              <w:t xml:space="preserve">treap / implicit treap</w:t>
+            </w:r>
+          </w:p>
+        </w:tc>
+        <w:tc>
+          <w:tcPr/>
+          <w:p>
+            <w:pPr>
+              <w:pStyle w:val="Compact"/>
+            </w:pPr>
+            <w:r>
+              <w:t xml:space="preserve">expected</w:t>
+            </w:r>
+            <w:r>
+              <w:t xml:space="preserve"> </w:t>
+            </w:r>
+            <w:r>
+              <w:rPr>
+                <w:b/>
+                <w:bCs/>
+              </w:rPr>
+              <w:t xml:space="preserve">O(log n)</w:t>
+            </w:r>
+          </w:p>
+        </w:tc>
+      </w:tr>
+      <w:tr>
+        <w:tc>
+          <w:tcPr/>
+          <w:p>
+            <w:pPr>
+              <w:pStyle w:val="Compact"/>
+            </w:pPr>
+            <w:r>
+              <w:t xml:space="preserve">many substring / repeated-substring queries, one fixed string</w:t>
+            </w:r>
+          </w:p>
+        </w:tc>
+        <w:tc>
+          <w:tcPr/>
+          <w:p>
+            <w:pPr>
+              <w:pStyle w:val="Compact"/>
+            </w:pPr>
+            <w:r>
+              <w:rPr>
+                <w:b/>
+                <w:bCs/>
+              </w:rPr>
+              <w:t xml:space="preserve">suffix array + LCP</w:t>
+            </w:r>
+          </w:p>
+        </w:tc>
+        <w:tc>
+          <w:tcPr/>
+          <w:p>
+            <w:pPr>
+              <w:pStyle w:val="Compact"/>
+            </w:pPr>
+            <w:r>
+              <w:t xml:space="preserve">build</w:t>
+            </w:r>
+            <w:r>
+              <w:t xml:space="preserve"> </w:t>
+            </w:r>
+            <w:r>
+              <w:rPr>
+                <w:b/>
+                <w:bCs/>
+              </w:rPr>
+              <w:t xml:space="preserve">O(n log n)</w:t>
+            </w:r>
+          </w:p>
+        </w:tc>
+      </w:tr>
+      <w:tr>
+        <w:tc>
+          <w:tcPr/>
+          <w:p>
+            <w:pPr>
+              <w:pStyle w:val="Compact"/>
+            </w:pPr>
+            <w:r>
+              <w:t xml:space="preserve">online substring index / LCS of several strings</w:t>
+            </w:r>
+          </w:p>
+        </w:tc>
+        <w:tc>
+          <w:tcPr/>
+          <w:p>
+            <w:pPr>
+              <w:pStyle w:val="Compact"/>
+            </w:pPr>
+            <w:r>
+              <w:rPr>
+                <w:b/>
+                <w:bCs/>
+              </w:rPr>
+              <w:t xml:space="preserve">suffix automaton</w:t>
+            </w:r>
+          </w:p>
+        </w:tc>
+        <w:tc>
+          <w:tcPr/>
+          <w:p>
+            <w:pPr>
+              <w:pStyle w:val="Compact"/>
+            </w:pPr>
+            <w:r>
+              <w:t xml:space="preserve">build</w:t>
+            </w:r>
+            <w:r>
+              <w:t xml:space="preserve"> </w:t>
+            </w:r>
+            <w:r>
+              <w:rPr>
+                <w:b/>
+                <w:bCs/>
+              </w:rPr>
+              <w:t xml:space="preserve">O(n)</w:t>
+            </w:r>
+          </w:p>
+        </w:tc>
+      </w:tr>
+      <w:tr>
+        <w:tc>
+          <w:tcPr/>
+          <w:p>
+            <w:pPr>
+              <w:pStyle w:val="Compact"/>
+            </w:pPr>
+            <w:r>
+              <w:t xml:space="preserve">query</w:t>
+            </w:r>
+            <w:r>
+              <w:t xml:space="preserve"> </w:t>
+            </w:r>
+            <w:r>
+              <w:rPr>
+                <w:i/>
+                <w:iCs/>
+              </w:rPr>
+              <w:t xml:space="preserve">old</w:t>
+            </w:r>
+            <w:r>
+              <w:t xml:space="preserve"> </w:t>
+            </w:r>
+            <w:r>
+              <w:t xml:space="preserve">versions / k-th in range with history</w:t>
+            </w:r>
+          </w:p>
+        </w:tc>
+        <w:tc>
+          <w:tcPr/>
+          <w:p>
+            <w:pPr>
+              <w:pStyle w:val="Compact"/>
+            </w:pPr>
+            <w:r>
+              <w:rPr>
+                <w:b/>
+                <w:bCs/>
+              </w:rPr>
+              <w:t xml:space="preserve">persistent segment tree</w:t>
+            </w:r>
+          </w:p>
+        </w:tc>
+        <w:tc>
+          <w:tcPr/>
+          <w:p>
+            <w:pPr>
+              <w:pStyle w:val="Compact"/>
+            </w:pPr>
+            <w:r>
+              <w:rPr>
+                <w:b/>
+                <w:bCs/>
+              </w:rPr>
+              <w:t xml:space="preserve">O(log n)</w:t>
+            </w:r>
+            <w:r>
+              <w:t xml:space="preserve"> </w:t>
+            </w:r>
+            <w:r>
+              <w:t xml:space="preserve">per op</w:t>
+            </w:r>
+          </w:p>
+        </w:tc>
+      </w:tr>
+      <w:tr>
+        <w:tc>
+          <w:tcPr/>
+          <w:p>
+            <w:pPr>
+              <w:pStyle w:val="Compact"/>
+            </w:pPr>
+            <w:r>
+              <w:t xml:space="preserve">nearest-neighbour / range in 2-D–3-D</w:t>
+            </w:r>
+          </w:p>
+        </w:tc>
+        <w:tc>
+          <w:tcPr/>
+          <w:p>
+            <w:pPr>
+              <w:pStyle w:val="Compact"/>
+            </w:pPr>
+            <w:r>
+              <w:rPr>
+                <w:b/>
+                <w:bCs/>
+              </w:rPr>
+              <w:t xml:space="preserve">KD-tree</w:t>
+            </w:r>
+            <w:r>
+              <w:t xml:space="preserve"> </w:t>
+            </w:r>
+            <w:r>
+              <w:t xml:space="preserve">(high-D → HNSW/LSH)</w:t>
+            </w:r>
+          </w:p>
+        </w:tc>
+        <w:tc>
+          <w:tcPr/>
+          <w:p>
+            <w:pPr>
+              <w:pStyle w:val="Compact"/>
+            </w:pPr>
+            <w:r>
+              <w:t xml:space="preserve">~</w:t>
+            </w:r>
+            <w:r>
+              <w:rPr>
+                <w:b/>
+                <w:bCs/>
+              </w:rPr>
+              <w:t xml:space="preserve">O(log n)</w:t>
+            </w:r>
+            <w:r>
+              <w:t xml:space="preserve"> </w:t>
+            </w:r>
+            <w:r>
+              <w:t xml:space="preserve">low-D</w:t>
+            </w:r>
+          </w:p>
+        </w:tc>
+      </w:tr>
+      <w:tr>
+        <w:tc>
+          <w:tcPr/>
+          <w:p>
+            <w:pPr>
+              <w:pStyle w:val="Compact"/>
+            </w:pPr>
+            <w:r>
+              <w:t xml:space="preserve">rank/select, k-th smallest in a range</w:t>
+            </w:r>
+          </w:p>
+        </w:tc>
+        <w:tc>
+          <w:tcPr/>
+          <w:p>
+            <w:pPr>
+              <w:pStyle w:val="Compact"/>
+            </w:pPr>
+            <w:r>
+              <w:rPr>
+                <w:b/>
+                <w:bCs/>
+              </w:rPr>
+              <w:t xml:space="preserve">wavelet tree</w:t>
+            </w:r>
+          </w:p>
+        </w:tc>
+        <w:tc>
+          <w:tcPr/>
+          <w:p>
+            <w:pPr>
+              <w:pStyle w:val="Compact"/>
+            </w:pPr>
+            <w:r>
+              <w:rPr>
+                <w:b/>
+                <w:bCs/>
+              </w:rPr>
+              <w:t xml:space="preserve">O(log σ)</w:t>
+            </w:r>
+          </w:p>
+        </w:tc>
+      </w:tr>
+      <w:tr>
+        <w:tc>
+          <w:tcPr/>
+          <w:p>
+            <w:pPr>
+              <w:pStyle w:val="Compact"/>
+            </w:pPr>
+            <w:r>
+              <w:t xml:space="preserve">match many patterns at once</w:t>
+            </w:r>
+          </w:p>
+        </w:tc>
+        <w:tc>
+          <w:tcPr/>
+          <w:p>
+            <w:pPr>
+              <w:pStyle w:val="Compact"/>
+            </w:pPr>
+            <w:r>
+              <w:rPr>
+                <w:b/>
+                <w:bCs/>
+              </w:rPr>
+              <w:t xml:space="preserve">Aho-Corasick</w:t>
+            </w:r>
+          </w:p>
+        </w:tc>
+        <w:tc>
+          <w:tcPr/>
+          <w:p>
+            <w:pPr>
+              <w:pStyle w:val="Compact"/>
+            </w:pPr>
+            <w:r>
+              <w:rPr>
+                <w:b/>
+                <w:bCs/>
+              </w:rPr>
+              <w:t xml:space="preserve">O(text + matches)</w:t>
+            </w:r>
+          </w:p>
+        </w:tc>
+      </w:tr>
+      <w:tr>
+        <w:tc>
+          <w:tcPr/>
+          <w:p>
+            <w:pPr>
+              <w:pStyle w:val="Compact"/>
+            </w:pPr>
+            <w:r>
+              <w:t xml:space="preserve">range queries, awkward merge, easy to code</w:t>
+            </w:r>
+          </w:p>
+        </w:tc>
+        <w:tc>
+          <w:tcPr/>
+          <w:p>
+            <w:pPr>
+              <w:pStyle w:val="Compact"/>
+            </w:pPr>
+            <w:r>
+              <w:rPr>
+                <w:b/>
+                <w:bCs/>
+              </w:rPr>
+              <w:t xml:space="preserve">sqrt decomposition</w:t>
+            </w:r>
+          </w:p>
+        </w:tc>
+        <w:tc>
+          <w:tcPr/>
+          <w:p>
+            <w:pPr>
+              <w:pStyle w:val="Compact"/>
+            </w:pPr>
+            <w:r>
+              <w:rPr>
+                <w:b/>
+                <w:bCs/>
+              </w:rPr>
+              <w:t xml:space="preserve">O(√n)</w:t>
+            </w:r>
+            <w:r>
+              <w:t xml:space="preserve"> </w:t>
+            </w:r>
+            <w:r>
+              <w:t xml:space="preserve">per query</w:t>
+            </w:r>
+          </w:p>
+        </w:tc>
+      </w:tr>
+      <w:tr>
+        <w:tc>
+          <w:tcPr/>
+          <w:p>
+            <w:pPr>
+              <w:pStyle w:val="Compact"/>
+            </w:pPr>
+            <w:r>
+              <w:t xml:space="preserve">many</w:t>
+            </w:r>
+            <w:r>
+              <w:t xml:space="preserve"> </w:t>
+            </w:r>
+            <w:r>
+              <w:rPr>
+                <w:i/>
+                <w:iCs/>
+              </w:rPr>
+              <w:t xml:space="preserve">offline</w:t>
+            </w:r>
+            <w:r>
+              <w:t xml:space="preserve"> </w:t>
+            </w:r>
+            <w:r>
+              <w:t xml:space="preserve">range queries, no updates, ±1-updatable stat</w:t>
+            </w:r>
+          </w:p>
+        </w:tc>
+        <w:tc>
+          <w:tcPr/>
+          <w:p>
+            <w:pPr>
+              <w:pStyle w:val="Compact"/>
+            </w:pPr>
+            <w:r>
+              <w:rPr>
+                <w:b/>
+                <w:bCs/>
+              </w:rPr>
+              <w:t xml:space="preserve">Mo’s algorithm</w:t>
+            </w:r>
+          </w:p>
+        </w:tc>
+        <w:tc>
+          <w:tcPr/>
+          <w:p>
+            <w:pPr>
+              <w:pStyle w:val="Compact"/>
+            </w:pPr>
+            <w:r>
+              <w:rPr>
+                <w:b/>
+                <w:bCs/>
+              </w:rPr>
+              <w:t xml:space="preserve">O((n+q)√n)</w:t>
+            </w:r>
+            <w:r>
+              <w:t xml:space="preserve"> </w:t>
+            </w:r>
+            <w:r>
+              <w:t xml:space="preserve">total</w:t>
+            </w:r>
+          </w:p>
+        </w:tc>
+      </w:tr>
+      <w:tr>
+        <w:tc>
+          <w:tcPr/>
+          <w:p>
+            <w:pPr>
+              <w:pStyle w:val="Compact"/>
+            </w:pPr>
+            <w:r>
+              <w:t xml:space="preserve">write-heavy on-disk index</w:t>
+            </w:r>
+          </w:p>
+        </w:tc>
+        <w:tc>
+          <w:tcPr/>
+          <w:p>
+            <w:pPr>
+              <w:pStyle w:val="Compact"/>
+            </w:pPr>
+            <w:r>
+              <w:rPr>
+                <w:b/>
+                <w:bCs/>
+              </w:rPr>
+              <w:t xml:space="preserve">LSM-tree</w:t>
+            </w:r>
+          </w:p>
+        </w:tc>
+        <w:tc>
+          <w:tcPr/>
+          <w:p>
+            <w:pPr>
+              <w:pStyle w:val="Compact"/>
+            </w:pPr>
+            <w:r>
+              <w:t xml:space="preserve">amortised, high write throughput</w:t>
+            </w:r>
+          </w:p>
+        </w:tc>
+      </w:tr>
+      <w:tr>
+        <w:tc>
+          <w:tcPr/>
+          <w:p>
+            <w:pPr>
+              <w:pStyle w:val="Compact"/>
+            </w:pPr>
+            <w:r>
+              <w:t xml:space="preserve">read-heavy on-disk index</w:t>
+            </w:r>
+          </w:p>
+        </w:tc>
+        <w:tc>
+          <w:tcPr/>
+          <w:p>
+            <w:pPr>
+              <w:pStyle w:val="Compact"/>
+            </w:pPr>
+            <w:r>
+              <w:rPr>
+                <w:b/>
+                <w:bCs/>
+              </w:rPr>
+              <w:t xml:space="preserve">B+-tree</w:t>
+            </w:r>
+          </w:p>
+        </w:tc>
+        <w:tc>
+          <w:tcPr/>
+          <w:p>
+            <w:pPr>
+              <w:pStyle w:val="Compact"/>
+            </w:pPr>
+            <w:r>
+              <w:rPr>
+                <w:b/>
+                <w:bCs/>
+              </w:rPr>
+              <w:t xml:space="preserve">O(log n)</w:t>
+            </w:r>
+            <w:r>
+              <w:t xml:space="preserve"> </w:t>
+            </w:r>
+            <w:r>
+              <w:t xml:space="preserve">in-place</w:t>
+            </w:r>
+          </w:p>
+        </w:tc>
+      </w:tr>
+    </w:tbl>
+    <w:p>
+      <w:pPr>
+        <w:pStyle w:val="BlockText"/>
+      </w:pPr>
+      <w:r>
+        <w:rPr>
+          <w:b/>
+          <w:bCs/>
+        </w:rPr>
+        <w:t xml:space="preserve">Memory hook:</w:t>
+      </w:r>
+      <w:r>
+        <w:t xml:space="preserve"> </w:t>
+      </w:r>
+      <w:r>
+        <w:t xml:space="preserve">first ask</w:t>
+      </w:r>
+      <w:r>
+        <w:t xml:space="preserve"> </w:t>
+      </w:r>
+      <w:r>
+        <w:t xml:space="preserve">“is a plain segment tree / Fenwick (M8b) enough?”</w:t>
+      </w:r>
+      <w:r>
+        <w:t xml:space="preserve"> </w:t>
+      </w:r>
+      <w:r>
+        <w:t xml:space="preserve">—</w:t>
+      </w:r>
+      <w:r>
+        <w:t xml:space="preserve"> </w:t>
+      </w:r>
+      <w:r>
+        <w:t xml:space="preserve">only when the</w:t>
+      </w:r>
+      <w:r>
+        <w:t xml:space="preserve"> </w:t>
+      </w:r>
+      <w:r>
+        <w:rPr>
+          <w:i/>
+          <w:iCs/>
+        </w:rPr>
+        <w:t xml:space="preserve">merge is awkward, versions are needed, or it’s a string/spatial</w:t>
+      </w:r>
+      <w:r>
+        <w:rPr>
+          <w:i/>
+          <w:iCs/>
+        </w:rPr>
+        <w:t xml:space="preserve"> </w:t>
+      </w:r>
+      <w:r>
+        <w:rPr>
+          <w:i/>
+          <w:iCs/>
+        </w:rPr>
+        <w:t xml:space="preserve">problem</w:t>
+      </w:r>
+      <w:r>
+        <w:t xml:space="preserve"> </w:t>
+      </w:r>
+      <w:r>
+        <w:t xml:space="preserve">do you climb up to these specialist tools.</w:t>
+      </w:r>
+    </w:p>
+    <w:bookmarkStart w:id="42" w:name="mcqs-6"/>
+    <w:p>
+      <w:pPr>
+        <w:pStyle w:val="Heading3"/>
+      </w:pPr>
+      <w:r>
+        <w:t xml:space="preserve">MCQs</w:t>
+      </w:r>
+    </w:p>
+    <w:p>
+      <w:pPr>
+        <w:pStyle w:val="Compact"/>
+        <w:numPr>
+          <w:ilvl w:val="0"/>
+          <w:numId w:val="1021"/>
+        </w:numPr>
+      </w:pPr>
+      <w:r>
+        <w:t xml:space="preserve">Awkward merge + easy to code, one array, updates allowed? →</w:t>
+      </w:r>
+      <w:r>
+        <w:t xml:space="preserve"> </w:t>
+      </w:r>
+      <w:r>
+        <w:rPr>
+          <w:b/>
+          <w:bCs/>
+        </w:rPr>
+        <w:t xml:space="preserve">sqrt</w:t>
+      </w:r>
+      <w:r>
+        <w:rPr>
+          <w:b/>
+          <w:bCs/>
+        </w:rPr>
+        <w:t xml:space="preserve"> </w:t>
+      </w:r>
+      <w:r>
+        <w:rPr>
+          <w:b/>
+          <w:bCs/>
+        </w:rPr>
+        <w:t xml:space="preserve">decomposition</w:t>
+      </w:r>
+      <w:r>
+        <w:t xml:space="preserve">.</w:t>
+      </w:r>
+    </w:p>
+    <w:p>
+      <w:pPr>
+        <w:pStyle w:val="Compact"/>
+        <w:numPr>
+          <w:ilvl w:val="0"/>
+          <w:numId w:val="1021"/>
+        </w:numPr>
+      </w:pPr>
+      <w:r>
+        <w:t xml:space="preserve">Offline range distinct-count, no updates? →</w:t>
+      </w:r>
+      <w:r>
+        <w:t xml:space="preserve"> </w:t>
+      </w:r>
+      <w:r>
+        <w:rPr>
+          <w:b/>
+          <w:bCs/>
+        </w:rPr>
+        <w:t xml:space="preserve">Mo’s algorithm</w:t>
+      </w:r>
+      <w:r>
+        <w:t xml:space="preserve">.</w:t>
+      </w:r>
+    </w:p>
+    <w:p>
+      <w:pPr>
+        <w:pStyle w:val="Compact"/>
+        <w:numPr>
+          <w:ilvl w:val="0"/>
+          <w:numId w:val="1021"/>
+        </w:numPr>
+      </w:pPr>
+      <w:r>
+        <w:t xml:space="preserve">Need to query historical versions of an array? →</w:t>
+      </w:r>
+      <w:r>
+        <w:t xml:space="preserve"> </w:t>
+      </w:r>
+      <w:r>
+        <w:rPr>
+          <w:b/>
+          <w:bCs/>
+        </w:rPr>
+        <w:t xml:space="preserve">persistent segment tree</w:t>
       </w:r>
       <w:r>
         <w:t xml:space="preserve">.</w:t>
@@ -2957,48 +6251,1035 @@
         </w:pict>
       </w:r>
     </w:p>
-    <w:p>
-      <w:pPr>
-        <w:pStyle w:val="FirstParagraph"/>
+    <w:bookmarkEnd w:id="42"/>
+    <w:bookmarkEnd w:id="43"/>
+    <w:bookmarkStart w:id="44" w:name="module-17-concept-review-one-page"/>
+    <w:p>
+      <w:pPr>
+        <w:pStyle w:val="Heading2"/>
+      </w:pPr>
+      <w:r>
+        <w:t xml:space="preserve">Module 17 — Concept Review (one page)</w:t>
+      </w:r>
+    </w:p>
+    <w:p>
+      <w:pPr>
+        <w:pStyle w:val="Compact"/>
+        <w:numPr>
+          <w:ilvl w:val="0"/>
+          <w:numId w:val="1022"/>
+        </w:numPr>
+      </w:pPr>
+      <w:r>
+        <w:rPr>
+          <w:b/>
+          <w:bCs/>
+        </w:rPr>
+        <w:t xml:space="preserve">Skip list:</w:t>
+      </w:r>
+      <w:r>
+        <w:t xml:space="preserve"> </w:t>
+      </w:r>
+      <w:r>
+        <w:t xml:space="preserve">layered lists, expected O(log n); Redis sorted sets.</w:t>
+      </w:r>
+    </w:p>
+    <w:p>
+      <w:pPr>
+        <w:pStyle w:val="Compact"/>
+        <w:numPr>
+          <w:ilvl w:val="0"/>
+          <w:numId w:val="1022"/>
+        </w:numPr>
+      </w:pPr>
+      <w:r>
+        <w:rPr>
+          <w:b/>
+          <w:bCs/>
+        </w:rPr>
+        <w:t xml:space="preserve">Treap:</w:t>
+      </w:r>
+      <w:r>
+        <w:t xml:space="preserve"> </w:t>
+      </w:r>
+      <w:r>
+        <w:t xml:space="preserve">BST key + heap random priority → expected O(log n), simple;</w:t>
+      </w:r>
+      <w:r>
+        <w:t xml:space="preserve"> </w:t>
+      </w:r>
+      <w:r>
+        <w:t xml:space="preserve">Cartesian/implicit treaps for arrays.</w:t>
+      </w:r>
+    </w:p>
+    <w:p>
+      <w:pPr>
+        <w:pStyle w:val="Compact"/>
+        <w:numPr>
+          <w:ilvl w:val="0"/>
+          <w:numId w:val="1022"/>
+        </w:numPr>
+      </w:pPr>
+      <w:r>
+        <w:rPr>
+          <w:b/>
+          <w:bCs/>
+        </w:rPr>
+        <w:t xml:space="preserve">Suffix array + LCP:</w:t>
+      </w:r>
+      <w:r>
+        <w:t xml:space="preserve"> </w:t>
+      </w:r>
+      <w:r>
+        <w:t xml:space="preserve">sorted suffixes, O(n log n) build; substring / repeated-</w:t>
+      </w:r>
+      <w:r>
+        <w:t xml:space="preserve"> </w:t>
+      </w:r>
+      <w:r>
+        <w:t xml:space="preserve">substring problems; lean suffix-tree alternative.</w:t>
+      </w:r>
+    </w:p>
+    <w:p>
+      <w:pPr>
+        <w:pStyle w:val="Compact"/>
+        <w:numPr>
+          <w:ilvl w:val="0"/>
+          <w:numId w:val="1022"/>
+        </w:numPr>
+      </w:pPr>
+      <w:r>
+        <w:rPr>
+          <w:b/>
+          <w:bCs/>
+        </w:rPr>
+        <w:t xml:space="preserve">Persistent structures:</w:t>
+      </w:r>
+      <w:r>
+        <w:t xml:space="preserve"> </w:t>
+      </w:r>
+      <w:r>
+        <w:t xml:space="preserve">keep all versions via path copying (persistent</w:t>
+      </w:r>
+      <w:r>
+        <w:t xml:space="preserve"> </w:t>
+      </w:r>
+      <w:r>
+        <w:t xml:space="preserve">segment tree);</w:t>
+      </w:r>
+      <w:r>
+        <w:t xml:space="preserve"> </w:t>
+      </w:r>
+      <w:r>
+        <w:t xml:space="preserve">“git for data”</w:t>
+      </w:r>
+      <w:r>
+        <w:t xml:space="preserve">.</w:t>
+      </w:r>
+    </w:p>
+    <w:p>
+      <w:pPr>
+        <w:pStyle w:val="Compact"/>
+        <w:numPr>
+          <w:ilvl w:val="0"/>
+          <w:numId w:val="1022"/>
+        </w:numPr>
+      </w:pPr>
+      <w:r>
+        <w:rPr>
+          <w:b/>
+          <w:bCs/>
+        </w:rPr>
+        <w:t xml:space="preserve">KD-tree:</w:t>
+      </w:r>
+      <w:r>
+        <w:t xml:space="preserve"> </w:t>
+      </w:r>
+      <w:r>
+        <w:t xml:space="preserve">alternate-axis spatial partition, ~O(log n) low-D NN/range; high-D</w:t>
+      </w:r>
+      <w:r>
+        <w:t xml:space="preserve"> </w:t>
+      </w:r>
+      <w:r>
+        <w:t xml:space="preserve">→ HNSW/LSH.</w:t>
+      </w:r>
+    </w:p>
+    <w:p>
+      <w:pPr>
+        <w:pStyle w:val="Compact"/>
+        <w:numPr>
+          <w:ilvl w:val="0"/>
+          <w:numId w:val="1022"/>
+        </w:numPr>
+      </w:pPr>
+      <w:r>
+        <w:rPr>
+          <w:b/>
+          <w:bCs/>
+        </w:rPr>
+        <w:t xml:space="preserve">Wavelet tree</w:t>
+      </w:r>
+      <w:r>
+        <w:t xml:space="preserve"> </w:t>
+      </w:r>
+      <w:r>
+        <w:t xml:space="preserve">(rank/select, k-th in range);</w:t>
+      </w:r>
+      <w:r>
+        <w:t xml:space="preserve"> </w:t>
+      </w:r>
+      <w:r>
+        <w:rPr>
+          <w:b/>
+          <w:bCs/>
+        </w:rPr>
+        <w:t xml:space="preserve">Aho-Corasick</w:t>
+      </w:r>
+      <w:r>
+        <w:t xml:space="preserve"> </w:t>
+      </w:r>
+      <w:r>
+        <w:t xml:space="preserve">(multi-pattern</w:t>
+      </w:r>
+      <w:r>
+        <w:t xml:space="preserve"> </w:t>
+      </w:r>
+      <w:r>
+        <w:t xml:space="preserve">matching = Trie + failure links).</w:t>
+      </w:r>
+    </w:p>
+    <w:bookmarkEnd w:id="44"/>
+    <w:bookmarkStart w:id="45" w:name="module-17-flash-cards"/>
+    <w:p>
+      <w:pPr>
+        <w:pStyle w:val="Heading2"/>
+      </w:pPr>
+      <w:r>
+        <w:t xml:space="preserve">Module 17 — Flash Cards</w:t>
+      </w:r>
+    </w:p>
+    <w:p>
+      <w:pPr>
+        <w:pStyle w:val="Compact"/>
+        <w:numPr>
+          <w:ilvl w:val="0"/>
+          <w:numId w:val="1023"/>
+        </w:numPr>
+      </w:pPr>
+      <w:r>
+        <w:t xml:space="preserve">Q: Redis sorted sets use?</w:t>
+      </w:r>
+      <w:r>
+        <w:t xml:space="preserve"> </w:t>
+      </w:r>
+      <w:r>
+        <w:rPr>
+          <w:b/>
+          <w:bCs/>
+        </w:rPr>
+        <w:t xml:space="preserve">A: skip list.</w:t>
+      </w:r>
+    </w:p>
+    <w:p>
+      <w:pPr>
+        <w:pStyle w:val="Compact"/>
+        <w:numPr>
+          <w:ilvl w:val="0"/>
+          <w:numId w:val="1023"/>
+        </w:numPr>
+      </w:pPr>
+      <w:r>
+        <w:t xml:space="preserve">Q: Treap = ?</w:t>
+      </w:r>
+      <w:r>
+        <w:t xml:space="preserve"> </w:t>
+      </w:r>
+      <w:r>
+        <w:rPr>
+          <w:b/>
+          <w:bCs/>
+        </w:rPr>
+        <w:t xml:space="preserve">A: BST by key + heap by random priority (expected O(log n)).</w:t>
+      </w:r>
+    </w:p>
+    <w:p>
+      <w:pPr>
+        <w:pStyle w:val="Compact"/>
+        <w:numPr>
+          <w:ilvl w:val="0"/>
+          <w:numId w:val="1023"/>
+        </w:numPr>
+      </w:pPr>
+      <w:r>
+        <w:t xml:space="preserve">Q: Suffix array build time?</w:t>
+      </w:r>
+      <w:r>
+        <w:t xml:space="preserve"> </w:t>
+      </w:r>
+      <w:r>
+        <w:rPr>
+          <w:b/>
+          <w:bCs/>
+        </w:rPr>
+        <w:t xml:space="preserve">A: O(n log n) (O(n) with SA-IS).</w:t>
+      </w:r>
+    </w:p>
+    <w:p>
+      <w:pPr>
+        <w:pStyle w:val="Compact"/>
+        <w:numPr>
+          <w:ilvl w:val="0"/>
+          <w:numId w:val="1023"/>
+        </w:numPr>
+      </w:pPr>
+      <w:r>
+        <w:t xml:space="preserve">Q: Persistent update memory/time?</w:t>
+      </w:r>
+      <w:r>
+        <w:t xml:space="preserve"> </w:t>
+      </w:r>
+      <w:r>
+        <w:rPr>
+          <w:b/>
+          <w:bCs/>
+        </w:rPr>
+        <w:t xml:space="preserve">A: O(log n) via path copying.</w:t>
+      </w:r>
+    </w:p>
+    <w:p>
+      <w:pPr>
+        <w:pStyle w:val="Compact"/>
+        <w:numPr>
+          <w:ilvl w:val="0"/>
+          <w:numId w:val="1023"/>
+        </w:numPr>
+      </w:pPr>
+      <w:r>
+        <w:t xml:space="preserve">Q: KD-tree splits how?</w:t>
+      </w:r>
+      <w:r>
+        <w:t xml:space="preserve"> </w:t>
+      </w:r>
+      <w:r>
+        <w:rPr>
+          <w:b/>
+          <w:bCs/>
+        </w:rPr>
+        <w:t xml:space="preserve">A: alternate axis per depth; low-D NN search.</w:t>
+      </w:r>
+    </w:p>
+    <w:p>
+      <w:pPr>
+        <w:pStyle w:val="Compact"/>
+        <w:numPr>
+          <w:ilvl w:val="0"/>
+          <w:numId w:val="1023"/>
+        </w:numPr>
+      </w:pPr>
+      <w:r>
+        <w:t xml:space="preserve">Q: Multi-pattern matching structure?</w:t>
+      </w:r>
+      <w:r>
+        <w:t xml:space="preserve"> </w:t>
+      </w:r>
+      <w:r>
+        <w:rPr>
+          <w:b/>
+          <w:bCs/>
+        </w:rPr>
+        <w:t xml:space="preserve">A: Aho-Corasick (Trie + failure links).</w:t>
+      </w:r>
+    </w:p>
+    <w:p>
+      <w:pPr>
+        <w:pStyle w:val="Compact"/>
+        <w:numPr>
+          <w:ilvl w:val="0"/>
+          <w:numId w:val="1023"/>
+        </w:numPr>
+      </w:pPr>
+      <w:r>
+        <w:t xml:space="preserve">Q: Skip-list node reaches level L with probability?</w:t>
+      </w:r>
+      <w:r>
+        <w:t xml:space="preserve"> </w:t>
+      </w:r>
+      <w:r>
+        <w:rPr>
+          <w:b/>
+          <w:bCs/>
+        </w:rPr>
+        <w:t xml:space="preserve">A: 1/2^L.</w:t>
+      </w:r>
+    </w:p>
+    <w:p>
+      <w:pPr>
+        <w:pStyle w:val="Compact"/>
+        <w:numPr>
+          <w:ilvl w:val="0"/>
+          <w:numId w:val="1023"/>
+        </w:numPr>
+      </w:pPr>
+      <w:r>
+        <w:t xml:space="preserve">Q: Sqrt decomposition query cost?</w:t>
+      </w:r>
+      <w:r>
+        <w:t xml:space="preserve"> </w:t>
+      </w:r>
+      <w:r>
+        <w:rPr>
+          <w:b/>
+          <w:bCs/>
+        </w:rPr>
+        <w:t xml:space="preserve">A: O(√n).</w:t>
+      </w:r>
+    </w:p>
+    <w:p>
+      <w:pPr>
+        <w:pStyle w:val="Compact"/>
+        <w:numPr>
+          <w:ilvl w:val="0"/>
+          <w:numId w:val="1023"/>
+        </w:numPr>
+      </w:pPr>
+      <w:r>
+        <w:t xml:space="preserve">Q: Mo’s algorithm total cost?</w:t>
+      </w:r>
+      <w:r>
+        <w:t xml:space="preserve"> </w:t>
+      </w:r>
+      <w:r>
+        <w:rPr>
+          <w:b/>
+          <w:bCs/>
+        </w:rPr>
+        <w:t xml:space="preserve">A: O((n+q)√n), offline, no updates.</w:t>
+      </w:r>
+    </w:p>
+    <w:p>
+      <w:pPr>
+        <w:pStyle w:val="Compact"/>
+        <w:numPr>
+          <w:ilvl w:val="0"/>
+          <w:numId w:val="1023"/>
+        </w:numPr>
+      </w:pPr>
+      <w:r>
+        <w:t xml:space="preserve">Q: Guaranteed-linear online string index?</w:t>
+      </w:r>
+      <w:r>
+        <w:t xml:space="preserve"> </w:t>
+      </w:r>
+      <w:r>
+        <w:rPr>
+          <w:b/>
+          <w:bCs/>
+        </w:rPr>
+        <w:t xml:space="preserve">A: suffix automaton (SAM).</w:t>
+      </w:r>
+    </w:p>
+    <w:bookmarkEnd w:id="45"/>
+    <w:bookmarkStart w:id="46" w:name="module-17-pattern-recognition"/>
+    <w:p>
+      <w:pPr>
+        <w:pStyle w:val="Heading2"/>
+      </w:pPr>
+      <w:r>
+        <w:t xml:space="preserve">Module 17 — Pattern Recognition</w:t>
+      </w:r>
+    </w:p>
+    <w:p>
+      <w:pPr>
+        <w:pStyle w:val="Compact"/>
+        <w:numPr>
+          <w:ilvl w:val="0"/>
+          <w:numId w:val="1024"/>
+        </w:numPr>
+      </w:pPr>
+      <w:r>
+        <w:t xml:space="preserve">“Ordered set, simple + concurrent”</w:t>
+      </w:r>
+      <w:r>
+        <w:t xml:space="preserve"> </w:t>
+      </w:r>
+      <w:r>
+        <w:t xml:space="preserve">→</w:t>
+      </w:r>
+      <w:r>
+        <w:t xml:space="preserve"> </w:t>
+      </w:r>
+      <w:r>
+        <w:rPr>
+          <w:b/>
+          <w:bCs/>
+        </w:rPr>
+        <w:t xml:space="preserve">skip list</w:t>
+      </w:r>
+      <w:r>
+        <w:t xml:space="preserve">.</w:t>
+      </w:r>
+    </w:p>
+    <w:p>
+      <w:pPr>
+        <w:pStyle w:val="Compact"/>
+        <w:numPr>
+          <w:ilvl w:val="0"/>
+          <w:numId w:val="1024"/>
+        </w:numPr>
+      </w:pPr>
+      <w:r>
+        <w:t xml:space="preserve">“Balanced BST without rotation pain / reverse a subarray”</w:t>
+      </w:r>
+      <w:r>
+        <w:t xml:space="preserve"> </w:t>
+      </w:r>
+      <w:r>
+        <w:t xml:space="preserve">→</w:t>
+      </w:r>
+      <w:r>
+        <w:t xml:space="preserve"> </w:t>
+      </w:r>
+      <w:r>
+        <w:rPr>
+          <w:b/>
+          <w:bCs/>
+        </w:rPr>
+        <w:t xml:space="preserve">treap / implicit</w:t>
+      </w:r>
+      <w:r>
+        <w:rPr>
+          <w:b/>
+          <w:bCs/>
+        </w:rPr>
+        <w:t xml:space="preserve"> </w:t>
+      </w:r>
+      <w:r>
+        <w:rPr>
+          <w:b/>
+          <w:bCs/>
+        </w:rPr>
+        <w:t xml:space="preserve">treap</w:t>
+      </w:r>
+      <w:r>
+        <w:t xml:space="preserve">.</w:t>
+      </w:r>
+    </w:p>
+    <w:p>
+      <w:pPr>
+        <w:pStyle w:val="Compact"/>
+        <w:numPr>
+          <w:ilvl w:val="0"/>
+          <w:numId w:val="1024"/>
+        </w:numPr>
+      </w:pPr>
+      <w:r>
+        <w:t xml:space="preserve">“Many substring/repeated-substring queries on a fixed string”</w:t>
+      </w:r>
+      <w:r>
+        <w:t xml:space="preserve"> </w:t>
+      </w:r>
+      <w:r>
+        <w:t xml:space="preserve">→</w:t>
+      </w:r>
+      <w:r>
+        <w:t xml:space="preserve"> </w:t>
+      </w:r>
+      <w:r>
+        <w:rPr>
+          <w:b/>
+          <w:bCs/>
+        </w:rPr>
+        <w:t xml:space="preserve">suffix array +</w:t>
+      </w:r>
+      <w:r>
+        <w:rPr>
+          <w:b/>
+          <w:bCs/>
+        </w:rPr>
+        <w:t xml:space="preserve"> </w:t>
+      </w:r>
+      <w:r>
+        <w:rPr>
+          <w:b/>
+          <w:bCs/>
+        </w:rPr>
+        <w:t xml:space="preserve">LCP</w:t>
+      </w:r>
+      <w:r>
+        <w:t xml:space="preserve">.</w:t>
+      </w:r>
+    </w:p>
+    <w:p>
+      <w:pPr>
+        <w:pStyle w:val="Compact"/>
+        <w:numPr>
+          <w:ilvl w:val="0"/>
+          <w:numId w:val="1024"/>
+        </w:numPr>
+      </w:pPr>
+      <w:r>
+        <w:t xml:space="preserve">“Query old versions / k-th in a range with updates”</w:t>
+      </w:r>
+      <w:r>
+        <w:t xml:space="preserve"> </w:t>
+      </w:r>
+      <w:r>
+        <w:t xml:space="preserve">→</w:t>
+      </w:r>
+      <w:r>
+        <w:t xml:space="preserve"> </w:t>
+      </w:r>
+      <w:r>
+        <w:rPr>
+          <w:b/>
+          <w:bCs/>
+        </w:rPr>
+        <w:t xml:space="preserve">persistent segment</w:t>
+      </w:r>
+      <w:r>
+        <w:rPr>
+          <w:b/>
+          <w:bCs/>
+        </w:rPr>
+        <w:t xml:space="preserve"> </w:t>
+      </w:r>
+      <w:r>
+        <w:rPr>
+          <w:b/>
+          <w:bCs/>
+        </w:rPr>
+        <w:t xml:space="preserve">tree</w:t>
+      </w:r>
+      <w:r>
+        <w:t xml:space="preserve">.</w:t>
+      </w:r>
+    </w:p>
+    <w:p>
+      <w:pPr>
+        <w:pStyle w:val="Compact"/>
+        <w:numPr>
+          <w:ilvl w:val="0"/>
+          <w:numId w:val="1024"/>
+        </w:numPr>
+      </w:pPr>
+      <w:r>
+        <w:t xml:space="preserve">“Nearest neighbour / range in 2D-3D”</w:t>
+      </w:r>
+      <w:r>
+        <w:t xml:space="preserve"> </w:t>
+      </w:r>
+      <w:r>
+        <w:t xml:space="preserve">→</w:t>
+      </w:r>
+      <w:r>
+        <w:t xml:space="preserve"> </w:t>
+      </w:r>
+      <w:r>
+        <w:rPr>
+          <w:b/>
+          <w:bCs/>
+        </w:rPr>
+        <w:t xml:space="preserve">KD-tree</w:t>
+      </w:r>
+      <w:r>
+        <w:t xml:space="preserve"> </w:t>
+      </w:r>
+      <w:r>
+        <w:t xml:space="preserve">(high-D → ANN, Module 21).</w:t>
+      </w:r>
+    </w:p>
+    <w:p>
+      <w:pPr>
+        <w:pStyle w:val="Compact"/>
+        <w:numPr>
+          <w:ilvl w:val="0"/>
+          <w:numId w:val="1024"/>
+        </w:numPr>
+      </w:pPr>
+      <w:r>
+        <w:t xml:space="preserve">“Match many patterns at once”</w:t>
+      </w:r>
+      <w:r>
+        <w:t xml:space="preserve"> </w:t>
+      </w:r>
+      <w:r>
+        <w:t xml:space="preserve">→</w:t>
+      </w:r>
+      <w:r>
+        <w:t xml:space="preserve"> </w:t>
+      </w:r>
+      <w:r>
+        <w:rPr>
+          <w:b/>
+          <w:bCs/>
+        </w:rPr>
+        <w:t xml:space="preserve">Aho-Corasick</w:t>
+      </w:r>
+      <w:r>
+        <w:t xml:space="preserve">.</w:t>
+      </w:r>
+    </w:p>
+    <w:p>
+      <w:pPr>
+        <w:pStyle w:val="Compact"/>
+        <w:numPr>
+          <w:ilvl w:val="0"/>
+          <w:numId w:val="1024"/>
+        </w:numPr>
+      </w:pPr>
+      <w:r>
+        <w:t xml:space="preserve">“Range query, awkward merge, easy to code, with updates”</w:t>
+      </w:r>
+      <w:r>
+        <w:t xml:space="preserve"> </w:t>
+      </w:r>
+      <w:r>
+        <w:t xml:space="preserve">→</w:t>
+      </w:r>
+      <w:r>
+        <w:t xml:space="preserve"> </w:t>
+      </w:r>
+      <w:r>
+        <w:rPr>
+          <w:b/>
+          <w:bCs/>
+        </w:rPr>
+        <w:t xml:space="preserve">sqrt</w:t>
+      </w:r>
+      <w:r>
+        <w:rPr>
+          <w:b/>
+          <w:bCs/>
+        </w:rPr>
+        <w:t xml:space="preserve"> </w:t>
+      </w:r>
+      <w:r>
+        <w:rPr>
+          <w:b/>
+          <w:bCs/>
+        </w:rPr>
+        <w:t xml:space="preserve">decomposition</w:t>
+      </w:r>
+      <w:r>
+        <w:t xml:space="preserve">.</w:t>
+      </w:r>
+    </w:p>
+    <w:p>
+      <w:pPr>
+        <w:pStyle w:val="Compact"/>
+        <w:numPr>
+          <w:ilvl w:val="0"/>
+          <w:numId w:val="1024"/>
+        </w:numPr>
+      </w:pPr>
+      <w:r>
+        <w:t xml:space="preserve">“Many offline range queries, no updates, count-distinct style”</w:t>
+      </w:r>
+      <w:r>
+        <w:t xml:space="preserve"> </w:t>
+      </w:r>
+      <w:r>
+        <w:t xml:space="preserve">→</w:t>
+      </w:r>
+      <w:r>
+        <w:t xml:space="preserve"> </w:t>
+      </w:r>
+      <w:r>
+        <w:rPr>
+          <w:b/>
+          <w:bCs/>
+        </w:rPr>
+        <w:t xml:space="preserve">Mo’s</w:t>
+      </w:r>
+      <w:r>
+        <w:rPr>
+          <w:b/>
+          <w:bCs/>
+        </w:rPr>
+        <w:t xml:space="preserve"> </w:t>
+      </w:r>
+      <w:r>
+        <w:rPr>
+          <w:b/>
+          <w:bCs/>
+        </w:rPr>
+        <w:t xml:space="preserve">algorithm</w:t>
+      </w:r>
+      <w:r>
+        <w:t xml:space="preserve">.</w:t>
+      </w:r>
+    </w:p>
+    <w:p>
+      <w:pPr>
+        <w:pStyle w:val="Compact"/>
+        <w:numPr>
+          <w:ilvl w:val="0"/>
+          <w:numId w:val="1024"/>
+        </w:numPr>
+      </w:pPr>
+      <w:r>
+        <w:t xml:space="preserve">“Longest common substring of several strings / online char-by-char”</w:t>
+      </w:r>
+      <w:r>
+        <w:t xml:space="preserve"> </w:t>
+      </w:r>
+      <w:r>
+        <w:t xml:space="preserve">→</w:t>
+      </w:r>
+      <w:r>
+        <w:t xml:space="preserve"> </w:t>
+      </w:r>
+      <w:r>
+        <w:rPr>
+          <w:b/>
+          <w:bCs/>
+        </w:rPr>
+        <w:t xml:space="preserve">suffix</w:t>
+      </w:r>
+      <w:r>
+        <w:rPr>
+          <w:b/>
+          <w:bCs/>
+        </w:rPr>
+        <w:t xml:space="preserve"> </w:t>
+      </w:r>
+      <w:r>
+        <w:rPr>
+          <w:b/>
+          <w:bCs/>
+        </w:rPr>
+        <w:t xml:space="preserve">automaton</w:t>
+      </w:r>
+      <w:r>
+        <w:t xml:space="preserve">.</w:t>
+      </w:r>
+    </w:p>
+    <w:bookmarkEnd w:id="46"/>
+    <w:bookmarkStart w:id="47" w:name="module-17-interview-cp-questions"/>
+    <w:p>
+      <w:pPr>
+        <w:pStyle w:val="Heading2"/>
+      </w:pPr>
+      <w:r>
+        <w:t xml:space="preserve">Module 17 — Interview / CP Questions</w:t>
+      </w:r>
+    </w:p>
+    <w:p>
+      <w:pPr>
+        <w:pStyle w:val="Compact"/>
+        <w:numPr>
+          <w:ilvl w:val="0"/>
+          <w:numId w:val="1025"/>
+        </w:numPr>
       </w:pPr>
       <w:r>
         <w:rPr>
           <w:i/>
           <w:iCs/>
         </w:rPr>
-        <w:t xml:space="preserve">End of Module 17. Next: Module 18 — Algorithm Design &amp; Analysis (recurrences,</w:t>
-      </w:r>
+        <w:t xml:space="preserve">Design Redis ZADD/ZRANGE.</w:t>
+      </w:r>
+      <w:r>
+        <w:t xml:space="preserve"> </w:t>
+      </w:r>
+      <w:r>
+        <w:t xml:space="preserve">→ skip list (or balanced BST) ordering.</w:t>
+      </w:r>
+    </w:p>
+    <w:p>
+      <w:pPr>
+        <w:pStyle w:val="Compact"/>
+        <w:numPr>
+          <w:ilvl w:val="0"/>
+          <w:numId w:val="1025"/>
+        </w:numPr>
+      </w:pPr>
       <w:r>
         <w:rPr>
           <w:i/>
           <w:iCs/>
         </w:rPr>
-        <w:t xml:space="preserve"> </w:t>
-      </w:r>
+        <w:t xml:space="preserve">Longest repeated substring.</w:t>
+      </w:r>
+      <w:r>
+        <w:t xml:space="preserve"> </w:t>
+      </w:r>
+      <w:r>
+        <w:t xml:space="preserve">→ suffix array + LCP.</w:t>
+      </w:r>
+    </w:p>
+    <w:p>
+      <w:pPr>
+        <w:pStyle w:val="Compact"/>
+        <w:numPr>
+          <w:ilvl w:val="0"/>
+          <w:numId w:val="1025"/>
+        </w:numPr>
+      </w:pPr>
       <w:r>
         <w:rPr>
           <w:i/>
           <w:iCs/>
         </w:rPr>
-        <w:t xml:space="preserve">Master theorem, amortized analysis, randomized &amp; approximation, P/NP) — with</w:t>
-      </w:r>
+        <w:t xml:space="preserve">k-th smallest in a subarray with updates / historical queries.</w:t>
+      </w:r>
+      <w:r>
+        <w:t xml:space="preserve"> </w:t>
+      </w:r>
+      <w:r>
+        <w:t xml:space="preserve">→ persistent</w:t>
+      </w:r>
+      <w:r>
+        <w:t xml:space="preserve"> </w:t>
+      </w:r>
+      <w:r>
+        <w:t xml:space="preserve">segment tree / wavelet tree.</w:t>
+      </w:r>
+    </w:p>
+    <w:p>
+      <w:pPr>
+        <w:pStyle w:val="Compact"/>
+        <w:numPr>
+          <w:ilvl w:val="0"/>
+          <w:numId w:val="1025"/>
+        </w:numPr>
+      </w:pPr>
       <w:r>
         <w:rPr>
           <w:i/>
           <w:iCs/>
         </w:rPr>
-        <w:t xml:space="preserve"> </w:t>
-      </w:r>
+        <w:t xml:space="preserve">k nearest points.</w:t>
+      </w:r>
+      <w:r>
+        <w:t xml:space="preserve"> </w:t>
+      </w:r>
+      <w:r>
+        <w:t xml:space="preserve">→ KD-tree (low-D) / heap; high-D → ANN.</w:t>
+      </w:r>
+    </w:p>
+    <w:bookmarkEnd w:id="47"/>
+    <w:bookmarkStart w:id="48" w:name="module-17-gate-sebi-rbi-isro-perspective"/>
+    <w:p>
+      <w:pPr>
+        <w:pStyle w:val="Heading2"/>
+      </w:pPr>
+      <w:r>
+        <w:t xml:space="preserve">Module 17 — GATE / SEBI / RBI / ISRO Perspective</w:t>
+      </w:r>
+    </w:p>
+    <w:p>
+      <w:pPr>
+        <w:pStyle w:val="Compact"/>
+        <w:numPr>
+          <w:ilvl w:val="0"/>
+          <w:numId w:val="1026"/>
+        </w:numPr>
+      </w:pPr>
+      <w:r>
+        <w:rPr>
+          <w:b/>
+          <w:bCs/>
+        </w:rPr>
+        <w:t xml:space="preserve">GATE:</w:t>
+      </w:r>
+      <w:r>
+        <w:t xml:space="preserve"> </w:t>
+      </w:r>
+      <w:r>
+        <w:t xml:space="preserve">mostly conceptual — skip-list expected complexity, suffix</w:t>
+      </w:r>
+      <w:r>
+        <w:t xml:space="preserve"> </w:t>
+      </w:r>
+      <w:r>
+        <w:t xml:space="preserve">structures, persistence idea. These are</w:t>
+      </w:r>
+      <w:r>
+        <w:t xml:space="preserve"> </w:t>
+      </w:r>
+      <w:r>
+        <w:rPr>
+          <w:b/>
+          <w:bCs/>
+        </w:rPr>
+        <w:t xml:space="preserve">less frequent</w:t>
+      </w:r>
+      <w:r>
+        <w:t xml:space="preserve">; prioritise</w:t>
+      </w:r>
+      <w:r>
+        <w:t xml:space="preserve"> </w:t>
+      </w:r>
+      <w:r>
+        <w:t xml:space="preserve">M08 (trees), M10 (graphs), M14 (DP) for exams and treat M17 as</w:t>
+      </w:r>
+      <w:r>
+        <w:t xml:space="preserve"> </w:t>
+      </w:r>
+      <w:r>
+        <w:t xml:space="preserve">“recognise the</w:t>
+      </w:r>
+      <w:r>
+        <w:t xml:space="preserve"> </w:t>
+      </w:r>
+      <w:r>
+        <w:t xml:space="preserve">tool”</w:t>
+      </w:r>
+      <w:r>
+        <w:t xml:space="preserve">.</w:t>
+      </w:r>
+    </w:p>
+    <w:p>
+      <w:r>
+        <w:pict>
+          <v:rect style="width:0;height:1.5pt" o:hralign="center" o:hrstd="t" o:hr="t"/>
+        </w:pict>
+      </w:r>
+    </w:p>
+    <w:p>
+      <w:pPr>
+        <w:pStyle w:val="FirstParagraph"/>
+      </w:pPr>
       <w:r>
         <w:rPr>
           <w:i/>
           <w:iCs/>
         </w:rPr>
+        <w:t xml:space="preserve">End of Module 17. Next: Module 18 — Algorithm Design &amp; Analysis (recurrences,</w:t>
+      </w:r>
+      <w:r>
+        <w:rPr>
+          <w:i/>
+          <w:iCs/>
+        </w:rPr>
+        <w:t xml:space="preserve"> </w:t>
+      </w:r>
+      <w:r>
+        <w:rPr>
+          <w:i/>
+          <w:iCs/>
+        </w:rPr>
+        <w:t xml:space="preserve">Master theorem, amortized analysis, randomized &amp; approximation, P/NP) — with</w:t>
+      </w:r>
+      <w:r>
+        <w:rPr>
+          <w:i/>
+          <w:iCs/>
+        </w:rPr>
+        <w:t xml:space="preserve"> </w:t>
+      </w:r>
+      <w:r>
+        <w:rPr>
+          <w:i/>
+          <w:iCs/>
+        </w:rPr>
         <w:t xml:space="preserve">visuals.</w:t>
       </w:r>
     </w:p>
-    <w:bookmarkEnd w:id="33"/>
-    <w:bookmarkEnd w:id="34"/>
+    <w:bookmarkEnd w:id="48"/>
+    <w:bookmarkEnd w:id="49"/>
     <w:sectPr>
       <w:footnotePr>
         <w:numRestart w:val="eachSect"/>
@@ -3212,6 +7493,91 @@
       </w:rPr>
     </w:lvl>
   </w:abstractNum>
+  <w:abstractNum w:abstractNumId="99411">
+    <w:nsid w:val="00A99411"/>
+    <w:multiLevelType w:val="multilevel"/>
+    <w:lvl w:ilvl="0">
+      <w:start w:val="1"/>
+      <w:numFmt w:val="decimal"/>
+      <w:lvlText w:val="%1."/>
+      <w:lvlJc w:val="left"/>
+      <w:pPr>
+        <w:ind w:left="720" w:hanging="360"/>
+      </w:pPr>
+    </w:lvl>
+    <w:lvl w:ilvl="1">
+      <w:start w:val="1"/>
+      <w:numFmt w:val="decimal"/>
+      <w:lvlText w:val="%2."/>
+      <w:lvlJc w:val="left"/>
+      <w:pPr>
+        <w:ind w:left="1440" w:hanging="360"/>
+      </w:pPr>
+    </w:lvl>
+    <w:lvl w:ilvl="2">
+      <w:start w:val="1"/>
+      <w:numFmt w:val="decimal"/>
+      <w:lvlText w:val="%3."/>
+      <w:lvlJc w:val="left"/>
+      <w:pPr>
+        <w:ind w:left="2160" w:hanging="360"/>
+      </w:pPr>
+    </w:lvl>
+    <w:lvl w:ilvl="3">
+      <w:start w:val="1"/>
+      <w:numFmt w:val="decimal"/>
+      <w:lvlText w:val="%4."/>
+      <w:lvlJc w:val="left"/>
+      <w:pPr>
+        <w:ind w:left="2880" w:hanging="360"/>
+      </w:pPr>
+    </w:lvl>
+    <w:lvl w:ilvl="4">
+      <w:start w:val="1"/>
+      <w:numFmt w:val="decimal"/>
+      <w:lvlText w:val="%5."/>
+      <w:lvlJc w:val="left"/>
+      <w:pPr>
+        <w:ind w:left="3600" w:hanging="360"/>
+      </w:pPr>
+    </w:lvl>
+    <w:lvl w:ilvl="5">
+      <w:start w:val="1"/>
+      <w:numFmt w:val="decimal"/>
+      <w:lvlText w:val="%6."/>
+      <w:lvlJc w:val="left"/>
+      <w:pPr>
+        <w:ind w:left="4320" w:hanging="360"/>
+      </w:pPr>
+    </w:lvl>
+    <w:lvl w:ilvl="6">
+      <w:start w:val="1"/>
+      <w:numFmt w:val="decimal"/>
+      <w:lvlText w:val="%7."/>
+      <w:lvlJc w:val="left"/>
+      <w:pPr>
+        <w:ind w:left="5040" w:hanging="360"/>
+      </w:pPr>
+    </w:lvl>
+    <w:lvl w:ilvl="7">
+      <w:start w:val="1"/>
+      <w:numFmt w:val="decimal"/>
+      <w:lvlText w:val="%8."/>
+      <w:lvlJc w:val="left"/>
+      <w:pPr>
+        <w:ind w:left="5760" w:hanging="360"/>
+      </w:pPr>
+    </w:lvl>
+    <w:lvl w:ilvl="8">
+      <w:start w:val="1"/>
+      <w:numFmt w:val="decimal"/>
+      <w:lvlText w:val="%9."/>
+      <w:lvlJc w:val="left"/>
+      <w:pPr>
+        <w:ind w:left="6480" w:hanging="360"/>
+      </w:pPr>
+    </w:lvl>
+  </w:abstractNum>
   <w:abstractNum w:abstractNumId="997214">
     <w:nsid w:val="0A997214"/>
     <w:multiLevelType w:val="multilevel"/>
@@ -3291,91 +7657,6 @@
       <w:start w:val="14"/>
       <w:numFmt w:val="lowerLetter"/>
       <w:lvlText w:val="%9)"/>
-      <w:lvlJc w:val="left"/>
-      <w:pPr>
-        <w:ind w:left="6480" w:hanging="360"/>
-      </w:pPr>
-    </w:lvl>
-  </w:abstractNum>
-  <w:abstractNum w:abstractNumId="99411">
-    <w:nsid w:val="00A99411"/>
-    <w:multiLevelType w:val="multilevel"/>
-    <w:lvl w:ilvl="0">
-      <w:start w:val="1"/>
-      <w:numFmt w:val="decimal"/>
-      <w:lvlText w:val="%1."/>
-      <w:lvlJc w:val="left"/>
-      <w:pPr>
-        <w:ind w:left="720" w:hanging="360"/>
-      </w:pPr>
-    </w:lvl>
-    <w:lvl w:ilvl="1">
-      <w:start w:val="1"/>
-      <w:numFmt w:val="decimal"/>
-      <w:lvlText w:val="%2."/>
-      <w:lvlJc w:val="left"/>
-      <w:pPr>
-        <w:ind w:left="1440" w:hanging="360"/>
-      </w:pPr>
-    </w:lvl>
-    <w:lvl w:ilvl="2">
-      <w:start w:val="1"/>
-      <w:numFmt w:val="decimal"/>
-      <w:lvlText w:val="%3."/>
-      <w:lvlJc w:val="left"/>
-      <w:pPr>
-        <w:ind w:left="2160" w:hanging="360"/>
-      </w:pPr>
-    </w:lvl>
-    <w:lvl w:ilvl="3">
-      <w:start w:val="1"/>
-      <w:numFmt w:val="decimal"/>
-      <w:lvlText w:val="%4."/>
-      <w:lvlJc w:val="left"/>
-      <w:pPr>
-        <w:ind w:left="2880" w:hanging="360"/>
-      </w:pPr>
-    </w:lvl>
-    <w:lvl w:ilvl="4">
-      <w:start w:val="1"/>
-      <w:numFmt w:val="decimal"/>
-      <w:lvlText w:val="%5."/>
-      <w:lvlJc w:val="left"/>
-      <w:pPr>
-        <w:ind w:left="3600" w:hanging="360"/>
-      </w:pPr>
-    </w:lvl>
-    <w:lvl w:ilvl="5">
-      <w:start w:val="1"/>
-      <w:numFmt w:val="decimal"/>
-      <w:lvlText w:val="%6."/>
-      <w:lvlJc w:val="left"/>
-      <w:pPr>
-        <w:ind w:left="4320" w:hanging="360"/>
-      </w:pPr>
-    </w:lvl>
-    <w:lvl w:ilvl="6">
-      <w:start w:val="1"/>
-      <w:numFmt w:val="decimal"/>
-      <w:lvlText w:val="%7."/>
-      <w:lvlJc w:val="left"/>
-      <w:pPr>
-        <w:ind w:left="5040" w:hanging="360"/>
-      </w:pPr>
-    </w:lvl>
-    <w:lvl w:ilvl="7">
-      <w:start w:val="1"/>
-      <w:numFmt w:val="decimal"/>
-      <w:lvlText w:val="%8."/>
-      <w:lvlJc w:val="left"/>
-      <w:pPr>
-        <w:ind w:left="5760" w:hanging="360"/>
-      </w:pPr>
-    </w:lvl>
-    <w:lvl w:ilvl="8">
-      <w:start w:val="1"/>
-      <w:numFmt w:val="decimal"/>
-      <w:lvlText w:val="%9."/>
       <w:lvlJc w:val="left"/>
       <w:pPr>
         <w:ind w:left="6480" w:hanging="360"/>
@@ -3392,12 +7673,108 @@
     <w:abstractNumId w:val="991"/>
   </w:num>
   <w:num w:numId="1003">
-    <w:abstractNumId w:val="991"/>
+    <w:abstractNumId w:val="99411"/>
+    <w:lvlOverride w:ilvl="0">
+      <w:startOverride w:val="1"/>
+    </w:lvlOverride>
+    <w:lvlOverride w:ilvl="1">
+      <w:startOverride w:val="1"/>
+    </w:lvlOverride>
+    <w:lvlOverride w:ilvl="2">
+      <w:startOverride w:val="1"/>
+    </w:lvlOverride>
+    <w:lvlOverride w:ilvl="3">
+      <w:startOverride w:val="1"/>
+    </w:lvlOverride>
+    <w:lvlOverride w:ilvl="4">
+      <w:startOverride w:val="1"/>
+    </w:lvlOverride>
+    <w:lvlOverride w:ilvl="5">
+      <w:startOverride w:val="1"/>
+    </w:lvlOverride>
+    <w:lvlOverride w:ilvl="6">
+      <w:startOverride w:val="1"/>
+    </w:lvlOverride>
+    <w:lvlOverride w:ilvl="7">
+      <w:startOverride w:val="1"/>
+    </w:lvlOverride>
+    <w:lvlOverride w:ilvl="8">
+      <w:startOverride w:val="1"/>
+    </w:lvlOverride>
   </w:num>
   <w:num w:numId="1004">
     <w:abstractNumId w:val="991"/>
   </w:num>
   <w:num w:numId="1005">
+    <w:abstractNumId w:val="991"/>
+  </w:num>
+  <w:num w:numId="1006">
+    <w:abstractNumId w:val="99411"/>
+    <w:lvlOverride w:ilvl="0">
+      <w:startOverride w:val="1"/>
+    </w:lvlOverride>
+    <w:lvlOverride w:ilvl="1">
+      <w:startOverride w:val="1"/>
+    </w:lvlOverride>
+    <w:lvlOverride w:ilvl="2">
+      <w:startOverride w:val="1"/>
+    </w:lvlOverride>
+    <w:lvlOverride w:ilvl="3">
+      <w:startOverride w:val="1"/>
+    </w:lvlOverride>
+    <w:lvlOverride w:ilvl="4">
+      <w:startOverride w:val="1"/>
+    </w:lvlOverride>
+    <w:lvlOverride w:ilvl="5">
+      <w:startOverride w:val="1"/>
+    </w:lvlOverride>
+    <w:lvlOverride w:ilvl="6">
+      <w:startOverride w:val="1"/>
+    </w:lvlOverride>
+    <w:lvlOverride w:ilvl="7">
+      <w:startOverride w:val="1"/>
+    </w:lvlOverride>
+    <w:lvlOverride w:ilvl="8">
+      <w:startOverride w:val="1"/>
+    </w:lvlOverride>
+  </w:num>
+  <w:num w:numId="1007">
+    <w:abstractNumId w:val="991"/>
+  </w:num>
+  <w:num w:numId="1008">
+    <w:abstractNumId w:val="99411"/>
+    <w:lvlOverride w:ilvl="0">
+      <w:startOverride w:val="1"/>
+    </w:lvlOverride>
+    <w:lvlOverride w:ilvl="1">
+      <w:startOverride w:val="1"/>
+    </w:lvlOverride>
+    <w:lvlOverride w:ilvl="2">
+      <w:startOverride w:val="1"/>
+    </w:lvlOverride>
+    <w:lvlOverride w:ilvl="3">
+      <w:startOverride w:val="1"/>
+    </w:lvlOverride>
+    <w:lvlOverride w:ilvl="4">
+      <w:startOverride w:val="1"/>
+    </w:lvlOverride>
+    <w:lvlOverride w:ilvl="5">
+      <w:startOverride w:val="1"/>
+    </w:lvlOverride>
+    <w:lvlOverride w:ilvl="6">
+      <w:startOverride w:val="1"/>
+    </w:lvlOverride>
+    <w:lvlOverride w:ilvl="7">
+      <w:startOverride w:val="1"/>
+    </w:lvlOverride>
+    <w:lvlOverride w:ilvl="8">
+      <w:startOverride w:val="1"/>
+    </w:lvlOverride>
+  </w:num>
+  <w:num w:numId="1009">
+    <w:abstractNumId w:val="991"/>
+  </w:num>
+  <w:num w:numId="1010">
     <w:abstractNumId w:val="997214"/>
     <w:lvlOverride w:ilvl="0">
       <w:startOverride w:val="14"/>
@@ -3427,50 +7804,8 @@
       <w:startOverride w:val="14"/>
     </w:lvlOverride>
   </w:num>
-  <w:num w:numId="1006">
+  <w:num w:numId="1011">
     <w:abstractNumId w:val="991"/>
-  </w:num>
-  <w:num w:numId="1007">
-    <w:abstractNumId w:val="991"/>
-  </w:num>
-  <w:num w:numId="1008">
-    <w:abstractNumId w:val="991"/>
-  </w:num>
-  <w:num w:numId="1009">
-    <w:abstractNumId w:val="991"/>
-  </w:num>
-  <w:num w:numId="1010">
-    <w:abstractNumId w:val="991"/>
-  </w:num>
-  <w:num w:numId="1011">
-    <w:abstractNumId w:val="99411"/>
-    <w:lvlOverride w:ilvl="0">
-      <w:startOverride w:val="1"/>
-    </w:lvlOverride>
-    <w:lvlOverride w:ilvl="1">
-      <w:startOverride w:val="1"/>
-    </w:lvlOverride>
-    <w:lvlOverride w:ilvl="2">
-      <w:startOverride w:val="1"/>
-    </w:lvlOverride>
-    <w:lvlOverride w:ilvl="3">
-      <w:startOverride w:val="1"/>
-    </w:lvlOverride>
-    <w:lvlOverride w:ilvl="4">
-      <w:startOverride w:val="1"/>
-    </w:lvlOverride>
-    <w:lvlOverride w:ilvl="5">
-      <w:startOverride w:val="1"/>
-    </w:lvlOverride>
-    <w:lvlOverride w:ilvl="6">
-      <w:startOverride w:val="1"/>
-    </w:lvlOverride>
-    <w:lvlOverride w:ilvl="7">
-      <w:startOverride w:val="1"/>
-    </w:lvlOverride>
-    <w:lvlOverride w:ilvl="8">
-      <w:startOverride w:val="1"/>
-    </w:lvlOverride>
   </w:num>
   <w:num w:numId="1012">
     <w:abstractNumId w:val="991"/>
@@ -3512,6 +7847,144 @@
     </w:lvlOverride>
   </w:num>
   <w:num w:numId="1016">
+    <w:abstractNumId w:val="991"/>
+  </w:num>
+  <w:num w:numId="1017">
+    <w:abstractNumId w:val="99411"/>
+    <w:lvlOverride w:ilvl="0">
+      <w:startOverride w:val="1"/>
+    </w:lvlOverride>
+    <w:lvlOverride w:ilvl="1">
+      <w:startOverride w:val="1"/>
+    </w:lvlOverride>
+    <w:lvlOverride w:ilvl="2">
+      <w:startOverride w:val="1"/>
+    </w:lvlOverride>
+    <w:lvlOverride w:ilvl="3">
+      <w:startOverride w:val="1"/>
+    </w:lvlOverride>
+    <w:lvlOverride w:ilvl="4">
+      <w:startOverride w:val="1"/>
+    </w:lvlOverride>
+    <w:lvlOverride w:ilvl="5">
+      <w:startOverride w:val="1"/>
+    </w:lvlOverride>
+    <w:lvlOverride w:ilvl="6">
+      <w:startOverride w:val="1"/>
+    </w:lvlOverride>
+    <w:lvlOverride w:ilvl="7">
+      <w:startOverride w:val="1"/>
+    </w:lvlOverride>
+    <w:lvlOverride w:ilvl="8">
+      <w:startOverride w:val="1"/>
+    </w:lvlOverride>
+  </w:num>
+  <w:num w:numId="1018">
+    <w:abstractNumId w:val="991"/>
+  </w:num>
+  <w:num w:numId="1019">
+    <w:abstractNumId w:val="991"/>
+  </w:num>
+  <w:num w:numId="1020">
+    <w:abstractNumId w:val="99411"/>
+    <w:lvlOverride w:ilvl="0">
+      <w:startOverride w:val="1"/>
+    </w:lvlOverride>
+    <w:lvlOverride w:ilvl="1">
+      <w:startOverride w:val="1"/>
+    </w:lvlOverride>
+    <w:lvlOverride w:ilvl="2">
+      <w:startOverride w:val="1"/>
+    </w:lvlOverride>
+    <w:lvlOverride w:ilvl="3">
+      <w:startOverride w:val="1"/>
+    </w:lvlOverride>
+    <w:lvlOverride w:ilvl="4">
+      <w:startOverride w:val="1"/>
+    </w:lvlOverride>
+    <w:lvlOverride w:ilvl="5">
+      <w:startOverride w:val="1"/>
+    </w:lvlOverride>
+    <w:lvlOverride w:ilvl="6">
+      <w:startOverride w:val="1"/>
+    </w:lvlOverride>
+    <w:lvlOverride w:ilvl="7">
+      <w:startOverride w:val="1"/>
+    </w:lvlOverride>
+    <w:lvlOverride w:ilvl="8">
+      <w:startOverride w:val="1"/>
+    </w:lvlOverride>
+  </w:num>
+  <w:num w:numId="1021">
+    <w:abstractNumId w:val="99411"/>
+    <w:lvlOverride w:ilvl="0">
+      <w:startOverride w:val="1"/>
+    </w:lvlOverride>
+    <w:lvlOverride w:ilvl="1">
+      <w:startOverride w:val="1"/>
+    </w:lvlOverride>
+    <w:lvlOverride w:ilvl="2">
+      <w:startOverride w:val="1"/>
+    </w:lvlOverride>
+    <w:lvlOverride w:ilvl="3">
+      <w:startOverride w:val="1"/>
+    </w:lvlOverride>
+    <w:lvlOverride w:ilvl="4">
+      <w:startOverride w:val="1"/>
+    </w:lvlOverride>
+    <w:lvlOverride w:ilvl="5">
+      <w:startOverride w:val="1"/>
+    </w:lvlOverride>
+    <w:lvlOverride w:ilvl="6">
+      <w:startOverride w:val="1"/>
+    </w:lvlOverride>
+    <w:lvlOverride w:ilvl="7">
+      <w:startOverride w:val="1"/>
+    </w:lvlOverride>
+    <w:lvlOverride w:ilvl="8">
+      <w:startOverride w:val="1"/>
+    </w:lvlOverride>
+  </w:num>
+  <w:num w:numId="1022">
+    <w:abstractNumId w:val="991"/>
+  </w:num>
+  <w:num w:numId="1023">
+    <w:abstractNumId w:val="991"/>
+  </w:num>
+  <w:num w:numId="1024">
+    <w:abstractNumId w:val="991"/>
+  </w:num>
+  <w:num w:numId="1025">
+    <w:abstractNumId w:val="99411"/>
+    <w:lvlOverride w:ilvl="0">
+      <w:startOverride w:val="1"/>
+    </w:lvlOverride>
+    <w:lvlOverride w:ilvl="1">
+      <w:startOverride w:val="1"/>
+    </w:lvlOverride>
+    <w:lvlOverride w:ilvl="2">
+      <w:startOverride w:val="1"/>
+    </w:lvlOverride>
+    <w:lvlOverride w:ilvl="3">
+      <w:startOverride w:val="1"/>
+    </w:lvlOverride>
+    <w:lvlOverride w:ilvl="4">
+      <w:startOverride w:val="1"/>
+    </w:lvlOverride>
+    <w:lvlOverride w:ilvl="5">
+      <w:startOverride w:val="1"/>
+    </w:lvlOverride>
+    <w:lvlOverride w:ilvl="6">
+      <w:startOverride w:val="1"/>
+    </w:lvlOverride>
+    <w:lvlOverride w:ilvl="7">
+      <w:startOverride w:val="1"/>
+    </w:lvlOverride>
+    <w:lvlOverride w:ilvl="8">
+      <w:startOverride w:val="1"/>
+    </w:lvlOverride>
+  </w:num>
+  <w:num w:numId="1026">
     <w:abstractNumId w:val="991"/>
   </w:num>
 </w:numbering>

--- a/SITP/DSA-Notes/M17_AdvancedDS.docx
+++ b/SITP/DSA-Notes/M17_AdvancedDS.docx
@@ -8526,24 +8526,34 @@
   <w:style w:default="1" w:styleId="Table" w:type="table">
     <w:name w:val="Table"/>
     <w:basedOn w:val="TableNormal"/>
-    <w:semiHidden/>
-    <w:unhideWhenUsed/>
     <w:qFormat/>
     <w:tblPr>
       <w:tblInd w:type="dxa" w:w="0"/>
+      <w:tblBorders>
+        <w:top w:color="808080" w:space="0" w:sz="4" w:val="single"/>
+        <w:left w:color="808080" w:space="0" w:sz="4" w:val="single"/>
+        <w:bottom w:color="808080" w:space="0" w:sz="4" w:val="single"/>
+        <w:right w:color="808080" w:space="0" w:sz="4" w:val="single"/>
+        <w:insideH w:color="BFBFBF" w:space="0" w:sz="4" w:val="single"/>
+        <w:insideV w:color="BFBFBF" w:space="0" w:sz="4" w:val="single"/>
+      </w:tblBorders>
       <w:tblCellMar>
-        <w:top w:type="dxa" w:w="0"/>
+        <w:top w:type="dxa" w:w="40"/>
         <w:left w:type="dxa" w:w="108"/>
-        <w:bottom w:type="dxa" w:w="0"/>
+        <w:bottom w:type="dxa" w:w="40"/>
         <w:right w:type="dxa" w:w="108"/>
       </w:tblCellMar>
     </w:tblPr>
     <w:tblStylePr w:type="firstRow">
+      <w:rPr>
+        <w:b/>
+      </w:rPr>
       <w:tcPr>
+        <w:shd w:color="auto" w:fill="DDEBF7" w:val="clear"/>
         <w:tcBorders>
-          <w:bottom w:val="single"/>
+          <w:bottom w:color="1F4E78" w:space="0" w:sz="8" w:val="single"/>
         </w:tcBorders>
-        <w:vAlign w:val="bottom"/>
+        <w:vAlign w:val="center"/>
       </w:tcPr>
     </w:tblStylePr>
   </w:style>
